--- a/backend/models/comercial/Proposta comercial hidrojateamento.docx
+++ b/backend/models/comercial/Proposta comercial hidrojateamento.docx
@@ -3193,7 +3193,7 @@
           <w:ilvl w:val="0"/>
           <w:numId w:val="2"/>
         </w:numPr>
-        <w:spacing w:after="0" w:line="240" w:lineRule="auto"/>
+        <w:spacing w:after="120" w:line="240" w:lineRule="auto" w:before="0"/>
         <w:jc w:val="both"/>
       </w:pPr>
       <w:r>
@@ -3206,14 +3206,6 @@
         </w:rPr>
         <w:t>- Descrição dos serviços que serão executados:</w:t>
       </w:r>
-    </w:p>
-    <w:p>
-      <w:pPr>
-        <w:pStyle w:val="PargrafodaLista"/>
-        <w:spacing w:after="0" w:line="240" w:lineRule="auto"/>
-        <w:ind w:left="360"/>
-        <w:jc w:val="both"/>
-      </w:pPr>
     </w:p>
     <w:p>
       <w:pPr>
@@ -3222,7 +3214,7 @@
           <w:ilvl w:val="1"/>
           <w:numId w:val="2"/>
         </w:numPr>
-        <w:spacing w:after="0" w:line="240" w:lineRule="auto"/>
+        <w:spacing w:after="120" w:line="240" w:lineRule="auto" w:before="0"/>
         <w:jc w:val="both"/>
         <w:rPr>
           <w:rFonts w:ascii="Arial" w:hAnsi="Arial" w:cs="Arial"/>
@@ -3271,7 +3263,7 @@
           <w:ilvl w:val="1"/>
           <w:numId w:val="2"/>
         </w:numPr>
-        <w:spacing w:after="0" w:line="240" w:lineRule="auto"/>
+        <w:spacing w:after="120" w:line="240" w:lineRule="auto" w:before="0"/>
         <w:jc w:val="both"/>
         <w:rPr>
           <w:rFonts w:ascii="Arial" w:hAnsi="Arial" w:cs="Arial"/>
@@ -3286,7 +3278,7 @@
     <w:p>
       <w:pPr>
         <w:pStyle w:val="PargrafodaLista"/>
-        <w:spacing w:after="0" w:line="240" w:lineRule="auto"/>
+        <w:spacing w:after="120" w:line="240" w:lineRule="auto" w:before="0"/>
         <w:ind w:left="1068"/>
         <w:jc w:val="both"/>
         <w:rPr>
@@ -3295,43 +3287,6 @@
           <w:szCs w:val="20"/>
         </w:rPr>
       </w:pPr>
-    </w:p>
-    <w:p>
-      <w:pPr>
-        <w:spacing w:after="0" w:line="240" w:lineRule="auto"/>
-        <w:jc w:val="both"/>
-        <w:rPr>
-          <w:rFonts w:ascii="Arial" w:hAnsi="Arial" w:cs="Arial"/>
-          <w:sz w:val="20"/>
-          <w:szCs w:val="20"/>
-        </w:rPr>
-      </w:pPr>
-    </w:p>
-    <w:p>
-      <w:pPr>
-        <w:pStyle w:val="PargrafodaLista"/>
-        <w:spacing w:after="0" w:line="240" w:lineRule="auto"/>
-        <w:ind w:left="1068"/>
-        <w:jc w:val="both"/>
-        <w:rPr>
-          <w:rFonts w:ascii="Arial" w:hAnsi="Arial" w:cs="Arial"/>
-          <w:sz w:val="20"/>
-          <w:szCs w:val="20"/>
-        </w:rPr>
-      </w:pPr>
-    </w:p>
-    <w:p>
-      <w:pPr>
-        <w:pStyle w:val="PargrafodaLista"/>
-        <w:spacing w:after="0" w:line="240" w:lineRule="auto"/>
-        <w:ind w:left="1068"/>
-        <w:jc w:val="both"/>
-        <w:rPr>
-          <w:rFonts w:ascii="Arial" w:hAnsi="Arial" w:cs="Arial"/>
-          <w:sz w:val="20"/>
-          <w:szCs w:val="20"/>
-        </w:rPr>
-      </w:pPr>
       <w:r>
         <w:rPr>
           <w:rFonts w:ascii="Arial" w:hAnsi="Arial" w:cs="Arial"/>
@@ -3341,28 +3296,6 @@
         </w:rPr>
         <w:t xml:space="preserve">hidrojateamento em tubulações deverá utilizar estritamente máximo 20k de pressão (é proibido 40k). </w:t>
       </w:r>
-    </w:p>
-    <w:p>
-      <w:pPr>
-        <w:rPr>
-          <w:rFonts w:ascii="Arial" w:eastAsia="Arial" w:hAnsi="Arial"/>
-          <w:b/>
-          <w:bCs/>
-          <w:sz w:val="20"/>
-          <w:szCs w:val="20"/>
-        </w:rPr>
-      </w:pPr>
-    </w:p>
-    <w:p>
-      <w:pPr>
-        <w:rPr>
-          <w:rFonts w:ascii="Arial" w:eastAsia="Arial" w:hAnsi="Arial"/>
-          <w:b/>
-          <w:bCs/>
-          <w:sz w:val="20"/>
-          <w:szCs w:val="20"/>
-        </w:rPr>
-      </w:pPr>
     </w:p>
     <w:p>
       <w:pPr>
@@ -3377,6 +3310,7 @@
           <w:sz w:val="20"/>
           <w:szCs w:val="20"/>
         </w:rPr>
+        <w:spacing w:before="0" w:after="120"/>
       </w:pPr>
       <w:r>
         <w:rPr>
@@ -3399,18 +3333,6 @@
         </w:rPr>
         <w:t>Matriz geral de responsabilidade</w:t>
       </w:r>
-    </w:p>
-    <w:p>
-      <w:pPr>
-        <w:pStyle w:val="PargrafodaLista"/>
-        <w:ind w:left="360"/>
-        <w:rPr>
-          <w:rFonts w:ascii="Arial" w:hAnsi="Arial" w:cs="Arial"/>
-          <w:b/>
-          <w:sz w:val="20"/>
-          <w:szCs w:val="20"/>
-        </w:rPr>
-      </w:pPr>
     </w:p>
     <w:bookmarkEnd w:id="1"/>
     <w:p>
@@ -3426,6 +3348,7 @@
           <w:sz w:val="20"/>
           <w:szCs w:val="20"/>
         </w:rPr>
+        <w:spacing w:before="0" w:after="120"/>
       </w:pPr>
       <w:r>
         <w:rPr>
@@ -4884,7 +4807,7 @@
           </w:tcPr>
           <w:p>
             <w:pPr>
-              <w:spacing w:before="100" w:beforeAutospacing="1" w:after="3840" w:line="240" w:lineRule="auto"/>
+              <w:spacing w:before="0" w:after="120" w:line="240" w:lineRule="auto"/>
               <w:jc w:val="both"/>
               <w:rPr>
                 <w:rFonts w:ascii="Arial" w:eastAsia="Arial" w:hAnsi="Arial" w:cs="Arial"/>
@@ -4908,18 +4831,6 @@
         </w:tc>
       </w:tr>
     </w:tbl>
-    <w:p>
-      <w:pPr>
-        <w:pStyle w:val="PargrafodaLista"/>
-        <w:ind w:left="1068"/>
-        <w:rPr>
-          <w:rFonts w:ascii="Arial" w:hAnsi="Arial" w:cs="Arial"/>
-          <w:b/>
-          <w:sz w:val="20"/>
-          <w:szCs w:val="20"/>
-        </w:rPr>
-      </w:pPr>
-    </w:p>
     <w:p>
       <w:pPr>
         <w:pStyle w:val="PargrafodaLista"/>
@@ -4933,6 +4844,7 @@
           <w:sz w:val="20"/>
           <w:szCs w:val="20"/>
         </w:rPr>
+        <w:spacing w:before="0" w:after="120"/>
       </w:pPr>
       <w:r>
         <w:rPr>
@@ -5267,34 +5179,12 @@
     </w:tbl>
     <w:p>
       <w:pPr>
-        <w:spacing w:after="0" w:line="240" w:lineRule="auto"/>
-        <w:jc w:val="both"/>
-        <w:rPr>
-          <w:rFonts w:ascii="Arial" w:eastAsia="Arial" w:hAnsi="Arial"/>
-          <w:sz w:val="20"/>
-          <w:szCs w:val="20"/>
-        </w:rPr>
-      </w:pPr>
-    </w:p>
-    <w:p>
-      <w:pPr>
-        <w:spacing w:after="0" w:line="240" w:lineRule="auto"/>
-        <w:jc w:val="both"/>
-        <w:rPr>
-          <w:rFonts w:ascii="Arial" w:eastAsia="Arial" w:hAnsi="Arial"/>
-          <w:sz w:val="20"/>
-          <w:szCs w:val="20"/>
-        </w:rPr>
-      </w:pPr>
-    </w:p>
-    <w:p>
-      <w:pPr>
         <w:pStyle w:val="PargrafodaLista"/>
         <w:numPr>
           <w:ilvl w:val="0"/>
           <w:numId w:val="2"/>
         </w:numPr>
-        <w:spacing w:after="0" w:line="240" w:lineRule="auto"/>
+        <w:spacing w:after="120" w:line="240" w:lineRule="auto" w:before="0"/>
         <w:jc w:val="both"/>
       </w:pPr>
       <w:r>
@@ -5317,14 +5207,6 @@
         </w:rPr>
         <w:t>:</w:t>
       </w:r>
-    </w:p>
-    <w:p>
-      <w:pPr>
-        <w:pStyle w:val="PargrafodaLista"/>
-        <w:spacing w:after="0" w:line="240" w:lineRule="auto"/>
-        <w:ind w:left="360"/>
-        <w:jc w:val="both"/>
-      </w:pPr>
     </w:p>
     <w:p>
       <w:pPr>
@@ -5333,7 +5215,7 @@
           <w:ilvl w:val="1"/>
           <w:numId w:val="2"/>
         </w:numPr>
-        <w:spacing w:after="0" w:line="240" w:lineRule="auto"/>
+        <w:spacing w:after="120" w:line="240" w:lineRule="auto" w:before="0"/>
         <w:jc w:val="both"/>
       </w:pPr>
       <w:r>
@@ -5373,14 +5255,6 @@
         </w:rPr>
         <w:t>após o recebimento do pedido de compras ou assinatura do contrato.</w:t>
       </w:r>
-    </w:p>
-    <w:p>
-      <w:pPr>
-        <w:pStyle w:val="PargrafodaLista"/>
-        <w:spacing w:after="0" w:line="240" w:lineRule="auto"/>
-        <w:ind w:left="1068"/>
-        <w:jc w:val="both"/>
-      </w:pPr>
     </w:p>
     <w:p>
       <w:pPr>
@@ -5389,7 +5263,7 @@
           <w:ilvl w:val="2"/>
           <w:numId w:val="2"/>
         </w:numPr>
-        <w:spacing w:after="0" w:line="240" w:lineRule="auto"/>
+        <w:spacing w:after="120" w:line="240" w:lineRule="auto" w:before="0"/>
         <w:jc w:val="both"/>
       </w:pPr>
       <w:r>
@@ -5399,37 +5273,6 @@
           <w:szCs w:val="20"/>
         </w:rPr>
         <w:t xml:space="preserve">O texto acima deve ser válido a cada mudança de data para atendimento.  </w:t>
-      </w:r>
-    </w:p>
-    <w:p>
-      <w:pPr>
-        <w:spacing w:after="0" w:line="240" w:lineRule="auto"/>
-        <w:jc w:val="both"/>
-        <w:rPr>
-          <w:rFonts w:ascii="Arial" w:eastAsia="Arial" w:hAnsi="Arial"/>
-        </w:rPr>
-      </w:pPr>
-      <w:r>
-        <w:rPr>
-          <w:rFonts w:ascii="Arial" w:eastAsia="Arial" w:hAnsi="Arial"/>
-          <w:sz w:val="20"/>
-          <w:szCs w:val="20"/>
-        </w:rPr>
-        <w:t xml:space="preserve"> </w:t>
-      </w:r>
-    </w:p>
-    <w:p>
-      <w:pPr>
-        <w:spacing w:after="0" w:line="240" w:lineRule="auto"/>
-        <w:jc w:val="both"/>
-      </w:pPr>
-      <w:r>
-        <w:rPr>
-          <w:rFonts w:ascii="Arial" w:eastAsia="Arial" w:hAnsi="Arial"/>
-          <w:sz w:val="20"/>
-          <w:szCs w:val="20"/>
-        </w:rPr>
-        <w:t xml:space="preserve"> </w:t>
       </w:r>
     </w:p>
     <w:p>
@@ -5439,7 +5282,7 @@
           <w:ilvl w:val="0"/>
           <w:numId w:val="2"/>
         </w:numPr>
-        <w:spacing w:after="0" w:line="240" w:lineRule="auto"/>
+        <w:spacing w:after="120" w:line="240" w:lineRule="auto" w:before="0"/>
         <w:jc w:val="both"/>
       </w:pPr>
       <w:r>
@@ -5452,14 +5295,6 @@
         </w:rPr>
         <w:t>- Prazo para execução dos serviços:</w:t>
       </w:r>
-    </w:p>
-    <w:p>
-      <w:pPr>
-        <w:pStyle w:val="PargrafodaLista"/>
-        <w:spacing w:after="0" w:line="240" w:lineRule="auto"/>
-        <w:ind w:left="360"/>
-        <w:jc w:val="both"/>
-      </w:pPr>
     </w:p>
     <w:p>
       <w:pPr>
@@ -5467,7 +5302,7 @@
         <w:autoSpaceDE w:val="0"/>
         <w:autoSpaceDN w:val="0"/>
         <w:adjustRightInd w:val="0"/>
-        <w:spacing w:after="0" w:line="240" w:lineRule="auto"/>
+        <w:spacing w:after="120" w:line="240" w:lineRule="auto" w:before="0"/>
         <w:ind w:left="360"/>
         <w:jc w:val="both"/>
         <w:rPr>
@@ -5484,14 +5319,6 @@
         </w:rPr>
         <w:t>O cronograma apresentado leva em consideração a disponibilidade de todas as frentes de serviço prontas e liberadas para a equipe Filtrovali. É importante ressaltar que qualquer indisponibilidade das frentes de serviço para a equipe da Filtrovali poderá resultar em alterações no cronograma.</w:t>
       </w:r>
-    </w:p>
-    <w:p>
-      <w:pPr>
-        <w:pStyle w:val="PargrafodaLista"/>
-        <w:spacing w:after="0" w:line="240" w:lineRule="auto"/>
-        <w:ind w:left="360"/>
-        <w:jc w:val="both"/>
-      </w:pPr>
     </w:p>
     <w:p>
       <w:pPr>
@@ -5500,7 +5327,7 @@
           <w:ilvl w:val="1"/>
           <w:numId w:val="2"/>
         </w:numPr>
-        <w:spacing w:after="0" w:line="240" w:lineRule="auto"/>
+        <w:spacing w:after="120" w:line="240" w:lineRule="auto" w:before="0"/>
         <w:jc w:val="both"/>
       </w:pPr>
       <w:r>
@@ -5528,14 +5355,6 @@
         </w:rPr>
         <w:t xml:space="preserve"> dia(s);</w:t>
       </w:r>
-    </w:p>
-    <w:p>
-      <w:pPr>
-        <w:pStyle w:val="PargrafodaLista"/>
-        <w:spacing w:after="0" w:line="240" w:lineRule="auto"/>
-        <w:ind w:left="1068"/>
-        <w:jc w:val="both"/>
-      </w:pPr>
     </w:p>
     <w:p>
       <w:pPr>
@@ -5544,7 +5363,7 @@
           <w:ilvl w:val="2"/>
           <w:numId w:val="2"/>
         </w:numPr>
-        <w:spacing w:after="0" w:line="240" w:lineRule="auto"/>
+        <w:spacing w:after="120" w:line="240" w:lineRule="auto" w:before="0"/>
         <w:jc w:val="both"/>
       </w:pPr>
       <w:r>
@@ -5572,14 +5391,6 @@
         </w:rPr>
         <w:t xml:space="preserve"> dia(s);</w:t>
       </w:r>
-    </w:p>
-    <w:p>
-      <w:pPr>
-        <w:pStyle w:val="PargrafodaLista"/>
-        <w:spacing w:after="0" w:line="240" w:lineRule="auto"/>
-        <w:ind w:left="2136"/>
-        <w:jc w:val="both"/>
-      </w:pPr>
     </w:p>
     <w:p>
       <w:pPr>
@@ -5588,7 +5399,7 @@
           <w:ilvl w:val="2"/>
           <w:numId w:val="2"/>
         </w:numPr>
-        <w:spacing w:after="0" w:line="240" w:lineRule="auto"/>
+        <w:spacing w:after="120" w:line="240" w:lineRule="auto" w:before="0"/>
         <w:jc w:val="both"/>
       </w:pPr>
       <w:r>
@@ -5616,14 +5427,6 @@
         </w:rPr>
         <w:t xml:space="preserve"> dia(as)</w:t>
       </w:r>
-    </w:p>
-    <w:p>
-      <w:pPr>
-        <w:pStyle w:val="PargrafodaLista"/>
-        <w:spacing w:after="0" w:line="240" w:lineRule="auto"/>
-        <w:ind w:left="1068"/>
-        <w:jc w:val="both"/>
-      </w:pPr>
     </w:p>
     <w:p>
       <w:pPr>
@@ -5632,7 +5435,7 @@
           <w:ilvl w:val="1"/>
           <w:numId w:val="2"/>
         </w:numPr>
-        <w:spacing w:after="0" w:line="240" w:lineRule="auto"/>
+        <w:spacing w:after="120" w:line="240" w:lineRule="auto" w:before="0"/>
         <w:jc w:val="both"/>
       </w:pPr>
       <w:r>
@@ -5663,13 +5466,7 @@
     </w:p>
     <w:p>
       <w:pPr>
-        <w:spacing w:after="0" w:line="240" w:lineRule="auto"/>
-        <w:jc w:val="both"/>
-      </w:pPr>
-    </w:p>
-    <w:p>
-      <w:pPr>
-        <w:spacing w:after="0" w:line="240" w:lineRule="auto"/>
+        <w:spacing w:after="120" w:line="240" w:lineRule="auto" w:before="0"/>
         <w:ind w:firstLine="708"/>
         <w:jc w:val="both"/>
       </w:pPr>
@@ -5680,31 +5477,6 @@
           <w:szCs w:val="20"/>
         </w:rPr>
         <w:t>NOTA: O prazo de deslocamento não está incluso ao prazo previsto de permanência em obra.</w:t>
-      </w:r>
-    </w:p>
-    <w:p>
-      <w:pPr>
-        <w:spacing w:after="0" w:line="240" w:lineRule="auto"/>
-        <w:jc w:val="both"/>
-        <w:rPr>
-          <w:rFonts w:ascii="Arial" w:eastAsia="Arial" w:hAnsi="Arial"/>
-          <w:sz w:val="20"/>
-          <w:szCs w:val="20"/>
-        </w:rPr>
-      </w:pPr>
-    </w:p>
-    <w:p>
-      <w:pPr>
-        <w:spacing w:after="0" w:line="240" w:lineRule="auto"/>
-        <w:jc w:val="both"/>
-      </w:pPr>
-      <w:r>
-        <w:rPr>
-          <w:rFonts w:ascii="Arial" w:eastAsia="Arial" w:hAnsi="Arial"/>
-          <w:sz w:val="20"/>
-          <w:szCs w:val="20"/>
-        </w:rPr>
-        <w:t xml:space="preserve"> </w:t>
       </w:r>
     </w:p>
     <w:p>
@@ -5714,7 +5486,7 @@
           <w:ilvl w:val="0"/>
           <w:numId w:val="2"/>
         </w:numPr>
-        <w:spacing w:after="0" w:line="240" w:lineRule="auto"/>
+        <w:spacing w:after="120" w:line="240" w:lineRule="auto" w:before="0"/>
         <w:jc w:val="both"/>
       </w:pPr>
       <w:r>
@@ -5731,22 +5503,9 @@
     <w:p>
       <w:pPr>
         <w:pStyle w:val="PargrafodaLista"/>
-        <w:spacing w:after="0" w:line="240" w:lineRule="auto"/>
+        <w:spacing w:after="120" w:line="240" w:lineRule="auto" w:before="0"/>
         <w:ind w:left="360"/>
         <w:jc w:val="both"/>
-        <w:rPr>
-          <w:rFonts w:ascii="Arial" w:eastAsia="Arial" w:hAnsi="Arial"/>
-          <w:sz w:val="20"/>
-          <w:szCs w:val="20"/>
-        </w:rPr>
-      </w:pPr>
-    </w:p>
-    <w:p>
-      <w:pPr>
-        <w:pStyle w:val="PargrafodaLista"/>
-        <w:spacing w:after="0" w:line="240" w:lineRule="auto"/>
-        <w:ind w:left="360"/>
-        <w:jc w:val="both"/>
       </w:pPr>
       <w:r>
         <w:rPr>
@@ -5756,12 +5515,6 @@
         </w:rPr>
         <w:t xml:space="preserve">O horário de entrada e saída das equipes em obra é flexível podendo se adaptar ao horário do projeto em questão, desde que não ultrapasse 44 horas semanais conforme normas previstas na CLT. </w:t>
       </w:r>
-    </w:p>
-    <w:p>
-      <w:pPr>
-        <w:spacing w:after="0" w:line="240" w:lineRule="auto"/>
-        <w:jc w:val="both"/>
-      </w:pPr>
     </w:p>
     <w:p>
       <w:pPr>
@@ -5770,7 +5523,7 @@
           <w:ilvl w:val="1"/>
           <w:numId w:val="2"/>
         </w:numPr>
-        <w:spacing w:after="0" w:line="240" w:lineRule="auto"/>
+        <w:spacing w:after="120" w:line="240" w:lineRule="auto" w:before="0"/>
         <w:jc w:val="both"/>
       </w:pPr>
       <w:r>
@@ -5805,14 +5558,6 @@
         </w:rPr>
         <w:t xml:space="preserve"> </w:t>
       </w:r>
-    </w:p>
-    <w:p>
-      <w:pPr>
-        <w:pStyle w:val="PargrafodaLista"/>
-        <w:spacing w:after="0" w:line="240" w:lineRule="auto"/>
-        <w:ind w:left="1068"/>
-        <w:jc w:val="both"/>
-      </w:pPr>
     </w:p>
     <w:p>
       <w:pPr>
@@ -5821,7 +5566,7 @@
           <w:ilvl w:val="2"/>
           <w:numId w:val="2"/>
         </w:numPr>
-        <w:spacing w:after="0" w:line="360" w:lineRule="auto"/>
+        <w:spacing w:after="120" w:line="360" w:lineRule="auto" w:before="0"/>
         <w:jc w:val="both"/>
       </w:pPr>
       <w:r>
@@ -5840,7 +5585,7 @@
           <w:ilvl w:val="2"/>
           <w:numId w:val="2"/>
         </w:numPr>
-        <w:spacing w:after="0" w:line="360" w:lineRule="auto"/>
+        <w:spacing w:after="120" w:line="360" w:lineRule="auto" w:before="0"/>
         <w:jc w:val="both"/>
       </w:pPr>
       <w:r>
@@ -5859,7 +5604,7 @@
           <w:ilvl w:val="1"/>
           <w:numId w:val="2"/>
         </w:numPr>
-        <w:spacing w:after="0" w:line="240" w:lineRule="auto"/>
+        <w:spacing w:after="120" w:line="240" w:lineRule="auto" w:before="0"/>
         <w:jc w:val="both"/>
       </w:pPr>
       <w:r>
@@ -5902,14 +5647,6 @@
         </w:rPr>
         <w:t xml:space="preserve"> </w:t>
       </w:r>
-    </w:p>
-    <w:p>
-      <w:pPr>
-        <w:pStyle w:val="PargrafodaLista"/>
-        <w:spacing w:after="0" w:line="240" w:lineRule="auto"/>
-        <w:ind w:left="1068"/>
-        <w:jc w:val="both"/>
-      </w:pPr>
     </w:p>
     <w:p>
       <w:pPr>
@@ -5918,7 +5655,7 @@
           <w:ilvl w:val="2"/>
           <w:numId w:val="2"/>
         </w:numPr>
-        <w:spacing w:after="0" w:line="360" w:lineRule="auto"/>
+        <w:spacing w:after="120" w:line="360" w:lineRule="auto" w:before="0"/>
         <w:jc w:val="both"/>
         <w:rPr>
           <w:rFonts w:ascii="Arial" w:eastAsia="Arial" w:hAnsi="Arial"/>
@@ -5944,7 +5681,7 @@
     </w:p>
     <w:p>
       <w:pPr>
-        <w:spacing w:after="0" w:line="240" w:lineRule="auto"/>
+        <w:spacing w:after="120" w:line="240" w:lineRule="auto" w:before="0"/>
         <w:ind w:firstLine="708"/>
         <w:jc w:val="both"/>
         <w:rPr>
@@ -5961,34 +5698,6 @@
         </w:rPr>
         <w:t xml:space="preserve">Notas: Os trabalhos em horas extras (sábados, domingos, feriados e além do previsto no item 6.1) poderão ser executados quando solicitado pela Contratante. Será feito o registro em RDO, indicado no campo Horas Extras e lançado na medição como adicional. </w:t>
       </w:r>
-    </w:p>
-    <w:p>
-      <w:pPr>
-        <w:autoSpaceDE w:val="0"/>
-        <w:autoSpaceDN w:val="0"/>
-        <w:adjustRightInd w:val="0"/>
-        <w:spacing w:after="0" w:line="240" w:lineRule="auto"/>
-        <w:rPr>
-          <w:rFonts w:ascii="Arial" w:hAnsi="Arial" w:cs="Arial"/>
-          <w:b/>
-          <w:sz w:val="20"/>
-          <w:szCs w:val="20"/>
-        </w:rPr>
-      </w:pPr>
-    </w:p>
-    <w:p>
-      <w:pPr>
-        <w:autoSpaceDE w:val="0"/>
-        <w:autoSpaceDN w:val="0"/>
-        <w:adjustRightInd w:val="0"/>
-        <w:spacing w:after="0" w:line="240" w:lineRule="auto"/>
-        <w:rPr>
-          <w:rFonts w:ascii="Arial" w:hAnsi="Arial" w:cs="Arial"/>
-          <w:b/>
-          <w:sz w:val="20"/>
-          <w:szCs w:val="20"/>
-        </w:rPr>
-      </w:pPr>
     </w:p>
     <w:p>
       <w:pPr>
@@ -5997,7 +5706,7 @@
           <w:ilvl w:val="0"/>
           <w:numId w:val="2"/>
         </w:numPr>
-        <w:spacing w:after="0" w:line="240" w:lineRule="auto"/>
+        <w:spacing w:after="120" w:line="240" w:lineRule="auto" w:before="0"/>
         <w:jc w:val="both"/>
       </w:pPr>
       <w:r>
@@ -6031,17 +5740,9 @@
     <w:p>
       <w:pPr>
         <w:pStyle w:val="PargrafodaLista"/>
-        <w:spacing w:after="0" w:line="240" w:lineRule="auto"/>
+        <w:spacing w:after="120" w:line="240" w:lineRule="auto" w:before="0"/>
         <w:ind w:left="360"/>
         <w:jc w:val="both"/>
-      </w:pPr>
-    </w:p>
-    <w:p>
-      <w:pPr>
-        <w:pStyle w:val="PargrafodaLista"/>
-        <w:spacing w:after="0" w:line="240" w:lineRule="auto"/>
-        <w:ind w:left="360"/>
-        <w:jc w:val="both"/>
         <w:rPr>
           <w:rFonts w:ascii="Arial" w:eastAsia="Arial" w:hAnsi="Arial"/>
           <w:sz w:val="20"/>
@@ -6080,14 +5781,6 @@
         </w:rPr>
         <w:t>:</w:t>
       </w:r>
-    </w:p>
-    <w:p>
-      <w:pPr>
-        <w:pStyle w:val="PargrafodaLista"/>
-        <w:spacing w:after="0" w:line="240" w:lineRule="auto"/>
-        <w:ind w:left="360"/>
-        <w:jc w:val="both"/>
-      </w:pPr>
     </w:p>
     <w:tbl>
       <w:tblPr>
@@ -6458,19 +6151,8 @@
     </w:tbl>
     <w:p>
       <w:pPr>
-        <w:spacing w:after="0" w:line="240" w:lineRule="auto"/>
-        <w:jc w:val="both"/>
-        <w:rPr>
-          <w:rFonts w:ascii="Arial" w:eastAsia="Arial" w:hAnsi="Arial"/>
-          <w:sz w:val="20"/>
-          <w:szCs w:val="20"/>
-        </w:rPr>
-      </w:pPr>
-    </w:p>
-    <w:p>
-      <w:pPr>
         <w:pStyle w:val="PargrafodaLista"/>
-        <w:spacing w:after="0" w:line="240" w:lineRule="auto"/>
+        <w:spacing w:after="120" w:line="240" w:lineRule="auto" w:before="0"/>
         <w:ind w:left="360"/>
         <w:jc w:val="both"/>
         <w:rPr>
@@ -6503,19 +6185,6 @@
         </w:rPr>
         <w:t>:</w:t>
       </w:r>
-    </w:p>
-    <w:p>
-      <w:pPr>
-        <w:pStyle w:val="PargrafodaLista"/>
-        <w:spacing w:after="0" w:line="240" w:lineRule="auto"/>
-        <w:ind w:left="360"/>
-        <w:jc w:val="both"/>
-        <w:rPr>
-          <w:rFonts w:ascii="Arial" w:eastAsia="Arial" w:hAnsi="Arial"/>
-          <w:sz w:val="20"/>
-          <w:szCs w:val="20"/>
-        </w:rPr>
-      </w:pPr>
     </w:p>
     <w:tbl>
       <w:tblPr>
@@ -6878,34 +6547,12 @@
     </w:tbl>
     <w:p>
       <w:pPr>
-        <w:spacing w:after="0" w:line="240" w:lineRule="auto"/>
-        <w:jc w:val="both"/>
-        <w:rPr>
-          <w:rFonts w:ascii="Arial" w:eastAsia="Arial" w:hAnsi="Arial"/>
-          <w:sz w:val="20"/>
-          <w:szCs w:val="20"/>
-        </w:rPr>
-      </w:pPr>
-    </w:p>
-    <w:p>
-      <w:pPr>
-        <w:spacing w:after="0" w:line="240" w:lineRule="auto"/>
-        <w:jc w:val="both"/>
-        <w:rPr>
-          <w:rFonts w:ascii="Arial" w:eastAsia="Arial" w:hAnsi="Arial"/>
-          <w:sz w:val="20"/>
-          <w:szCs w:val="20"/>
-        </w:rPr>
-      </w:pPr>
-    </w:p>
-    <w:p>
-      <w:pPr>
         <w:pStyle w:val="PargrafodaLista"/>
         <w:numPr>
           <w:ilvl w:val="0"/>
           <w:numId w:val="2"/>
         </w:numPr>
-        <w:spacing w:after="0" w:line="240" w:lineRule="auto"/>
+        <w:spacing w:after="120" w:line="240" w:lineRule="auto" w:before="0"/>
         <w:jc w:val="both"/>
       </w:pPr>
       <w:r>
@@ -6918,14 +6565,6 @@
         </w:rPr>
         <w:t>- Condições de pagamento:</w:t>
       </w:r>
-    </w:p>
-    <w:p>
-      <w:pPr>
-        <w:pStyle w:val="PargrafodaLista"/>
-        <w:spacing w:after="0" w:line="240" w:lineRule="auto"/>
-        <w:ind w:left="360"/>
-        <w:jc w:val="both"/>
-      </w:pPr>
     </w:p>
     <w:p>
       <w:pPr>
@@ -6934,7 +6573,7 @@
           <w:ilvl w:val="1"/>
           <w:numId w:val="2"/>
         </w:numPr>
-        <w:spacing w:after="0" w:line="240" w:lineRule="auto"/>
+        <w:spacing w:after="120" w:line="240" w:lineRule="auto" w:before="0"/>
         <w:jc w:val="both"/>
       </w:pPr>
       <w:r>
@@ -6974,14 +6613,6 @@
         </w:rPr>
         <w:t xml:space="preserve"> antecipado na confirmação dos serviços (recebimento de pedido de compras, contrato ou aceite da proposta por e-mail. Favor aguardar espelho da nota de serviço para efetuar o pagamento;</w:t>
       </w:r>
-    </w:p>
-    <w:p>
-      <w:pPr>
-        <w:pStyle w:val="PargrafodaLista"/>
-        <w:spacing w:after="0" w:line="240" w:lineRule="auto"/>
-        <w:ind w:left="1068"/>
-        <w:jc w:val="both"/>
-      </w:pPr>
     </w:p>
     <w:p>
       <w:pPr>
@@ -6990,7 +6621,7 @@
           <w:ilvl w:val="1"/>
           <w:numId w:val="2"/>
         </w:numPr>
-        <w:spacing w:after="0" w:line="240" w:lineRule="auto"/>
+        <w:spacing w:after="120" w:line="240" w:lineRule="auto" w:before="0"/>
         <w:jc w:val="both"/>
       </w:pPr>
       <w:r>
@@ -7053,16 +6684,6 @@
         </w:rPr>
         <w:t>(Obs. após a entrega da medição a contratante deverá devolver a mesma em até 48 horas, caso não ocorra a Filtrovali irá considerar a medição como aceita e será emitida a nota para devida cobrança);</w:t>
       </w:r>
-    </w:p>
-    <w:p>
-      <w:pPr>
-        <w:pStyle w:val="PargrafodaLista"/>
-        <w:rPr>
-          <w:rFonts w:ascii="Arial" w:eastAsia="Arial" w:hAnsi="Arial"/>
-          <w:sz w:val="20"/>
-          <w:szCs w:val="20"/>
-        </w:rPr>
-      </w:pPr>
     </w:p>
     <w:p>
       <w:pPr>
@@ -7071,7 +6692,7 @@
           <w:ilvl w:val="1"/>
           <w:numId w:val="2"/>
         </w:numPr>
-        <w:spacing w:after="0" w:line="240" w:lineRule="auto"/>
+        <w:spacing w:after="120" w:line="240" w:lineRule="auto" w:before="0"/>
         <w:jc w:val="both"/>
       </w:pPr>
       <w:r>
@@ -7085,7 +6706,7 @@
     </w:p>
     <w:p>
       <w:pPr>
-        <w:spacing w:after="0" w:line="240" w:lineRule="auto"/>
+        <w:spacing w:after="120" w:line="240" w:lineRule="auto" w:before="0"/>
         <w:ind w:firstLine="708"/>
         <w:jc w:val="both"/>
         <w:rPr>
@@ -7094,18 +6715,6 @@
           <w:szCs w:val="20"/>
         </w:rPr>
       </w:pPr>
-    </w:p>
-    <w:p>
-      <w:pPr>
-        <w:spacing w:after="0" w:line="240" w:lineRule="auto"/>
-        <w:ind w:firstLine="708"/>
-        <w:jc w:val="both"/>
-        <w:rPr>
-          <w:rFonts w:ascii="Arial" w:eastAsia="Arial" w:hAnsi="Arial"/>
-          <w:sz w:val="20"/>
-          <w:szCs w:val="20"/>
-        </w:rPr>
-      </w:pPr>
       <w:r>
         <w:rPr>
           <w:rFonts w:ascii="Arial" w:eastAsia="Arial" w:hAnsi="Arial"/>
@@ -7114,18 +6723,6 @@
         </w:rPr>
         <w:t>Em caso de atraso no pagamento de qualquer valor previsto nesta proposta, incidirá sobre o montante em aberto:</w:t>
       </w:r>
-    </w:p>
-    <w:p>
-      <w:pPr>
-        <w:spacing w:after="0" w:line="240" w:lineRule="auto"/>
-        <w:ind w:firstLine="708"/>
-        <w:jc w:val="both"/>
-        <w:rPr>
-          <w:rFonts w:ascii="Arial" w:eastAsia="Arial" w:hAnsi="Arial"/>
-          <w:sz w:val="20"/>
-          <w:szCs w:val="20"/>
-        </w:rPr>
-      </w:pPr>
     </w:p>
     <w:p>
       <w:pPr>
@@ -7134,7 +6731,7 @@
           <w:ilvl w:val="0"/>
           <w:numId w:val="1"/>
         </w:numPr>
-        <w:spacing w:after="0" w:line="240" w:lineRule="auto"/>
+        <w:spacing w:after="120" w:line="240" w:lineRule="auto" w:before="0"/>
         <w:jc w:val="both"/>
         <w:rPr>
           <w:rFonts w:ascii="Arial" w:eastAsia="Arial" w:hAnsi="Arial"/>
@@ -7158,19 +6755,6 @@
         </w:rPr>
         <w:t>ulta moratória de 2% (dois por cento) sobre o valor da parcela em atraso;</w:t>
       </w:r>
-    </w:p>
-    <w:p>
-      <w:pPr>
-        <w:pStyle w:val="PargrafodaLista"/>
-        <w:spacing w:after="0" w:line="240" w:lineRule="auto"/>
-        <w:ind w:left="1068"/>
-        <w:jc w:val="both"/>
-        <w:rPr>
-          <w:rFonts w:ascii="Arial" w:eastAsia="Arial" w:hAnsi="Arial"/>
-          <w:sz w:val="20"/>
-          <w:szCs w:val="20"/>
-        </w:rPr>
-      </w:pPr>
     </w:p>
     <w:p>
       <w:pPr>
@@ -7179,7 +6763,7 @@
           <w:ilvl w:val="0"/>
           <w:numId w:val="1"/>
         </w:numPr>
-        <w:spacing w:after="0" w:line="240" w:lineRule="auto"/>
+        <w:spacing w:after="120" w:line="240" w:lineRule="auto" w:before="0"/>
         <w:jc w:val="both"/>
         <w:rPr>
           <w:rFonts w:ascii="Arial" w:eastAsia="Arial" w:hAnsi="Arial"/>
@@ -7206,18 +6790,7 @@
     </w:p>
     <w:p>
       <w:pPr>
-        <w:spacing w:after="0" w:line="240" w:lineRule="auto"/>
-        <w:jc w:val="both"/>
-        <w:rPr>
-          <w:rFonts w:ascii="Arial" w:eastAsia="Arial" w:hAnsi="Arial"/>
-          <w:sz w:val="20"/>
-          <w:szCs w:val="20"/>
-        </w:rPr>
-      </w:pPr>
-    </w:p>
-    <w:p>
-      <w:pPr>
-        <w:spacing w:after="0" w:line="240" w:lineRule="auto"/>
+        <w:spacing w:after="120" w:line="240" w:lineRule="auto" w:before="0"/>
         <w:ind w:firstLine="708"/>
         <w:jc w:val="both"/>
         <w:rPr>
@@ -7234,30 +6807,6 @@
         </w:rPr>
         <w:t>O não pagamento nos prazos acordados poderá acarretar a suspensão imediata dos serviços até a regularização dos valores pendentes, sem prejuízo da adoção das medidas legais cabíveis e da cobrança dos custos adicionais decorrentes da paralisação.</w:t>
       </w:r>
-    </w:p>
-    <w:p>
-      <w:pPr>
-        <w:spacing w:after="0" w:line="240" w:lineRule="auto"/>
-        <w:ind w:firstLine="708"/>
-        <w:jc w:val="both"/>
-        <w:rPr>
-          <w:rFonts w:ascii="Arial" w:eastAsia="Arial" w:hAnsi="Arial"/>
-          <w:sz w:val="20"/>
-          <w:szCs w:val="20"/>
-        </w:rPr>
-      </w:pPr>
-    </w:p>
-    <w:p>
-      <w:pPr>
-        <w:spacing w:after="0" w:line="240" w:lineRule="auto"/>
-        <w:ind w:firstLine="708"/>
-        <w:jc w:val="both"/>
-        <w:rPr>
-          <w:rFonts w:ascii="Arial" w:eastAsia="Arial" w:hAnsi="Arial"/>
-          <w:sz w:val="20"/>
-          <w:szCs w:val="20"/>
-        </w:rPr>
-      </w:pPr>
     </w:p>
     <w:p>
       <w:pPr>
@@ -7266,7 +6815,7 @@
           <w:ilvl w:val="0"/>
           <w:numId w:val="2"/>
         </w:numPr>
-        <w:spacing w:after="0" w:line="240" w:lineRule="auto"/>
+        <w:spacing w:after="120" w:line="240" w:lineRule="auto" w:before="0"/>
         <w:jc w:val="both"/>
       </w:pPr>
       <w:r>
@@ -7279,14 +6828,6 @@
         </w:rPr>
         <w:t>- Observações:</w:t>
       </w:r>
-    </w:p>
-    <w:p>
-      <w:pPr>
-        <w:pStyle w:val="PargrafodaLista"/>
-        <w:spacing w:after="0" w:line="240" w:lineRule="auto"/>
-        <w:ind w:left="360"/>
-        <w:jc w:val="both"/>
-      </w:pPr>
     </w:p>
     <w:p>
       <w:pPr>
@@ -7295,7 +6836,7 @@
           <w:ilvl w:val="1"/>
           <w:numId w:val="2"/>
         </w:numPr>
-        <w:spacing w:after="0" w:line="240" w:lineRule="auto"/>
+        <w:spacing w:after="120" w:line="240" w:lineRule="auto" w:before="0"/>
         <w:jc w:val="both"/>
       </w:pPr>
       <w:r>
@@ -7337,14 +6878,6 @@
         </w:rPr>
         <w:t>;</w:t>
       </w:r>
-    </w:p>
-    <w:p>
-      <w:pPr>
-        <w:pStyle w:val="PargrafodaLista"/>
-        <w:spacing w:after="0" w:line="240" w:lineRule="auto"/>
-        <w:ind w:left="1068"/>
-        <w:jc w:val="both"/>
-      </w:pPr>
     </w:p>
     <w:p>
       <w:pPr>
@@ -7353,7 +6886,7 @@
           <w:ilvl w:val="1"/>
           <w:numId w:val="2"/>
         </w:numPr>
-        <w:spacing w:after="0" w:line="240" w:lineRule="auto"/>
+        <w:spacing w:after="120" w:line="240" w:lineRule="auto" w:before="0"/>
         <w:jc w:val="both"/>
       </w:pPr>
       <w:r>
@@ -7364,12 +6897,6 @@
         </w:rPr>
         <w:t>Condições de Stand by e Mobilização Adicional:</w:t>
       </w:r>
-    </w:p>
-    <w:p>
-      <w:pPr>
-        <w:spacing w:after="0" w:line="240" w:lineRule="auto"/>
-        <w:jc w:val="both"/>
-      </w:pPr>
     </w:p>
     <w:tbl>
       <w:tblPr>
@@ -7487,7 +7014,7 @@
                 <w:szCs w:val="20"/>
                 <w:lang w:val="en-US"/>
               </w:rPr>
-              <w:t xml:space="preserve">R$ </w:t>
+              <w:t xml:space="preserve">{{valor_standby}}</w:t>
             </w:r>
             <w:r>
               <w:rPr>
@@ -7497,7 +7024,7 @@
                 <w:szCs w:val="20"/>
                 <w:lang w:val="en-US"/>
               </w:rPr>
-              <w:t xml:space="preserve">{{valor_standby}}</w:t>
+              <w:t xml:space="preserve"/>
             </w:r>
             <w:r>
               <w:rPr>
@@ -7556,7 +7083,7 @@
                 <w:sz w:val="20"/>
                 <w:szCs w:val="20"/>
               </w:rPr>
-              <w:t xml:space="preserve">R$ </w:t>
+              <w:t xml:space="preserve">{{diaria_equipamento}}</w:t>
             </w:r>
             <w:r>
               <w:rPr>
@@ -7566,7 +7093,7 @@
                 <w:szCs w:val="20"/>
                 <w:lang w:val="en-US"/>
               </w:rPr>
-              <w:t xml:space="preserve">{{diaria_equipamento}}</w:t>
+              <w:t xml:space="preserve"/>
             </w:r>
           </w:p>
         </w:tc>
@@ -7616,7 +7143,7 @@
                 <w:sz w:val="20"/>
                 <w:szCs w:val="20"/>
               </w:rPr>
-              <w:t xml:space="preserve">R$  </w:t>
+              <w:t xml:space="preserve">{{valor_desmob_extra}}</w:t>
             </w:r>
             <w:r>
               <w:rPr>
@@ -7626,13 +7153,12 @@
                 <w:szCs w:val="20"/>
                 <w:lang w:val="en-US"/>
               </w:rPr>
-              <w:t xml:space="preserve">{{valor_desmob_extra}}</w:t>
+              <w:t xml:space="preserve"/>
             </w:r>
           </w:p>
         </w:tc>
       </w:tr>
     </w:tbl>
-    <w:p/>
     <w:p>
       <w:pPr>
         <w:pStyle w:val="PargrafodaLista"/>
@@ -7640,7 +7166,7 @@
           <w:ilvl w:val="2"/>
           <w:numId w:val="2"/>
         </w:numPr>
-        <w:spacing w:after="0" w:line="240" w:lineRule="auto"/>
+        <w:spacing w:after="120" w:line="240" w:lineRule="auto" w:before="0"/>
         <w:jc w:val="both"/>
       </w:pPr>
       <w:r>
@@ -7657,29 +7183,13 @@
     <w:p>
       <w:pPr>
         <w:pStyle w:val="PargrafodaLista"/>
-        <w:spacing w:after="0" w:line="240" w:lineRule="auto"/>
+        <w:spacing w:after="120" w:line="240" w:lineRule="auto" w:before="0"/>
         <w:ind w:left="2136"/>
         <w:jc w:val="both"/>
       </w:pPr>
-    </w:p>
-    <w:p>
-      <w:pPr>
-        <w:pStyle w:val="PargrafodaLista"/>
-        <w:spacing w:after="0" w:line="240" w:lineRule="auto"/>
-        <w:ind w:left="2136"/>
-        <w:jc w:val="both"/>
-      </w:pPr>
       <w:r>
         <w:t>O serviço é um pacote fechado, sendo assim, qualquer interferência que gere impacto ou não no cronograma será aplicada a diária (stand-by) por ter interferência direta na performance do projeto.</w:t>
       </w:r>
-    </w:p>
-    <w:p>
-      <w:pPr>
-        <w:pStyle w:val="PargrafodaLista"/>
-        <w:spacing w:after="0" w:line="240" w:lineRule="auto"/>
-        <w:ind w:left="2136"/>
-        <w:jc w:val="both"/>
-      </w:pPr>
     </w:p>
     <w:p>
       <w:pPr>
@@ -7688,7 +7198,7 @@
           <w:ilvl w:val="2"/>
           <w:numId w:val="2"/>
         </w:numPr>
-        <w:spacing w:after="0" w:line="240" w:lineRule="auto"/>
+        <w:spacing w:after="120" w:line="240" w:lineRule="auto" w:before="0"/>
         <w:jc w:val="both"/>
       </w:pPr>
       <w:r>
@@ -7704,26 +7214,14 @@
     </w:p>
     <w:p>
       <w:pPr>
-        <w:spacing w:after="0" w:line="240" w:lineRule="auto"/>
-        <w:jc w:val="both"/>
-      </w:pPr>
-    </w:p>
-    <w:p>
-      <w:pPr>
         <w:pStyle w:val="PargrafodaLista"/>
-        <w:spacing w:after="0" w:line="240" w:lineRule="auto"/>
+        <w:spacing w:after="120" w:line="240" w:lineRule="auto" w:before="0"/>
         <w:ind w:left="2136"/>
         <w:jc w:val="both"/>
       </w:pPr>
       <w:r>
         <w:t>O serviço é um pacote fechado, sendo assim, qualquer interferência que gere impacto ou não no cronograma será aplicada a diária (stand-by) por ter interferência direta na performance do projeto.</w:t>
       </w:r>
-    </w:p>
-    <w:p>
-      <w:pPr>
-        <w:spacing w:after="0" w:line="240" w:lineRule="auto"/>
-        <w:jc w:val="both"/>
-      </w:pPr>
     </w:p>
     <w:p>
       <w:pPr>
@@ -7732,7 +7230,7 @@
           <w:ilvl w:val="2"/>
           <w:numId w:val="2"/>
         </w:numPr>
-        <w:spacing w:after="0" w:line="240" w:lineRule="auto"/>
+        <w:spacing w:after="120" w:line="240" w:lineRule="auto" w:before="0"/>
         <w:jc w:val="both"/>
       </w:pPr>
       <w:r>
@@ -7748,34 +7246,13 @@
     </w:p>
     <w:p>
       <w:pPr>
-        <w:spacing w:after="0" w:line="240" w:lineRule="auto"/>
-        <w:jc w:val="both"/>
-        <w:rPr>
-          <w:rFonts w:ascii="Arial" w:eastAsia="Arial" w:hAnsi="Arial"/>
-          <w:sz w:val="20"/>
-          <w:szCs w:val="20"/>
-        </w:rPr>
-      </w:pPr>
-    </w:p>
-    <w:p>
-      <w:pPr>
-        <w:spacing w:after="0" w:line="240" w:lineRule="auto"/>
-        <w:jc w:val="both"/>
-        <w:rPr>
-          <w:rFonts w:ascii="Arial" w:eastAsia="Arial" w:hAnsi="Arial"/>
-          <w:sz w:val="20"/>
-          <w:szCs w:val="20"/>
-        </w:rPr>
-      </w:pPr>
-    </w:p>
-    <w:p>
-      <w:pPr>
         <w:pStyle w:val="PargrafodaLista"/>
         <w:rPr>
           <w:rFonts w:ascii="Arial" w:eastAsia="Arial" w:hAnsi="Arial"/>
           <w:sz w:val="20"/>
           <w:szCs w:val="20"/>
         </w:rPr>
+        <w:spacing w:before="0" w:after="120"/>
       </w:pPr>
       <w:r>
         <w:rPr>
@@ -7785,16 +7262,6 @@
         </w:rPr>
         <w:t>NOTA: O solicitante terá que formalizar o pedido de desmobilização por e-mail expressando acordo com o item 9.3 /ou item 9.4.</w:t>
       </w:r>
-    </w:p>
-    <w:p>
-      <w:pPr>
-        <w:pStyle w:val="PargrafodaLista"/>
-        <w:rPr>
-          <w:rFonts w:ascii="Arial" w:eastAsia="Arial" w:hAnsi="Arial"/>
-          <w:sz w:val="20"/>
-          <w:szCs w:val="20"/>
-        </w:rPr>
-      </w:pPr>
     </w:p>
     <w:p>
       <w:pPr>
@@ -7803,7 +7270,7 @@
           <w:ilvl w:val="1"/>
           <w:numId w:val="2"/>
         </w:numPr>
-        <w:spacing w:after="0" w:line="240" w:lineRule="auto"/>
+        <w:spacing w:after="120" w:line="240" w:lineRule="auto" w:before="0"/>
         <w:jc w:val="both"/>
       </w:pPr>
       <w:r>
@@ -7814,14 +7281,6 @@
         </w:rPr>
         <w:t>No caso de prorrogação da data de início dos trabalhos já confirmada pela Contratante, por motivos não imputáveis a Filtrovali, será considerado uma diária no valor de R$ 4.500,00 por dia corrido prorrogado a título de stand by de equipe e equipamento;</w:t>
       </w:r>
-    </w:p>
-    <w:p>
-      <w:pPr>
-        <w:pStyle w:val="PargrafodaLista"/>
-        <w:spacing w:after="0" w:line="240" w:lineRule="auto"/>
-        <w:ind w:left="1068"/>
-        <w:jc w:val="both"/>
-      </w:pPr>
     </w:p>
     <w:p>
       <w:pPr>
@@ -7830,7 +7289,7 @@
           <w:ilvl w:val="1"/>
           <w:numId w:val="2"/>
         </w:numPr>
-        <w:spacing w:after="0" w:line="240" w:lineRule="auto"/>
+        <w:spacing w:after="120" w:line="240" w:lineRule="auto" w:before="0"/>
         <w:jc w:val="both"/>
       </w:pPr>
       <w:r>
@@ -7841,16 +7300,6 @@
         </w:rPr>
         <w:t>Índice de reajuste anual pelo IGPM ou 10%, será aplicado o maior índice anual;</w:t>
       </w:r>
-    </w:p>
-    <w:p>
-      <w:pPr>
-        <w:pStyle w:val="PargrafodaLista"/>
-        <w:rPr>
-          <w:rFonts w:ascii="Arial" w:eastAsia="Arial" w:hAnsi="Arial"/>
-          <w:sz w:val="20"/>
-          <w:szCs w:val="20"/>
-        </w:rPr>
-      </w:pPr>
     </w:p>
     <w:p>
       <w:pPr>
@@ -7859,7 +7308,7 @@
           <w:ilvl w:val="1"/>
           <w:numId w:val="2"/>
         </w:numPr>
-        <w:spacing w:after="0" w:line="240" w:lineRule="auto"/>
+        <w:spacing w:after="120" w:line="240" w:lineRule="auto" w:before="0"/>
         <w:jc w:val="both"/>
       </w:pPr>
       <w:r>
@@ -7870,16 +7319,6 @@
         </w:rPr>
         <w:t xml:space="preserve"> A proposta deverá fazer parte integrante do contrato;</w:t>
       </w:r>
-    </w:p>
-    <w:p>
-      <w:pPr>
-        <w:pStyle w:val="PargrafodaLista"/>
-        <w:rPr>
-          <w:rFonts w:ascii="Arial" w:eastAsia="Arial" w:hAnsi="Arial"/>
-          <w:sz w:val="20"/>
-          <w:szCs w:val="20"/>
-        </w:rPr>
-      </w:pPr>
     </w:p>
     <w:p>
       <w:pPr>
@@ -7888,7 +7327,7 @@
           <w:ilvl w:val="1"/>
           <w:numId w:val="2"/>
         </w:numPr>
-        <w:spacing w:after="0" w:line="240" w:lineRule="auto"/>
+        <w:spacing w:after="120" w:line="240" w:lineRule="auto" w:before="0"/>
         <w:jc w:val="both"/>
       </w:pPr>
       <w:r>
@@ -7899,16 +7338,6 @@
         </w:rPr>
         <w:t>A Filtrovali possui PCMSO, PGR, LTCAT e ASO, todos esses de acordo com todas as atividades desenvolvidas por ela. Se necessário emissão de ARTs, PCMSO, PGR, LTCAT e ASO, inclusive Seguro de responsabilidade Civil, específicos para o projeto em questão, por intermédio do Cliente final ou Contratante, os custos para emissão destes documentos específicos, serão repassados a Contratante;</w:t>
       </w:r>
-    </w:p>
-    <w:p>
-      <w:pPr>
-        <w:pStyle w:val="PargrafodaLista"/>
-        <w:rPr>
-          <w:rFonts w:ascii="Arial" w:eastAsia="Arial" w:hAnsi="Arial"/>
-          <w:sz w:val="20"/>
-          <w:szCs w:val="20"/>
-        </w:rPr>
-      </w:pPr>
     </w:p>
     <w:p>
       <w:pPr>
@@ -7917,7 +7346,7 @@
           <w:ilvl w:val="1"/>
           <w:numId w:val="2"/>
         </w:numPr>
-        <w:spacing w:after="0" w:line="240" w:lineRule="auto"/>
+        <w:spacing w:after="120" w:line="240" w:lineRule="auto" w:before="0"/>
         <w:jc w:val="both"/>
       </w:pPr>
       <w:r>
@@ -7928,16 +7357,6 @@
         </w:rPr>
         <w:t>A garantia mínima de faturamento é o quantitativo descrito como escopo original (item 7);</w:t>
       </w:r>
-    </w:p>
-    <w:p>
-      <w:pPr>
-        <w:pStyle w:val="PargrafodaLista"/>
-        <w:rPr>
-          <w:rFonts w:ascii="Arial" w:hAnsi="Arial" w:cs="Arial"/>
-          <w:sz w:val="20"/>
-          <w:szCs w:val="20"/>
-        </w:rPr>
-      </w:pPr>
     </w:p>
     <w:p>
       <w:pPr>
@@ -7946,7 +7365,7 @@
           <w:ilvl w:val="1"/>
           <w:numId w:val="2"/>
         </w:numPr>
-        <w:spacing w:after="0" w:line="240" w:lineRule="auto"/>
+        <w:spacing w:after="120" w:line="240" w:lineRule="auto" w:before="0"/>
         <w:jc w:val="both"/>
       </w:pPr>
       <w:r>
@@ -7966,16 +7385,6 @@
         </w:rPr>
         <w:t>;</w:t>
       </w:r>
-    </w:p>
-    <w:p>
-      <w:pPr>
-        <w:pStyle w:val="PargrafodaLista"/>
-        <w:rPr>
-          <w:rFonts w:ascii="Arial" w:hAnsi="Arial" w:cs="Arial"/>
-          <w:sz w:val="20"/>
-          <w:szCs w:val="20"/>
-        </w:rPr>
-      </w:pPr>
     </w:p>
     <w:p>
       <w:pPr>
@@ -7984,7 +7393,7 @@
           <w:ilvl w:val="1"/>
           <w:numId w:val="2"/>
         </w:numPr>
-        <w:spacing w:after="0" w:line="240" w:lineRule="auto"/>
+        <w:spacing w:after="120" w:line="240" w:lineRule="auto" w:before="0"/>
         <w:jc w:val="both"/>
       </w:pPr>
       <w:r>
@@ -8003,18 +7412,6 @@
         </w:rPr>
         <w:t>.</w:t>
       </w:r>
-    </w:p>
-    <w:p>
-      <w:pPr>
-        <w:spacing w:after="0" w:line="240" w:lineRule="auto"/>
-        <w:jc w:val="both"/>
-      </w:pPr>
-    </w:p>
-    <w:p>
-      <w:pPr>
-        <w:spacing w:after="0" w:line="240" w:lineRule="auto"/>
-        <w:jc w:val="both"/>
-      </w:pPr>
     </w:p>
     <w:p>
       <w:pPr>
@@ -8023,7 +7420,7 @@
           <w:ilvl w:val="0"/>
           <w:numId w:val="2"/>
         </w:numPr>
-        <w:spacing w:after="0" w:line="240" w:lineRule="auto"/>
+        <w:spacing w:after="120" w:line="240" w:lineRule="auto" w:before="0"/>
         <w:jc w:val="both"/>
         <w:rPr>
           <w:rFonts w:ascii="Arial" w:eastAsia="Arial" w:hAnsi="Arial"/>
@@ -8049,21 +7446,6 @@
         </w:rPr>
         <w:t xml:space="preserve"> </w:t>
       </w:r>
-    </w:p>
-    <w:p>
-      <w:pPr>
-        <w:pStyle w:val="PargrafodaLista"/>
-        <w:spacing w:after="0" w:line="240" w:lineRule="auto"/>
-        <w:ind w:left="360"/>
-        <w:jc w:val="both"/>
-        <w:rPr>
-          <w:rFonts w:ascii="Arial" w:eastAsia="Arial" w:hAnsi="Arial"/>
-          <w:b/>
-          <w:bCs/>
-          <w:sz w:val="20"/>
-          <w:szCs w:val="20"/>
-        </w:rPr>
-      </w:pPr>
     </w:p>
     <w:p>
       <w:pPr>
@@ -8072,7 +7454,7 @@
           <w:ilvl w:val="1"/>
           <w:numId w:val="2"/>
         </w:numPr>
-        <w:spacing w:after="0" w:line="240" w:lineRule="auto"/>
+        <w:spacing w:after="120" w:line="240" w:lineRule="auto" w:before="0"/>
         <w:jc w:val="both"/>
         <w:rPr>
           <w:rFonts w:ascii="Arial" w:eastAsia="Arial" w:hAnsi="Arial"/>
@@ -8090,21 +7472,6 @@
         </w:rPr>
         <w:t>A Filtrovali se enquadra no regime tributário do lucro presumido.</w:t>
       </w:r>
-    </w:p>
-    <w:p>
-      <w:pPr>
-        <w:pStyle w:val="PargrafodaLista"/>
-        <w:spacing w:after="0" w:line="240" w:lineRule="auto"/>
-        <w:ind w:left="1068"/>
-        <w:jc w:val="both"/>
-        <w:rPr>
-          <w:rFonts w:ascii="Arial" w:eastAsia="Arial" w:hAnsi="Arial"/>
-          <w:b/>
-          <w:bCs/>
-          <w:sz w:val="20"/>
-          <w:szCs w:val="20"/>
-        </w:rPr>
-      </w:pPr>
     </w:p>
     <w:p>
       <w:pPr>
@@ -8113,7 +7480,7 @@
           <w:ilvl w:val="2"/>
           <w:numId w:val="2"/>
         </w:numPr>
-        <w:spacing w:after="0" w:line="240" w:lineRule="auto"/>
+        <w:spacing w:after="120" w:line="240" w:lineRule="auto" w:before="0"/>
         <w:jc w:val="both"/>
         <w:rPr>
           <w:rFonts w:ascii="Arial" w:eastAsia="Arial" w:hAnsi="Arial"/>
@@ -8135,7 +7502,7 @@
     <w:p>
       <w:pPr>
         <w:pStyle w:val="PargrafodaLista"/>
-        <w:spacing w:after="0" w:line="240" w:lineRule="auto"/>
+        <w:spacing w:after="120" w:line="240" w:lineRule="auto" w:before="0"/>
         <w:ind w:left="360"/>
         <w:jc w:val="both"/>
         <w:rPr>
@@ -8144,65 +7511,39 @@
           <w:szCs w:val="20"/>
         </w:rPr>
       </w:pPr>
+      <w:r>
+        <w:rPr>
+          <w:rFonts w:ascii="Arial" w:eastAsia="Arial" w:hAnsi="Arial"/>
+          <w:sz w:val="20"/>
+          <w:szCs w:val="20"/>
+        </w:rPr>
+        <w:t xml:space="preserve">Em conformidade com a Constituição Federal (Art. 146) e a Lei Complementar nº 116/2003, o serviço realizado pela Filtrovali está enquadrado no código </w:t>
+      </w:r>
+      <w:r>
+        <w:rPr>
+          <w:rFonts w:ascii="Arial" w:eastAsia="Arial" w:hAnsi="Arial"/>
+          <w:b/>
+          <w:bCs/>
+          <w:sz w:val="20"/>
+          <w:szCs w:val="20"/>
+        </w:rPr>
+        <w:t>07.02.02</w:t>
+      </w:r>
+      <w:r>
+        <w:rPr>
+          <w:rFonts w:ascii="Arial" w:eastAsia="Arial" w:hAnsi="Arial"/>
+          <w:sz w:val="20"/>
+          <w:szCs w:val="20"/>
+        </w:rPr>
+        <w:t>. Para esse enquadramento, o ISS deve ser recolhido diretamente no local da execução do serviço. Dessa forma, o recolhimento no município da prestação passa a ser obrigatório, não cabendo retenção ou recolhimento em município diverso.</w:t>
+      </w:r>
     </w:p>
     <w:p>
       <w:pPr>
         <w:pStyle w:val="PargrafodaLista"/>
-        <w:spacing w:after="0" w:line="240" w:lineRule="auto"/>
+        <w:spacing w:after="120" w:line="240" w:lineRule="auto" w:before="0"/>
         <w:ind w:left="360"/>
         <w:jc w:val="both"/>
-        <w:rPr>
-          <w:rFonts w:ascii="Arial" w:eastAsia="Arial" w:hAnsi="Arial"/>
-          <w:sz w:val="20"/>
-          <w:szCs w:val="20"/>
-        </w:rPr>
-      </w:pPr>
-      <w:r>
-        <w:rPr>
-          <w:rFonts w:ascii="Arial" w:eastAsia="Arial" w:hAnsi="Arial"/>
-          <w:sz w:val="20"/>
-          <w:szCs w:val="20"/>
-        </w:rPr>
-        <w:t xml:space="preserve">Em conformidade com a Constituição Federal (Art. 146) e a Lei Complementar nº 116/2003, o serviço realizado pela Filtrovali está enquadrado no código </w:t>
-      </w:r>
-      <w:r>
-        <w:rPr>
-          <w:rFonts w:ascii="Arial" w:eastAsia="Arial" w:hAnsi="Arial"/>
-          <w:b/>
-          <w:bCs/>
-          <w:sz w:val="20"/>
-          <w:szCs w:val="20"/>
-        </w:rPr>
-        <w:t>07.02.02</w:t>
-      </w:r>
-      <w:r>
-        <w:rPr>
-          <w:rFonts w:ascii="Arial" w:eastAsia="Arial" w:hAnsi="Arial"/>
-          <w:sz w:val="20"/>
-          <w:szCs w:val="20"/>
-        </w:rPr>
-        <w:t>. Para esse enquadramento, o ISS deve ser recolhido diretamente no local da execução do serviço. Dessa forma, o recolhimento no município da prestação passa a ser obrigatório, não cabendo retenção ou recolhimento em município diverso.</w:t>
-      </w:r>
-    </w:p>
-    <w:p>
-      <w:pPr>
-        <w:pStyle w:val="PargrafodaLista"/>
-        <w:spacing w:after="0" w:line="240" w:lineRule="auto"/>
-        <w:ind w:left="360"/>
-        <w:jc w:val="both"/>
-        <w:rPr>
-          <w:rFonts w:ascii="Arial" w:eastAsia="Arial" w:hAnsi="Arial"/>
-          <w:sz w:val="20"/>
-          <w:szCs w:val="20"/>
-        </w:rPr>
-      </w:pPr>
-    </w:p>
-    <w:p>
-      <w:pPr>
-        <w:pStyle w:val="PargrafodaLista"/>
-        <w:spacing w:after="0" w:line="240" w:lineRule="auto"/>
-        <w:ind w:left="360"/>
-        <w:jc w:val="both"/>
       </w:pPr>
       <w:r>
         <w:rPr>
@@ -8212,21 +7553,6 @@
         </w:rPr>
         <w:t>Caso a Contratante julgue necessário adotar algum procedimento adicional referente ao pagamento do imposto no local da execução, assumirá a responsabilidade pelo referido procedimento</w:t>
       </w:r>
-    </w:p>
-    <w:p>
-      <w:pPr>
-        <w:pStyle w:val="PargrafodaLista"/>
-        <w:spacing w:after="0" w:line="240" w:lineRule="auto"/>
-        <w:ind w:left="1068"/>
-        <w:jc w:val="both"/>
-        <w:rPr>
-          <w:rFonts w:ascii="Arial" w:eastAsia="Arial" w:hAnsi="Arial"/>
-          <w:b/>
-          <w:bCs/>
-          <w:sz w:val="20"/>
-          <w:szCs w:val="20"/>
-        </w:rPr>
-      </w:pPr>
     </w:p>
     <w:p>
       <w:pPr>
@@ -8235,7 +7561,7 @@
           <w:ilvl w:val="1"/>
           <w:numId w:val="2"/>
         </w:numPr>
-        <w:spacing w:after="0" w:line="240" w:lineRule="auto"/>
+        <w:spacing w:after="120" w:line="240" w:lineRule="auto" w:before="0"/>
         <w:jc w:val="both"/>
         <w:rPr>
           <w:rFonts w:ascii="Arial" w:eastAsia="Arial" w:hAnsi="Arial"/>
@@ -8256,18 +7582,7 @@
     </w:p>
     <w:p>
       <w:pPr>
-        <w:spacing w:after="0" w:line="240" w:lineRule="auto"/>
-        <w:jc w:val="both"/>
-        <w:rPr>
-          <w:rFonts w:ascii="Arial" w:eastAsia="Arial" w:hAnsi="Arial"/>
-          <w:sz w:val="20"/>
-          <w:szCs w:val="20"/>
-        </w:rPr>
-      </w:pPr>
-    </w:p>
-    <w:p>
-      <w:pPr>
-        <w:spacing w:after="0" w:line="240" w:lineRule="auto"/>
+        <w:spacing w:after="120" w:line="240" w:lineRule="auto" w:before="0"/>
         <w:ind w:left="708" w:firstLine="708"/>
         <w:jc w:val="both"/>
         <w:rPr>
@@ -8287,7 +7602,7 @@
     </w:p>
     <w:p>
       <w:pPr>
-        <w:spacing w:after="0" w:line="240" w:lineRule="auto"/>
+        <w:spacing w:after="120" w:line="240" w:lineRule="auto" w:before="0"/>
         <w:ind w:left="708" w:firstLine="708"/>
         <w:jc w:val="both"/>
         <w:rPr>
@@ -8296,18 +7611,6 @@
           <w:szCs w:val="20"/>
         </w:rPr>
       </w:pPr>
-    </w:p>
-    <w:p>
-      <w:pPr>
-        <w:spacing w:after="0" w:line="240" w:lineRule="auto"/>
-        <w:ind w:left="708" w:firstLine="708"/>
-        <w:jc w:val="both"/>
-        <w:rPr>
-          <w:rFonts w:ascii="Arial" w:eastAsia="Arial" w:hAnsi="Arial"/>
-          <w:sz w:val="20"/>
-          <w:szCs w:val="20"/>
-        </w:rPr>
-      </w:pPr>
       <w:r>
         <w:rPr>
           <w:rFonts w:ascii="Arial" w:eastAsia="Arial" w:hAnsi="Arial"/>
@@ -8316,31 +7619,6 @@
         </w:rPr>
         <w:t>O eventual acréscimo de custos decorrente de tais alterações será repassado à CONTRATANTE, mediante comprovação do impacto financeiro e apresentação da respectiva atualização de valores.</w:t>
       </w:r>
-    </w:p>
-    <w:p>
-      <w:pPr>
-        <w:spacing w:after="0" w:line="240" w:lineRule="auto"/>
-        <w:jc w:val="both"/>
-        <w:rPr>
-          <w:rFonts w:ascii="Arial" w:eastAsia="Arial" w:hAnsi="Arial"/>
-          <w:sz w:val="20"/>
-          <w:szCs w:val="20"/>
-        </w:rPr>
-      </w:pPr>
-      <w:r>
-        <w:rPr>
-          <w:rFonts w:ascii="Arial" w:eastAsia="Arial" w:hAnsi="Arial"/>
-          <w:sz w:val="20"/>
-          <w:szCs w:val="20"/>
-        </w:rPr>
-        <w:t xml:space="preserve"> </w:t>
-      </w:r>
-    </w:p>
-    <w:p>
-      <w:pPr>
-        <w:spacing w:after="0" w:line="240" w:lineRule="auto"/>
-        <w:jc w:val="both"/>
-      </w:pPr>
     </w:p>
     <w:p>
       <w:pPr>
@@ -8349,7 +7627,7 @@
           <w:ilvl w:val="0"/>
           <w:numId w:val="2"/>
         </w:numPr>
-        <w:spacing w:after="0" w:line="240" w:lineRule="auto"/>
+        <w:spacing w:after="120" w:line="240" w:lineRule="auto" w:before="0"/>
         <w:jc w:val="both"/>
       </w:pPr>
       <w:r>
@@ -8362,14 +7640,6 @@
         </w:rPr>
         <w:t>- Validade da proposta:</w:t>
       </w:r>
-    </w:p>
-    <w:p>
-      <w:pPr>
-        <w:pStyle w:val="PargrafodaLista"/>
-        <w:spacing w:after="0" w:line="240" w:lineRule="auto"/>
-        <w:ind w:left="360"/>
-        <w:jc w:val="both"/>
-      </w:pPr>
     </w:p>
     <w:p>
       <w:pPr>
@@ -8378,7 +7648,7 @@
           <w:ilvl w:val="1"/>
           <w:numId w:val="2"/>
         </w:numPr>
-        <w:spacing w:after="0" w:line="240" w:lineRule="auto"/>
+        <w:spacing w:after="120" w:line="240" w:lineRule="auto" w:before="0"/>
         <w:jc w:val="both"/>
       </w:pPr>
       <w:r>
@@ -8412,28 +7682,6 @@
         </w:rPr>
         <w:t xml:space="preserve"> </w:t>
       </w:r>
-    </w:p>
-    <w:p>
-      <w:pPr>
-        <w:spacing w:after="0" w:line="240" w:lineRule="auto"/>
-        <w:ind w:firstLine="708"/>
-        <w:jc w:val="both"/>
-      </w:pPr>
-    </w:p>
-    <w:p>
-      <w:pPr>
-        <w:autoSpaceDE w:val="0"/>
-        <w:autoSpaceDN w:val="0"/>
-        <w:adjustRightInd w:val="0"/>
-        <w:spacing w:after="0" w:line="240" w:lineRule="auto"/>
-        <w:jc w:val="both"/>
-        <w:rPr>
-          <w:rFonts w:ascii="Arial" w:hAnsi="Arial" w:cs="Arial"/>
-          <w:b/>
-          <w:sz w:val="20"/>
-          <w:szCs w:val="20"/>
-        </w:rPr>
-      </w:pPr>
     </w:p>
     <w:p>
       <w:pPr>
@@ -8442,7 +7690,7 @@
           <w:ilvl w:val="0"/>
           <w:numId w:val="2"/>
         </w:numPr>
-        <w:spacing w:after="0" w:line="240" w:lineRule="auto"/>
+        <w:spacing w:after="120" w:line="240" w:lineRule="auto" w:before="0"/>
         <w:jc w:val="both"/>
         <w:rPr>
           <w:rFonts w:ascii="Arial" w:eastAsia="Arial" w:hAnsi="Arial"/>
@@ -8492,21 +7740,6 @@
         </w:rPr>
         <w:t>:</w:t>
       </w:r>
-    </w:p>
-    <w:p>
-      <w:pPr>
-        <w:pStyle w:val="PargrafodaLista"/>
-        <w:spacing w:after="0" w:line="240" w:lineRule="auto"/>
-        <w:ind w:left="360"/>
-        <w:jc w:val="both"/>
-        <w:rPr>
-          <w:rFonts w:ascii="Arial" w:eastAsia="Arial" w:hAnsi="Arial"/>
-          <w:b/>
-          <w:bCs/>
-          <w:sz w:val="20"/>
-          <w:szCs w:val="20"/>
-        </w:rPr>
-      </w:pPr>
     </w:p>
     <w:p>
       <w:pPr>
@@ -8515,7 +7748,7 @@
           <w:ilvl w:val="1"/>
           <w:numId w:val="2"/>
         </w:numPr>
-        <w:spacing w:after="0" w:line="240" w:lineRule="auto"/>
+        <w:spacing w:after="120" w:line="240" w:lineRule="auto" w:before="0"/>
         <w:jc w:val="both"/>
         <w:rPr>
           <w:rFonts w:ascii="Arial" w:eastAsia="Arial" w:hAnsi="Arial"/>
@@ -8533,21 +7766,6 @@
         </w:rPr>
         <w:t>Todos os métodos, processos, procedimentos operacionais, técnicas, especificações, relatórios, documentos, estudos, desenhos, fluxogramas, parâmetros operacionais e quaisquer outras informações técnicas ou comerciais utilizadas ou desenvolvidas pela FILTROVALI para a execução dos serviços constituem propriedade intelectual exclusiva da Filtrovali, sendo protegidos pela legislação vigente aplicável.</w:t>
       </w:r>
-    </w:p>
-    <w:p>
-      <w:pPr>
-        <w:pStyle w:val="PargrafodaLista"/>
-        <w:spacing w:after="0" w:line="240" w:lineRule="auto"/>
-        <w:ind w:left="1068"/>
-        <w:jc w:val="both"/>
-        <w:rPr>
-          <w:rFonts w:ascii="Arial" w:eastAsia="Arial" w:hAnsi="Arial"/>
-          <w:b/>
-          <w:bCs/>
-          <w:sz w:val="20"/>
-          <w:szCs w:val="20"/>
-        </w:rPr>
-      </w:pPr>
     </w:p>
     <w:p>
       <w:pPr>
@@ -8556,7 +7774,7 @@
           <w:ilvl w:val="1"/>
           <w:numId w:val="2"/>
         </w:numPr>
-        <w:spacing w:after="0" w:line="240" w:lineRule="auto"/>
+        <w:spacing w:after="120" w:line="240" w:lineRule="auto" w:before="0"/>
         <w:jc w:val="both"/>
         <w:rPr>
           <w:rFonts w:ascii="Arial" w:eastAsia="Arial" w:hAnsi="Arial"/>
@@ -8583,16 +7801,6 @@
         </w:rPr>
         <w:t>.</w:t>
       </w:r>
-    </w:p>
-    <w:p>
-      <w:pPr>
-        <w:pStyle w:val="PargrafodaLista"/>
-        <w:rPr>
-          <w:rFonts w:ascii="Arial" w:eastAsia="Arial" w:hAnsi="Arial"/>
-          <w:sz w:val="20"/>
-          <w:szCs w:val="20"/>
-        </w:rPr>
-      </w:pPr>
     </w:p>
     <w:p>
       <w:pPr>
@@ -8601,7 +7809,7 @@
           <w:ilvl w:val="1"/>
           <w:numId w:val="2"/>
         </w:numPr>
-        <w:spacing w:after="0" w:line="240" w:lineRule="auto"/>
+        <w:spacing w:after="120" w:line="240" w:lineRule="auto" w:before="0"/>
         <w:jc w:val="both"/>
         <w:rPr>
           <w:rFonts w:ascii="Arial" w:eastAsia="Arial" w:hAnsi="Arial"/>
@@ -8619,16 +7827,6 @@
         </w:rPr>
         <w:t>Fica expressamente vedado à CONTRATANTE, seus colaboradores ou terceiros por ela designados:</w:t>
       </w:r>
-    </w:p>
-    <w:p>
-      <w:pPr>
-        <w:pStyle w:val="PargrafodaLista"/>
-        <w:rPr>
-          <w:rFonts w:ascii="Arial" w:eastAsia="Arial" w:hAnsi="Arial"/>
-          <w:sz w:val="20"/>
-          <w:szCs w:val="20"/>
-        </w:rPr>
-      </w:pPr>
     </w:p>
     <w:p>
       <w:pPr>
@@ -8637,7 +7835,7 @@
           <w:ilvl w:val="2"/>
           <w:numId w:val="2"/>
         </w:numPr>
-        <w:spacing w:after="0" w:line="240" w:lineRule="auto"/>
+        <w:spacing w:after="120" w:line="240" w:lineRule="auto" w:before="0"/>
         <w:jc w:val="both"/>
         <w:rPr>
           <w:rFonts w:ascii="Arial" w:eastAsia="Arial" w:hAnsi="Arial"/>
@@ -8655,21 +7853,6 @@
         </w:rPr>
         <w:t>Reproduzir, copiar, divulgar ou compartilhar, total ou parcialmente, os métodos e processos utilizados pela Filtrovali;</w:t>
       </w:r>
-    </w:p>
-    <w:p>
-      <w:pPr>
-        <w:pStyle w:val="PargrafodaLista"/>
-        <w:spacing w:after="0" w:line="240" w:lineRule="auto"/>
-        <w:ind w:left="2136"/>
-        <w:jc w:val="both"/>
-        <w:rPr>
-          <w:rFonts w:ascii="Arial" w:eastAsia="Arial" w:hAnsi="Arial"/>
-          <w:b/>
-          <w:bCs/>
-          <w:sz w:val="20"/>
-          <w:szCs w:val="20"/>
-        </w:rPr>
-      </w:pPr>
     </w:p>
     <w:p>
       <w:pPr>
@@ -8678,7 +7861,7 @@
           <w:ilvl w:val="2"/>
           <w:numId w:val="2"/>
         </w:numPr>
-        <w:spacing w:after="0" w:line="240" w:lineRule="auto"/>
+        <w:spacing w:after="120" w:line="240" w:lineRule="auto" w:before="0"/>
         <w:jc w:val="both"/>
         <w:rPr>
           <w:rFonts w:ascii="Arial" w:eastAsia="Arial" w:hAnsi="Arial"/>
@@ -8696,19 +7879,6 @@
         </w:rPr>
         <w:t>Utilizar tais informações para execução própria ou por terceiros de serviços similares ou concorrentes;</w:t>
       </w:r>
-    </w:p>
-    <w:p>
-      <w:pPr>
-        <w:spacing w:after="0" w:line="240" w:lineRule="auto"/>
-        <w:jc w:val="both"/>
-        <w:rPr>
-          <w:rFonts w:ascii="Arial" w:eastAsia="Arial" w:hAnsi="Arial"/>
-          <w:b/>
-          <w:bCs/>
-          <w:sz w:val="20"/>
-          <w:szCs w:val="20"/>
-        </w:rPr>
-      </w:pPr>
     </w:p>
     <w:p>
       <w:pPr>
@@ -8717,7 +7887,7 @@
           <w:ilvl w:val="2"/>
           <w:numId w:val="2"/>
         </w:numPr>
-        <w:spacing w:after="0" w:line="240" w:lineRule="auto"/>
+        <w:spacing w:after="120" w:line="240" w:lineRule="auto" w:before="0"/>
         <w:jc w:val="both"/>
         <w:rPr>
           <w:rFonts w:ascii="Arial" w:eastAsia="Arial" w:hAnsi="Arial"/>
@@ -8738,7 +7908,7 @@
     </w:p>
     <w:p>
       <w:pPr>
-        <w:spacing w:after="0" w:line="240" w:lineRule="auto"/>
+        <w:spacing w:after="120" w:line="240" w:lineRule="auto" w:before="0"/>
         <w:jc w:val="both"/>
         <w:rPr>
           <w:rFonts w:ascii="Arial" w:eastAsia="Arial" w:hAnsi="Arial"/>
@@ -8748,19 +7918,6 @@
           <w:szCs w:val="20"/>
         </w:rPr>
       </w:pPr>
-    </w:p>
-    <w:p>
-      <w:pPr>
-        <w:spacing w:after="0" w:line="240" w:lineRule="auto"/>
-        <w:jc w:val="both"/>
-        <w:rPr>
-          <w:rFonts w:ascii="Arial" w:eastAsia="Arial" w:hAnsi="Arial"/>
-          <w:b/>
-          <w:bCs/>
-          <w:sz w:val="20"/>
-          <w:szCs w:val="20"/>
-        </w:rPr>
-      </w:pPr>
       <w:r>
         <w:rPr>
           <w:rFonts w:ascii="Arial" w:eastAsia="Arial" w:hAnsi="Arial"/>
@@ -8769,28 +7926,6 @@
         </w:rPr>
         <w:t>Qualquer utilização indevida ou violação desta cláusula sujeitará a CONTRATANTE às medidas legais cabíveis, incluindo, mas não se limitando, à responsabilização por perdas e danos, lucros cessantes e demais sanções previstas na legislação.</w:t>
       </w:r>
-    </w:p>
-    <w:p>
-      <w:pPr>
-        <w:spacing w:after="0" w:line="240" w:lineRule="auto"/>
-        <w:jc w:val="both"/>
-        <w:rPr>
-          <w:rFonts w:ascii="Arial" w:eastAsia="Arial" w:hAnsi="Arial"/>
-          <w:sz w:val="20"/>
-          <w:szCs w:val="20"/>
-        </w:rPr>
-      </w:pPr>
-    </w:p>
-    <w:p>
-      <w:pPr>
-        <w:spacing w:after="0" w:line="240" w:lineRule="auto"/>
-        <w:jc w:val="both"/>
-        <w:rPr>
-          <w:rFonts w:ascii="Arial" w:eastAsia="Arial" w:hAnsi="Arial"/>
-          <w:sz w:val="20"/>
-          <w:szCs w:val="20"/>
-        </w:rPr>
-      </w:pPr>
     </w:p>
     <w:p>
       <w:pPr>
@@ -8799,7 +7934,7 @@
           <w:ilvl w:val="0"/>
           <w:numId w:val="2"/>
         </w:numPr>
-        <w:spacing w:after="0" w:line="240" w:lineRule="auto"/>
+        <w:spacing w:after="120" w:line="240" w:lineRule="auto" w:before="0"/>
         <w:jc w:val="both"/>
         <w:rPr>
           <w:b/>
@@ -8842,7 +7977,8 @@
         <w:autoSpaceDE w:val="0"/>
         <w:autoSpaceDN w:val="0"/>
         <w:adjustRightInd w:val="0"/>
-        <w:spacing w:after="0" w:line="240" w:lineRule="auto"/>
+        <w:spacing w:after="120" w:line="240" w:lineRule="auto" w:before="0"/>
+        <w:ind w:firstLine="708"/>
         <w:jc w:val="both"/>
         <w:rPr>
           <w:rFonts w:ascii="Arial" w:hAnsi="Arial" w:cs="Arial"/>
@@ -8851,14 +7987,58 @@
           <w:szCs w:val="20"/>
         </w:rPr>
       </w:pPr>
+      <w:r>
+        <w:rPr>
+          <w:rFonts w:ascii="Arial" w:hAnsi="Arial" w:cs="Arial"/>
+          <w:bCs/>
+          <w:sz w:val="20"/>
+          <w:szCs w:val="20"/>
+        </w:rPr>
+        <w:t xml:space="preserve">[    ] </w:t>
+      </w:r>
+      <w:r>
+        <w:rPr>
+          <w:rFonts w:ascii="Arial" w:hAnsi="Arial" w:cs="Arial"/>
+          <w:bCs/>
+          <w:sz w:val="20"/>
+          <w:szCs w:val="20"/>
+        </w:rPr>
+        <w:t>Declar</w:t>
+      </w:r>
+      <w:r>
+        <w:rPr>
+          <w:rFonts w:ascii="Arial" w:hAnsi="Arial" w:cs="Arial"/>
+          <w:bCs/>
+          <w:sz w:val="20"/>
+          <w:szCs w:val="20"/>
+        </w:rPr>
+        <w:t>o</w:t>
+      </w:r>
+      <w:r>
+        <w:rPr>
+          <w:rFonts w:ascii="Arial" w:hAnsi="Arial" w:cs="Arial"/>
+          <w:bCs/>
+          <w:sz w:val="20"/>
+          <w:szCs w:val="20"/>
+        </w:rPr>
+        <w:t xml:space="preserve"> ter lido, compreendido e aceitado integralmente os termos e condições apresentados na </w:t>
+      </w:r>
+      <w:r>
+        <w:rPr>
+          <w:rFonts w:ascii="Arial" w:hAnsi="Arial" w:cs="Arial"/>
+          <w:bCs/>
+          <w:sz w:val="20"/>
+          <w:szCs w:val="20"/>
+        </w:rPr>
+        <w:t>presente proposta.</w:t>
+      </w:r>
     </w:p>
     <w:p>
       <w:pPr>
         <w:autoSpaceDE w:val="0"/>
         <w:autoSpaceDN w:val="0"/>
         <w:adjustRightInd w:val="0"/>
-        <w:spacing w:after="0" w:line="240" w:lineRule="auto"/>
-        <w:ind w:firstLine="708"/>
+        <w:spacing w:after="120" w:line="240" w:lineRule="auto" w:before="0"/>
         <w:jc w:val="both"/>
         <w:rPr>
           <w:rFonts w:ascii="Arial" w:hAnsi="Arial" w:cs="Arial"/>
@@ -8874,43 +8054,7 @@
           <w:sz w:val="20"/>
           <w:szCs w:val="20"/>
         </w:rPr>
-        <w:t xml:space="preserve">[    ] </w:t>
-      </w:r>
-      <w:r>
-        <w:rPr>
-          <w:rFonts w:ascii="Arial" w:hAnsi="Arial" w:cs="Arial"/>
-          <w:bCs/>
-          <w:sz w:val="20"/>
-          <w:szCs w:val="20"/>
-        </w:rPr>
-        <w:t>Declar</w:t>
-      </w:r>
-      <w:r>
-        <w:rPr>
-          <w:rFonts w:ascii="Arial" w:hAnsi="Arial" w:cs="Arial"/>
-          <w:bCs/>
-          <w:sz w:val="20"/>
-          <w:szCs w:val="20"/>
-        </w:rPr>
-        <w:t>o</w:t>
-      </w:r>
-      <w:r>
-        <w:rPr>
-          <w:rFonts w:ascii="Arial" w:hAnsi="Arial" w:cs="Arial"/>
-          <w:bCs/>
-          <w:sz w:val="20"/>
-          <w:szCs w:val="20"/>
-        </w:rPr>
-        <w:t xml:space="preserve"> ter lido, compreendido e aceitado integralmente os termos e condições apresentados na </w:t>
-      </w:r>
-      <w:r>
-        <w:rPr>
-          <w:rFonts w:ascii="Arial" w:hAnsi="Arial" w:cs="Arial"/>
-          <w:bCs/>
-          <w:sz w:val="20"/>
-          <w:szCs w:val="20"/>
-        </w:rPr>
-        <w:t>presente proposta.</w:t>
+        <w:t>As partes concordam que o aceite deste termo implica na formalização do compromisso, vinculando-se às obrigações, prazos, preços e demais condições especificadas na proposta comercial.</w:t>
       </w:r>
     </w:p>
     <w:p>
@@ -8918,23 +8062,23 @@
         <w:autoSpaceDE w:val="0"/>
         <w:autoSpaceDN w:val="0"/>
         <w:adjustRightInd w:val="0"/>
-        <w:spacing w:after="0" w:line="240" w:lineRule="auto"/>
+        <w:spacing w:after="120" w:line="240" w:lineRule="auto" w:before="0"/>
         <w:jc w:val="both"/>
         <w:rPr>
           <w:rFonts w:ascii="Arial" w:hAnsi="Arial" w:cs="Arial"/>
-          <w:bCs/>
-          <w:sz w:val="20"/>
-          <w:szCs w:val="20"/>
-        </w:rPr>
-      </w:pPr>
-      <w:r>
-        <w:rPr>
-          <w:rFonts w:ascii="Arial" w:hAnsi="Arial" w:cs="Arial"/>
-          <w:bCs/>
-          <w:sz w:val="20"/>
-          <w:szCs w:val="20"/>
-        </w:rPr>
-        <w:t>As partes concordam que o aceite deste termo implica na formalização do compromisso, vinculando-se às obrigações, prazos, preços e demais condições especificadas na proposta comercial.</w:t>
+          <w:b/>
+          <w:sz w:val="20"/>
+          <w:szCs w:val="20"/>
+        </w:rPr>
+      </w:pPr>
+      <w:r>
+        <w:rPr>
+          <w:rFonts w:ascii="Arial" w:hAnsi="Arial" w:cs="Arial"/>
+          <w:b/>
+          <w:sz w:val="20"/>
+          <w:szCs w:val="20"/>
+        </w:rPr>
+        <w:t>Data assinatura:______/______/______</w:t>
       </w:r>
     </w:p>
     <w:p>
@@ -8942,90 +8086,31 @@
         <w:autoSpaceDE w:val="0"/>
         <w:autoSpaceDN w:val="0"/>
         <w:adjustRightInd w:val="0"/>
-        <w:spacing w:after="0" w:line="240" w:lineRule="auto"/>
-        <w:jc w:val="both"/>
-        <w:rPr>
-          <w:rFonts w:ascii="Arial" w:hAnsi="Arial" w:cs="Arial"/>
-          <w:b/>
-          <w:sz w:val="20"/>
-          <w:szCs w:val="20"/>
-        </w:rPr>
-      </w:pPr>
+        <w:spacing w:after="120" w:line="240" w:lineRule="auto" w:before="0"/>
+        <w:jc w:val="center"/>
+        <w:rPr>
+          <w:rFonts w:ascii="Arial" w:hAnsi="Arial" w:cs="Arial"/>
+          <w:b/>
+          <w:sz w:val="20"/>
+          <w:szCs w:val="20"/>
+        </w:rPr>
+      </w:pPr>
+      <w:r>
+        <w:rPr>
+          <w:rFonts w:ascii="Arial" w:hAnsi="Arial" w:cs="Arial"/>
+          <w:b/>
+          <w:sz w:val="20"/>
+          <w:szCs w:val="20"/>
+        </w:rPr>
+        <w:t>______________________________________</w:t>
+      </w:r>
     </w:p>
     <w:p>
       <w:pPr>
         <w:autoSpaceDE w:val="0"/>
         <w:autoSpaceDN w:val="0"/>
         <w:adjustRightInd w:val="0"/>
-        <w:spacing w:after="0" w:line="240" w:lineRule="auto"/>
-        <w:jc w:val="both"/>
-        <w:rPr>
-          <w:rFonts w:ascii="Arial" w:hAnsi="Arial" w:cs="Arial"/>
-          <w:b/>
-          <w:sz w:val="20"/>
-          <w:szCs w:val="20"/>
-        </w:rPr>
-      </w:pPr>
-    </w:p>
-    <w:p>
-      <w:pPr>
-        <w:autoSpaceDE w:val="0"/>
-        <w:autoSpaceDN w:val="0"/>
-        <w:adjustRightInd w:val="0"/>
-        <w:spacing w:after="0" w:line="240" w:lineRule="auto"/>
-        <w:jc w:val="both"/>
-        <w:rPr>
-          <w:rFonts w:ascii="Arial" w:hAnsi="Arial" w:cs="Arial"/>
-          <w:b/>
-          <w:sz w:val="20"/>
-          <w:szCs w:val="20"/>
-        </w:rPr>
-      </w:pPr>
-      <w:r>
-        <w:rPr>
-          <w:rFonts w:ascii="Arial" w:hAnsi="Arial" w:cs="Arial"/>
-          <w:b/>
-          <w:sz w:val="20"/>
-          <w:szCs w:val="20"/>
-        </w:rPr>
-        <w:t>Data assinatura:______/______/______</w:t>
-      </w:r>
-    </w:p>
-    <w:p>
-      <w:pPr>
-        <w:autoSpaceDE w:val="0"/>
-        <w:autoSpaceDN w:val="0"/>
-        <w:adjustRightInd w:val="0"/>
-        <w:spacing w:after="0" w:line="240" w:lineRule="auto"/>
-        <w:jc w:val="both"/>
-        <w:rPr>
-          <w:rFonts w:ascii="Arial" w:hAnsi="Arial" w:cs="Arial"/>
-          <w:b/>
-          <w:sz w:val="20"/>
-          <w:szCs w:val="20"/>
-        </w:rPr>
-      </w:pPr>
-    </w:p>
-    <w:p>
-      <w:pPr>
-        <w:autoSpaceDE w:val="0"/>
-        <w:autoSpaceDN w:val="0"/>
-        <w:adjustRightInd w:val="0"/>
-        <w:spacing w:after="0" w:line="240" w:lineRule="auto"/>
-        <w:rPr>
-          <w:rFonts w:ascii="Arial" w:hAnsi="Arial" w:cs="Arial"/>
-          <w:b/>
-          <w:sz w:val="20"/>
-          <w:szCs w:val="20"/>
-        </w:rPr>
-      </w:pPr>
-    </w:p>
-    <w:p>
-      <w:pPr>
-        <w:autoSpaceDE w:val="0"/>
-        <w:autoSpaceDN w:val="0"/>
-        <w:adjustRightInd w:val="0"/>
-        <w:spacing w:after="0" w:line="240" w:lineRule="auto"/>
+        <w:spacing w:after="120" w:line="240" w:lineRule="auto" w:before="0"/>
         <w:jc w:val="center"/>
         <w:rPr>
           <w:rFonts w:ascii="Arial" w:hAnsi="Arial" w:cs="Arial"/>
@@ -9034,60 +8119,6 @@
           <w:szCs w:val="20"/>
         </w:rPr>
       </w:pPr>
-    </w:p>
-    <w:p>
-      <w:pPr>
-        <w:autoSpaceDE w:val="0"/>
-        <w:autoSpaceDN w:val="0"/>
-        <w:adjustRightInd w:val="0"/>
-        <w:spacing w:after="0" w:line="240" w:lineRule="auto"/>
-        <w:jc w:val="center"/>
-        <w:rPr>
-          <w:rFonts w:ascii="Arial" w:hAnsi="Arial" w:cs="Arial"/>
-          <w:b/>
-          <w:sz w:val="20"/>
-          <w:szCs w:val="20"/>
-        </w:rPr>
-      </w:pPr>
-      <w:r>
-        <w:rPr>
-          <w:rFonts w:ascii="Arial" w:hAnsi="Arial" w:cs="Arial"/>
-          <w:b/>
-          <w:sz w:val="20"/>
-          <w:szCs w:val="20"/>
-        </w:rPr>
-        <w:t>______________________________________</w:t>
-      </w:r>
-    </w:p>
-    <w:p>
-      <w:pPr>
-        <w:autoSpaceDE w:val="0"/>
-        <w:autoSpaceDN w:val="0"/>
-        <w:adjustRightInd w:val="0"/>
-        <w:spacing w:after="0" w:line="240" w:lineRule="auto"/>
-        <w:jc w:val="center"/>
-        <w:rPr>
-          <w:rFonts w:ascii="Arial" w:hAnsi="Arial" w:cs="Arial"/>
-          <w:b/>
-          <w:sz w:val="20"/>
-          <w:szCs w:val="20"/>
-        </w:rPr>
-      </w:pPr>
-    </w:p>
-    <w:p>
-      <w:pPr>
-        <w:autoSpaceDE w:val="0"/>
-        <w:autoSpaceDN w:val="0"/>
-        <w:adjustRightInd w:val="0"/>
-        <w:spacing w:after="0" w:line="240" w:lineRule="auto"/>
-        <w:jc w:val="center"/>
-        <w:rPr>
-          <w:rFonts w:ascii="Arial" w:hAnsi="Arial" w:cs="Arial"/>
-          <w:b/>
-          <w:sz w:val="20"/>
-          <w:szCs w:val="20"/>
-        </w:rPr>
-      </w:pPr>
       <w:r>
         <w:rPr>
           <w:rFonts w:ascii="Arial" w:hAnsi="Arial" w:cs="Arial"/>
@@ -9097,21 +8128,6 @@
         </w:rPr>
         <w:t>Contratante</w:t>
       </w:r>
-    </w:p>
-    <w:p>
-      <w:pPr>
-        <w:pStyle w:val="PargrafodaLista"/>
-        <w:autoSpaceDE w:val="0"/>
-        <w:autoSpaceDN w:val="0"/>
-        <w:adjustRightInd w:val="0"/>
-        <w:spacing w:after="0" w:line="240" w:lineRule="auto"/>
-        <w:rPr>
-          <w:rFonts w:ascii="Arial" w:hAnsi="Arial" w:cs="Arial"/>
-          <w:b/>
-          <w:sz w:val="20"/>
-          <w:szCs w:val="20"/>
-        </w:rPr>
-      </w:pPr>
     </w:p>
     <w:sectPr>
       <w:headerReference w:type="default" r:id="rId28"/>

--- a/backend/models/comercial/Proposta comercial hidrojateamento.docx
+++ b/backend/models/comercial/Proposta comercial hidrojateamento.docx
@@ -2626,8 +2626,8 @@
         <w:rPr>
           <w:rFonts w:ascii="Arial" w:hAnsi="Arial" w:cs="Arial"/>
           <w:b w:val="true"/>
-          <w:sz w:val="24"/>
-          <w:szCs w:val="24"/>
+          <w:sz w:val="20"/>
+          <w:szCs w:val="20"/>
           <w:bCs w:val="true"/>
         </w:rPr>
       </w:pPr>
@@ -2638,8 +2638,8 @@
           <w:rFonts w:ascii="Arial" w:hAnsi="Arial" w:cs="Arial"/>
           <w:b w:val="true"/>
           <w:bCs w:val="true"/>
-          <w:sz w:val="24"/>
-          <w:szCs w:val="24"/>
+          <w:sz w:val="20"/>
+          <w:szCs w:val="20"/>
         </w:rPr>
         <w:lastRenderedPageBreak/>
         <w:t>Filtrovali é a escolha certa</w:t>
@@ -2649,8 +2649,8 @@
           <w:rFonts w:ascii="Arial" w:hAnsi="Arial" w:cs="Arial"/>
           <w:b w:val="true"/>
           <w:bCs w:val="true"/>
-          <w:sz w:val="24"/>
-          <w:szCs w:val="24"/>
+          <w:sz w:val="20"/>
+          <w:szCs w:val="20"/>
         </w:rPr>
         <w:t xml:space="preserve"> para a sua obra</w:t>
       </w:r>
@@ -2666,8 +2666,8 @@
           <w:rFonts w:ascii="Arial" w:hAnsi="Arial" w:cs="Arial"/>
           <w:b/>
           <w:bCs/>
-          <w:sz w:val="24"/>
-          <w:szCs w:val="24"/>
+          <w:sz w:val="20"/>
+          <w:szCs w:val="20"/>
         </w:rPr>
       </w:pPr>
     </w:p>
@@ -2680,71 +2680,71 @@
         <w:ind w:firstLine="708"/>
         <w:rPr>
           <w:rFonts w:ascii="Arial" w:hAnsi="Arial" w:cs="Arial"/>
-          <w:sz w:val="24"/>
-          <w:szCs w:val="24"/>
-        </w:rPr>
-      </w:pPr>
-      <w:r>
-        <w:rPr>
-          <w:rFonts w:ascii="Arial" w:hAnsi="Arial" w:cs="Arial"/>
-          <w:sz w:val="24"/>
-          <w:szCs w:val="24"/>
+          <w:sz w:val="20"/>
+          <w:szCs w:val="20"/>
+        </w:rPr>
+      </w:pPr>
+      <w:r>
+        <w:rPr>
+          <w:rFonts w:ascii="Arial" w:hAnsi="Arial" w:cs="Arial"/>
+          <w:sz w:val="20"/>
+          <w:szCs w:val="20"/>
         </w:rPr>
         <w:t xml:space="preserve">São </w:t>
       </w:r>
       <w:r>
         <w:rPr>
           <w:rFonts w:ascii="Arial" w:hAnsi="Arial" w:cs="Arial"/>
-          <w:sz w:val="24"/>
-          <w:szCs w:val="24"/>
+          <w:sz w:val="20"/>
+          <w:szCs w:val="20"/>
         </w:rPr>
         <w:t>2</w:t>
       </w:r>
       <w:r>
         <w:rPr>
           <w:rFonts w:ascii="Arial" w:hAnsi="Arial" w:cs="Arial"/>
-          <w:sz w:val="24"/>
-          <w:szCs w:val="24"/>
+          <w:sz w:val="20"/>
+          <w:szCs w:val="20"/>
         </w:rPr>
         <w:t>1</w:t>
       </w:r>
       <w:r>
         <w:rPr>
           <w:rFonts w:ascii="Arial" w:hAnsi="Arial" w:cs="Arial"/>
-          <w:sz w:val="24"/>
-          <w:szCs w:val="24"/>
+          <w:sz w:val="20"/>
+          <w:szCs w:val="20"/>
         </w:rPr>
         <w:t xml:space="preserve"> anos de história </w:t>
       </w:r>
       <w:r>
         <w:rPr>
           <w:rFonts w:ascii="Arial" w:hAnsi="Arial" w:cs="Arial"/>
-          <w:sz w:val="24"/>
-          <w:szCs w:val="24"/>
+          <w:sz w:val="20"/>
+          <w:szCs w:val="20"/>
         </w:rPr>
         <w:t>e entregas de</w:t>
       </w:r>
       <w:r>
         <w:rPr>
           <w:rFonts w:ascii="Arial" w:hAnsi="Arial" w:cs="Arial"/>
-          <w:sz w:val="24"/>
-          <w:szCs w:val="24"/>
+          <w:sz w:val="20"/>
+          <w:szCs w:val="20"/>
         </w:rPr>
         <w:t xml:space="preserve"> soluções </w:t>
       </w:r>
       <w:r>
         <w:rPr>
           <w:rFonts w:ascii="Arial" w:hAnsi="Arial" w:cs="Arial"/>
-          <w:sz w:val="24"/>
-          <w:szCs w:val="24"/>
+          <w:sz w:val="20"/>
+          <w:szCs w:val="20"/>
         </w:rPr>
         <w:t>industriais, com:</w:t>
       </w:r>
       <w:r>
         <w:rPr>
           <w:rFonts w:ascii="Arial" w:hAnsi="Arial" w:cs="Arial"/>
-          <w:sz w:val="24"/>
-          <w:szCs w:val="24"/>
+          <w:sz w:val="20"/>
+          <w:szCs w:val="20"/>
         </w:rPr>
         <w:t xml:space="preserve"> excelência, segurança, qualidade e eficiência.</w:t>
       </w:r>
@@ -2760,8 +2760,8 @@
           <w:rFonts w:ascii="Arial" w:hAnsi="Arial" w:cs="Arial"/>
           <w:b/>
           <w:bCs/>
-          <w:sz w:val="24"/>
-          <w:szCs w:val="24"/>
+          <w:sz w:val="20"/>
+          <w:szCs w:val="20"/>
         </w:rPr>
       </w:pPr>
       <w:r>
@@ -2829,19 +2829,19 @@
         <w:pStyle w:val="Ttulo2"/>
         <w:rPr>
           <w:rFonts w:ascii="Arial" w:hAnsi="Arial" w:cs="Arial"/>
-          <w:b w:val="true"/>
-          <w:sz w:val="24"/>
-          <w:szCs w:val="24"/>
-          <w:bCs w:val="true"/>
-        </w:rPr>
-      </w:pPr>
-      <w:r>
-        <w:rPr>
-          <w:rFonts w:ascii="Arial" w:hAnsi="Arial" w:cs="Arial"/>
-          <w:b w:val="true"/>
-          <w:sz w:val="24"/>
-          <w:szCs w:val="24"/>
-          <w:bCs w:val="true"/>
+          <w:b w:val="false"/>
+          <w:sz w:val="20"/>
+          <w:szCs w:val="20"/>
+          <w:bCs w:val="false"/>
+        </w:rPr>
+      </w:pPr>
+      <w:r>
+        <w:rPr>
+          <w:rFonts w:ascii="Arial" w:hAnsi="Arial" w:cs="Arial"/>
+          <w:b w:val="false"/>
+          <w:sz w:val="20"/>
+          <w:szCs w:val="20"/>
+          <w:bCs w:val="false"/>
         </w:rPr>
         <w:t>- Tradição, excelência e referência em serviços industriais</w:t>
       </w:r>
@@ -2853,8 +2853,8 @@
         <w:rPr>
           <w:rFonts w:ascii="Arial" w:hAnsi="Arial" w:cs="Arial"/>
           <w:b/>
-          <w:sz w:val="24"/>
-          <w:szCs w:val="24"/>
+          <w:sz w:val="20"/>
+          <w:szCs w:val="20"/>
         </w:rPr>
       </w:pPr>
     </w:p>
@@ -2896,8 +2896,8 @@
               <w:rPr>
                 <w:rFonts w:ascii="Arial" w:hAnsi="Arial" w:cs="Arial"/>
                 <w:b/>
-                <w:sz w:val="24"/>
-                <w:szCs w:val="24"/>
+                <w:sz w:val="20"/>
+                <w:szCs w:val="20"/>
               </w:rPr>
               <w:spacing w:line="240" w:lineRule="auto"/>
             </w:pPr>
@@ -2905,8 +2905,8 @@
               <w:rPr>
                 <w:rFonts w:ascii="Arial" w:hAnsi="Arial" w:cs="Arial"/>
                 <w:bCs/>
-                <w:sz w:val="24"/>
-                <w:szCs w:val="24"/>
+                <w:sz w:val="20"/>
+                <w:szCs w:val="20"/>
               </w:rPr>
               <w:t>Limpeza química de tubulações e reservatórios (decapagem e passivação)</w:t>
             </w:r>
@@ -2927,8 +2927,8 @@
               <w:rPr>
                 <w:rFonts w:ascii="Arial" w:hAnsi="Arial" w:cs="Arial"/>
                 <w:b/>
-                <w:sz w:val="24"/>
-                <w:szCs w:val="24"/>
+                <w:sz w:val="20"/>
+                <w:szCs w:val="20"/>
               </w:rPr>
               <w:spacing w:line="240" w:lineRule="auto"/>
             </w:pPr>
@@ -2936,8 +2936,8 @@
               <w:rPr>
                 <w:rFonts w:ascii="Arial" w:hAnsi="Arial" w:cs="Arial"/>
                 <w:bCs/>
-                <w:sz w:val="24"/>
-                <w:szCs w:val="24"/>
+                <w:sz w:val="20"/>
+                <w:szCs w:val="20"/>
               </w:rPr>
               <w:t>Flushing primário</w:t>
             </w:r>
@@ -2963,8 +2963,8 @@
               <w:rPr>
                 <w:rFonts w:ascii="Arial" w:hAnsi="Arial" w:cs="Arial"/>
                 <w:b/>
-                <w:sz w:val="24"/>
-                <w:szCs w:val="24"/>
+                <w:sz w:val="20"/>
+                <w:szCs w:val="20"/>
               </w:rPr>
               <w:spacing w:line="240" w:lineRule="auto"/>
             </w:pPr>
@@ -2972,8 +2972,8 @@
               <w:rPr>
                 <w:rFonts w:ascii="Arial" w:hAnsi="Arial" w:cs="Arial"/>
                 <w:bCs/>
-                <w:sz w:val="24"/>
-                <w:szCs w:val="24"/>
+                <w:sz w:val="20"/>
+                <w:szCs w:val="20"/>
               </w:rPr>
               <w:t>Flushing secundário</w:t>
             </w:r>
@@ -2994,8 +2994,8 @@
               <w:rPr>
                 <w:rFonts w:ascii="Arial" w:hAnsi="Arial" w:cs="Arial"/>
                 <w:b/>
-                <w:sz w:val="24"/>
-                <w:szCs w:val="24"/>
+                <w:sz w:val="20"/>
+                <w:szCs w:val="20"/>
               </w:rPr>
               <w:spacing w:line="240" w:lineRule="auto"/>
             </w:pPr>
@@ -3003,8 +3003,8 @@
               <w:rPr>
                 <w:rFonts w:ascii="Arial" w:hAnsi="Arial" w:cs="Arial"/>
                 <w:bCs/>
-                <w:sz w:val="24"/>
-                <w:szCs w:val="24"/>
+                <w:sz w:val="20"/>
+                <w:szCs w:val="20"/>
               </w:rPr>
               <w:t xml:space="preserve">Passagem de </w:t>
             </w:r>
@@ -3012,8 +3012,8 @@
               <w:rPr>
                 <w:rFonts w:ascii="Arial" w:hAnsi="Arial" w:cs="Arial"/>
                 <w:bCs/>
-                <w:sz w:val="24"/>
-                <w:szCs w:val="24"/>
+                <w:sz w:val="20"/>
+                <w:szCs w:val="20"/>
               </w:rPr>
               <w:t>PIG</w:t>
             </w:r>
@@ -3021,8 +3021,8 @@
               <w:rPr>
                 <w:rFonts w:ascii="Arial" w:hAnsi="Arial" w:cs="Arial"/>
                 <w:bCs/>
-                <w:sz w:val="24"/>
-                <w:szCs w:val="24"/>
+                <w:sz w:val="20"/>
+                <w:szCs w:val="20"/>
               </w:rPr>
               <w:t xml:space="preserve"> de espuma</w:t>
             </w:r>
@@ -3048,8 +3048,8 @@
               <w:rPr>
                 <w:rFonts w:ascii="Arial" w:hAnsi="Arial" w:cs="Arial"/>
                 <w:b/>
-                <w:sz w:val="24"/>
-                <w:szCs w:val="24"/>
+                <w:sz w:val="20"/>
+                <w:szCs w:val="20"/>
               </w:rPr>
               <w:spacing w:line="240" w:lineRule="auto"/>
             </w:pPr>
@@ -3057,8 +3057,8 @@
               <w:rPr>
                 <w:rFonts w:ascii="Arial" w:hAnsi="Arial" w:cs="Arial"/>
                 <w:bCs/>
-                <w:sz w:val="24"/>
-                <w:szCs w:val="24"/>
+                <w:sz w:val="20"/>
+                <w:szCs w:val="20"/>
               </w:rPr>
               <w:t>Filtragem absoluta</w:t>
             </w:r>
@@ -3079,8 +3079,8 @@
               <w:rPr>
                 <w:rFonts w:ascii="Arial" w:hAnsi="Arial" w:cs="Arial"/>
                 <w:b/>
-                <w:sz w:val="24"/>
-                <w:szCs w:val="24"/>
+                <w:sz w:val="20"/>
+                <w:szCs w:val="20"/>
               </w:rPr>
               <w:spacing w:line="240" w:lineRule="auto"/>
             </w:pPr>
@@ -3088,8 +3088,8 @@
               <w:rPr>
                 <w:rFonts w:ascii="Arial" w:hAnsi="Arial" w:cs="Arial"/>
                 <w:bCs/>
-                <w:sz w:val="24"/>
-                <w:szCs w:val="24"/>
+                <w:sz w:val="20"/>
+                <w:szCs w:val="20"/>
               </w:rPr>
               <w:t>T</w:t>
             </w:r>
@@ -3097,8 +3097,8 @@
               <w:rPr>
                 <w:rFonts w:ascii="Arial" w:hAnsi="Arial" w:cs="Arial"/>
                 <w:bCs/>
-                <w:sz w:val="24"/>
-                <w:szCs w:val="24"/>
+                <w:sz w:val="20"/>
+                <w:szCs w:val="20"/>
               </w:rPr>
               <w:t>este de pressão (teste hidrostático)</w:t>
             </w:r>
@@ -3124,8 +3124,8 @@
               <w:rPr>
                 <w:rFonts w:ascii="Arial" w:hAnsi="Arial" w:cs="Arial"/>
                 <w:bCs/>
-                <w:sz w:val="24"/>
-                <w:szCs w:val="24"/>
+                <w:sz w:val="20"/>
+                <w:szCs w:val="20"/>
               </w:rPr>
               <w:spacing w:line="240" w:lineRule="auto"/>
             </w:pPr>
@@ -3133,8 +3133,8 @@
               <w:rPr>
                 <w:rFonts w:ascii="Arial" w:hAnsi="Arial" w:cs="Arial"/>
                 <w:bCs/>
-                <w:sz w:val="24"/>
-                <w:szCs w:val="24"/>
+                <w:sz w:val="20"/>
+                <w:szCs w:val="20"/>
               </w:rPr>
               <w:t xml:space="preserve">Centrifugação e </w:t>
             </w:r>
@@ -3142,8 +3142,8 @@
               <w:rPr>
                 <w:rFonts w:ascii="Arial" w:hAnsi="Arial" w:cs="Arial"/>
                 <w:bCs/>
-                <w:sz w:val="24"/>
-                <w:szCs w:val="24"/>
+                <w:sz w:val="20"/>
+                <w:szCs w:val="20"/>
               </w:rPr>
               <w:t>desidratação de óleo</w:t>
             </w:r>
@@ -3160,8 +3160,8 @@
               <w:rPr>
                 <w:rFonts w:ascii="Arial" w:hAnsi="Arial" w:cs="Arial"/>
                 <w:bCs/>
-                <w:sz w:val="24"/>
-                <w:szCs w:val="24"/>
+                <w:sz w:val="20"/>
+                <w:szCs w:val="20"/>
               </w:rPr>
               <w:spacing w:line="240" w:lineRule="auto"/>
             </w:pPr>
@@ -3175,8 +3175,8 @@
         <w:rPr>
           <w:rFonts w:ascii="Arial" w:hAnsi="Arial" w:cs="Arial"/>
           <w:b/>
-          <w:sz w:val="24"/>
-          <w:szCs w:val="24"/>
+          <w:sz w:val="20"/>
+          <w:szCs w:val="20"/>
         </w:rPr>
       </w:pPr>
     </w:p>
@@ -3212,8 +3212,8 @@
               <w:rPr>
                 <w:rFonts w:ascii="Arial" w:hAnsi="Arial" w:cs="Arial"/>
                 <w:b/>
-                <w:sz w:val="24"/>
-                <w:szCs w:val="24"/>
+                <w:sz w:val="20"/>
+                <w:szCs w:val="20"/>
               </w:rPr>
               <w:spacing w:line="240" w:lineRule="auto"/>
             </w:pPr>
@@ -3283,8 +3283,8 @@
               <w:rPr>
                 <w:rFonts w:ascii="Arial" w:hAnsi="Arial" w:cs="Arial"/>
                 <w:b/>
-                <w:sz w:val="24"/>
-                <w:szCs w:val="24"/>
+                <w:sz w:val="20"/>
+                <w:szCs w:val="20"/>
               </w:rPr>
               <w:spacing w:line="240" w:lineRule="auto"/>
             </w:pPr>
@@ -3345,8 +3345,8 @@
               <w:rPr>
                 <w:rFonts w:ascii="Arial" w:hAnsi="Arial" w:cs="Arial"/>
                 <w:b/>
-                <w:sz w:val="24"/>
-                <w:szCs w:val="24"/>
+                <w:sz w:val="20"/>
+                <w:szCs w:val="20"/>
               </w:rPr>
               <w:spacing w:line="240" w:lineRule="auto"/>
             </w:pPr>
@@ -3407,8 +3407,8 @@
               <w:rPr>
                 <w:rFonts w:ascii="Arial" w:hAnsi="Arial" w:cs="Arial"/>
                 <w:b/>
-                <w:sz w:val="24"/>
-                <w:szCs w:val="24"/>
+                <w:sz w:val="20"/>
+                <w:szCs w:val="20"/>
               </w:rPr>
               <w:spacing w:line="240" w:lineRule="auto"/>
             </w:pPr>
@@ -3466,8 +3466,8 @@
         <w:rPr>
           <w:rFonts w:ascii="Arial" w:hAnsi="Arial" w:cs="Arial"/>
           <w:b/>
-          <w:sz w:val="24"/>
-          <w:szCs w:val="24"/>
+          <w:sz w:val="20"/>
+          <w:szCs w:val="20"/>
         </w:rPr>
       </w:pPr>
     </w:p>
@@ -3476,69 +3476,69 @@
         <w:pStyle w:val="Ttulo2"/>
         <w:rPr>
           <w:rFonts w:ascii="Arial" w:hAnsi="Arial" w:cs="Arial"/>
-          <w:sz w:val="24"/>
-          <w:szCs w:val="24"/>
-          <w:b w:val="true"/>
-          <w:bCs w:val="true"/>
-        </w:rPr>
-      </w:pPr>
-      <w:r>
-        <w:rPr>
-          <w:rFonts w:ascii="Arial" w:hAnsi="Arial" w:cs="Arial"/>
-          <w:b w:val="true"/>
-          <w:sz w:val="24"/>
-          <w:szCs w:val="24"/>
-          <w:bCs w:val="true"/>
+          <w:sz w:val="20"/>
+          <w:szCs w:val="20"/>
+          <w:b w:val="false"/>
+          <w:bCs w:val="false"/>
+        </w:rPr>
+      </w:pPr>
+      <w:r>
+        <w:rPr>
+          <w:rFonts w:ascii="Arial" w:hAnsi="Arial" w:cs="Arial"/>
+          <w:b w:val="false"/>
+          <w:sz w:val="20"/>
+          <w:szCs w:val="20"/>
+          <w:bCs w:val="false"/>
         </w:rPr>
         <w:t xml:space="preserve"/>
       </w:r>
       <w:r>
         <w:rPr>
           <w:rFonts w:ascii="Arial" w:hAnsi="Arial" w:cs="Arial"/>
-          <w:b w:val="true"/>
-          <w:sz w:val="24"/>
-          <w:szCs w:val="24"/>
-          <w:bCs w:val="true"/>
+          <w:b w:val="false"/>
+          <w:sz w:val="20"/>
+          <w:szCs w:val="20"/>
+          <w:bCs w:val="false"/>
         </w:rPr>
         <w:t>-</w:t>
       </w:r>
       <w:r>
         <w:rPr>
           <w:rFonts w:ascii="Arial" w:hAnsi="Arial" w:cs="Arial"/>
-          <w:b w:val="true"/>
-          <w:sz w:val="24"/>
-          <w:szCs w:val="24"/>
-          <w:bCs w:val="true"/>
+          <w:b w:val="false"/>
+          <w:sz w:val="20"/>
+          <w:szCs w:val="20"/>
+          <w:bCs w:val="false"/>
         </w:rPr>
         <w:t xml:space="preserve"> </w:t>
       </w:r>
       <w:r>
         <w:rPr>
           <w:rFonts w:ascii="Arial" w:hAnsi="Arial" w:cs="Arial"/>
-          <w:b w:val="true"/>
-          <w:sz w:val="24"/>
-          <w:szCs w:val="24"/>
-          <w:bCs w:val="true"/>
+          <w:b w:val="false"/>
+          <w:sz w:val="20"/>
+          <w:szCs w:val="20"/>
+          <w:bCs w:val="false"/>
         </w:rPr>
         <w:t>Equipamentos modernos, revisados e</w:t>
       </w:r>
       <w:r>
         <w:rPr>
           <w:rFonts w:ascii="Arial" w:hAnsi="Arial" w:cs="Arial"/>
-          <w:b w:val="true"/>
-          <w:sz w:val="24"/>
-          <w:szCs w:val="24"/>
-          <w:bCs w:val="true"/>
+          <w:b w:val="false"/>
+          <w:sz w:val="20"/>
+          <w:szCs w:val="20"/>
+          <w:bCs w:val="false"/>
         </w:rPr>
         <w:t xml:space="preserve"> alto desempenho e tecnologia</w:t>
       </w:r>
       <w:r>
         <w:rPr>
           <w:rFonts w:ascii="Arial" w:hAnsi="Arial" w:cs="Arial"/>
-          <w:b w:val="true"/>
-          <w:sz w:val="24"/>
-          <w:szCs w:val="24"/>
-          <w:bCs w:val="true"/>
+          <w:b w:val="false"/>
+          <w:sz w:val="20"/>
+          <w:szCs w:val="20"/>
+          <w:bCs w:val="false"/>
         </w:rPr>
         <w:t xml:space="preserve"> para atender qualquer demanda.</w:t>
       </w:r>
@@ -3577,8 +3577,8 @@
               <w:rPr>
                 <w:rFonts w:ascii="Arial" w:hAnsi="Arial" w:cs="Arial"/>
                 <w:bCs/>
-                <w:sz w:val="24"/>
-                <w:szCs w:val="24"/>
+                <w:sz w:val="20"/>
+                <w:szCs w:val="20"/>
               </w:rPr>
               <w:spacing w:line="240" w:lineRule="auto"/>
             </w:pPr>
@@ -3637,8 +3637,8 @@
               <w:rPr>
                 <w:rFonts w:ascii="Arial" w:hAnsi="Arial" w:cs="Arial"/>
                 <w:bCs/>
-                <w:sz w:val="24"/>
-                <w:szCs w:val="24"/>
+                <w:sz w:val="20"/>
+                <w:szCs w:val="20"/>
               </w:rPr>
               <w:spacing w:line="240" w:lineRule="auto"/>
             </w:pPr>
@@ -3698,8 +3698,8 @@
               <w:rPr>
                 <w:rFonts w:ascii="Arial" w:hAnsi="Arial" w:cs="Arial"/>
                 <w:bCs/>
-                <w:sz w:val="24"/>
-                <w:szCs w:val="24"/>
+                <w:sz w:val="20"/>
+                <w:szCs w:val="20"/>
               </w:rPr>
               <w:spacing w:line="240" w:lineRule="auto"/>
             </w:pPr>
@@ -3759,8 +3759,8 @@
               <w:rPr>
                 <w:rFonts w:ascii="Arial" w:hAnsi="Arial" w:cs="Arial"/>
                 <w:bCs/>
-                <w:sz w:val="24"/>
-                <w:szCs w:val="24"/>
+                <w:sz w:val="20"/>
+                <w:szCs w:val="20"/>
               </w:rPr>
               <w:spacing w:line="240" w:lineRule="auto"/>
             </w:pPr>
@@ -3841,8 +3841,8 @@
         <w:rPr>
           <w:rFonts w:ascii="Arial" w:hAnsi="Arial" w:cs="Arial"/>
           <w:bCs/>
-          <w:sz w:val="24"/>
-          <w:szCs w:val="24"/>
+          <w:sz w:val="20"/>
+          <w:szCs w:val="20"/>
         </w:rPr>
       </w:pPr>
     </w:p>
@@ -3851,8 +3851,8 @@
         <w:rPr>
           <w:rFonts w:ascii="Arial" w:hAnsi="Arial" w:cs="Arial"/>
           <w:bCs/>
-          <w:sz w:val="24"/>
-          <w:szCs w:val="24"/>
+          <w:sz w:val="20"/>
+          <w:szCs w:val="20"/>
         </w:rPr>
       </w:pPr>
     </w:p>
@@ -3861,19 +3861,19 @@
         <w:pStyle w:val="Ttulo2"/>
         <w:rPr>
           <w:rFonts w:ascii="Arial" w:hAnsi="Arial" w:cs="Arial"/>
-          <w:sz w:val="24"/>
-          <w:szCs w:val="24"/>
-          <w:b w:val="true"/>
-          <w:bCs w:val="true"/>
-        </w:rPr>
-      </w:pPr>
-      <w:r>
-        <w:rPr>
-          <w:rFonts w:ascii="Arial" w:hAnsi="Arial" w:cs="Arial"/>
-          <w:b w:val="true"/>
-          <w:sz w:val="24"/>
-          <w:szCs w:val="24"/>
-          <w:bCs w:val="true"/>
+          <w:sz w:val="20"/>
+          <w:szCs w:val="20"/>
+          <w:b w:val="false"/>
+          <w:bCs w:val="false"/>
+        </w:rPr>
+      </w:pPr>
+      <w:r>
+        <w:rPr>
+          <w:rFonts w:ascii="Arial" w:hAnsi="Arial" w:cs="Arial"/>
+          <w:b w:val="false"/>
+          <w:sz w:val="20"/>
+          <w:szCs w:val="20"/>
+          <w:bCs w:val="false"/>
         </w:rPr>
         <w:lastRenderedPageBreak/>
         <w:t>- Clientes que confiam e atestam a excelência da Filtrovali</w:t>
@@ -3886,8 +3886,8 @@
         <w:rPr>
           <w:rFonts w:ascii="Arial" w:hAnsi="Arial" w:cs="Arial"/>
           <w:b/>
-          <w:sz w:val="24"/>
-          <w:szCs w:val="24"/>
+          <w:sz w:val="20"/>
+          <w:szCs w:val="20"/>
         </w:rPr>
       </w:pPr>
       <w:r>
@@ -3950,8 +3950,8 @@
           <w:rFonts w:ascii="Arial" w:hAnsi="Arial" w:cs="Arial"/>
           <w:b/>
           <w:bCs/>
-          <w:sz w:val="24"/>
-          <w:szCs w:val="24"/>
+          <w:sz w:val="20"/>
+          <w:szCs w:val="20"/>
         </w:rPr>
       </w:pPr>
     </w:p>
@@ -3962,8 +3962,8 @@
         <w:jc w:val="both"/>
         <w:rPr>
           <w:rFonts w:ascii="Arial" w:hAnsi="Arial" w:cs="Arial"/>
-          <w:sz w:val="24"/>
-          <w:szCs w:val="24"/>
+          <w:sz w:val="20"/>
+          <w:szCs w:val="20"/>
           <w:b w:val="true"/>
           <w:bCs w:val="true"/>
         </w:rPr>
@@ -3974,8 +3974,8 @@
           <w:rFonts w:ascii="Arial" w:hAnsi="Arial" w:cs="Arial"/>
           <w:b w:val="true"/>
           <w:bCs w:val="true"/>
-          <w:sz w:val="24"/>
-          <w:szCs w:val="24"/>
+          <w:sz w:val="20"/>
+          <w:szCs w:val="20"/>
         </w:rPr>
         <w:t>- Descrição dos serviços que serão executados:</w:t>
       </w:r>
@@ -3988,29 +3988,29 @@
         <w:jc w:val="both"/>
         <w:rPr>
           <w:rFonts w:ascii="Arial" w:hAnsi="Arial" w:cs="Arial"/>
-          <w:sz w:val="24"/>
-          <w:szCs w:val="24"/>
-          <w:b w:val="true"/>
-          <w:bCs w:val="true"/>
-        </w:rPr>
-      </w:pPr>
-      <w:r>
-        <w:rPr>
-          <w:rFonts w:ascii="Arial" w:hAnsi="Arial" w:cs="Arial"/>
-          <w:sz w:val="24"/>
-          <w:szCs w:val="24"/>
-          <w:b w:val="true"/>
-          <w:bCs w:val="true"/>
+          <w:sz w:val="20"/>
+          <w:szCs w:val="20"/>
+          <w:b w:val="false"/>
+          <w:bCs w:val="false"/>
+        </w:rPr>
+      </w:pPr>
+      <w:r>
+        <w:rPr>
+          <w:rFonts w:ascii="Arial" w:hAnsi="Arial" w:cs="Arial"/>
+          <w:sz w:val="20"/>
+          <w:szCs w:val="20"/>
+          <w:b w:val="false"/>
+          <w:bCs w:val="false"/>
         </w:rPr>
         <w:t xml:space="preserve">{{servico}}</w:t>
       </w:r>
       <w:r>
         <w:rPr>
           <w:rFonts w:ascii="Arial" w:hAnsi="Arial" w:cs="Arial"/>
-          <w:sz w:val="24"/>
-          <w:szCs w:val="24"/>
-          <w:b w:val="true"/>
-          <w:bCs w:val="true"/>
+          <w:sz w:val="20"/>
+          <w:szCs w:val="20"/>
+          <w:b w:val="false"/>
+          <w:bCs w:val="false"/>
         </w:rPr>
         <w:t xml:space="preserve"/>
       </w:r>
@@ -4018,20 +4018,20 @@
         <w:rPr>
           <w:rFonts w:ascii="Arial" w:hAnsi="Arial" w:cs="Arial"/>
           <w:color w:val="EE0000"/>
-          <w:sz w:val="24"/>
-          <w:szCs w:val="24"/>
-          <w:b w:val="true"/>
-          <w:bCs w:val="true"/>
+          <w:sz w:val="20"/>
+          <w:szCs w:val="20"/>
+          <w:b w:val="false"/>
+          <w:bCs w:val="false"/>
         </w:rPr>
         <w:t xml:space="preserve"/>
       </w:r>
       <w:r>
         <w:rPr>
           <w:rFonts w:ascii="Arial" w:hAnsi="Arial" w:cs="Arial"/>
-          <w:sz w:val="24"/>
-          <w:szCs w:val="24"/>
-          <w:b w:val="true"/>
-          <w:bCs w:val="true"/>
+          <w:sz w:val="20"/>
+          <w:szCs w:val="20"/>
+          <w:b w:val="false"/>
+          <w:bCs w:val="false"/>
         </w:rPr>
         <w:t/>
       </w:r>
@@ -4047,15 +4047,19 @@
         <w:jc w:val="both"/>
         <w:rPr>
           <w:rFonts w:ascii="Arial" w:hAnsi="Arial" w:cs="Arial"/>
-          <w:sz w:val="24"/>
-          <w:szCs w:val="24"/>
-        </w:rPr>
-      </w:pPr>
-      <w:r>
-        <w:rPr>
-          <w:rFonts w:ascii="Arial" w:hAnsi="Arial" w:cs="Arial"/>
-          <w:sz w:val="24"/>
-          <w:szCs w:val="24"/>
+          <w:bCs w:val="false"/>
+          <w:b w:val="false"/>
+          <w:sz w:val="20"/>
+          <w:szCs w:val="20"/>
+        </w:rPr>
+      </w:pPr>
+      <w:r>
+        <w:rPr>
+          <w:rFonts w:ascii="Arial" w:hAnsi="Arial" w:cs="Arial"/>
+          <w:bCs w:val="false"/>
+          <w:b w:val="false"/>
+          <w:sz w:val="20"/>
+          <w:szCs w:val="20"/>
         </w:rPr>
         <w:t>{{escopo_blocos}}</w:t>
       </w:r>
@@ -4068,16 +4072,16 @@
         <w:jc w:val="both"/>
         <w:rPr>
           <w:rFonts w:ascii="Arial" w:hAnsi="Arial" w:cs="Arial"/>
-          <w:sz w:val="24"/>
-          <w:szCs w:val="24"/>
+          <w:sz w:val="20"/>
+          <w:szCs w:val="20"/>
         </w:rPr>
       </w:pPr>
       <w:r>
         <w:rPr>
           <w:rFonts w:ascii="Arial" w:hAnsi="Arial" w:cs="Arial"/>
           <w:color w:val="EE0000"/>
-          <w:sz w:val="24"/>
-          <w:szCs w:val="24"/>
+          <w:sz w:val="20"/>
+          <w:szCs w:val="20"/>
         </w:rPr>
         <w:t xml:space="preserve">hidrojateamento em tubulações deverá utilizar estritamente máximo 20k de pressão (é proibido 40k). </w:t>
       </w:r>
@@ -4088,8 +4092,8 @@
         <w:spacing w:after="120"/>
         <w:rPr>
           <w:rFonts w:ascii="Arial" w:hAnsi="Arial" w:cs="Arial"/>
-          <w:sz w:val="24"/>
-          <w:szCs w:val="24"/>
+          <w:sz w:val="20"/>
+          <w:szCs w:val="20"/>
           <w:b w:val="true"/>
           <w:bCs w:val="true"/>
         </w:rPr>
@@ -4100,8 +4104,8 @@
           <w:rFonts w:ascii="Arial" w:hAnsi="Arial" w:cs="Arial"/>
           <w:b w:val="true"/>
           <w:bCs w:val="true"/>
-          <w:sz w:val="24"/>
-          <w:szCs w:val="24"/>
+          <w:sz w:val="20"/>
+          <w:szCs w:val="20"/>
         </w:rPr>
         <w:t xml:space="preserve">- </w:t>
       </w:r>
@@ -4111,8 +4115,8 @@
           <w:b w:val="true"/>
           <w:bCs w:val="true"/>
           <w:color w:val="000000"/>
-          <w:sz w:val="24"/>
-          <w:szCs w:val="24"/>
+          <w:sz w:val="20"/>
+          <w:szCs w:val="20"/>
         </w:rPr>
         <w:t>Matriz geral de responsabilidade</w:t>
       </w:r>
@@ -4125,30 +4129,30 @@
         <w:spacing w:after="120"/>
         <w:rPr>
           <w:rFonts w:ascii="Arial" w:hAnsi="Arial" w:cs="Arial"/>
-          <w:sz w:val="24"/>
-          <w:szCs w:val="24"/>
-          <w:b w:val="true"/>
-          <w:bCs w:val="true"/>
-        </w:rPr>
-      </w:pPr>
-      <w:r>
-        <w:rPr>
-          <w:rFonts w:ascii="Arial" w:hAnsi="Arial" w:cs="Arial"/>
-          <w:b w:val="true"/>
-          <w:bCs w:val="true"/>
+          <w:sz w:val="20"/>
+          <w:szCs w:val="20"/>
+          <w:b w:val="false"/>
+          <w:bCs w:val="false"/>
+        </w:rPr>
+      </w:pPr>
+      <w:r>
+        <w:rPr>
+          <w:rFonts w:ascii="Arial" w:hAnsi="Arial" w:cs="Arial"/>
+          <w:b w:val="false"/>
+          <w:bCs w:val="false"/>
           <w:color w:val="000000"/>
-          <w:sz w:val="24"/>
-          <w:szCs w:val="24"/>
+          <w:sz w:val="20"/>
+          <w:szCs w:val="20"/>
         </w:rPr>
         <w:t>Responsabilidade da Filtrovali</w:t>
       </w:r>
       <w:r>
         <w:rPr>
           <w:rFonts w:ascii="Arial" w:hAnsi="Arial" w:cs="Arial"/>
-          <w:b w:val="true"/>
-          <w:bCs w:val="true"/>
-          <w:sz w:val="24"/>
-          <w:szCs w:val="24"/>
+          <w:b w:val="false"/>
+          <w:bCs w:val="false"/>
+          <w:sz w:val="20"/>
+          <w:szCs w:val="20"/>
         </w:rPr>
         <w:t>:</w:t>
       </w:r>
@@ -4197,8 +4201,8 @@
                 <w:bCs/>
                 <w:color w:val="FFFFFF" w:themeColor="background1"/>
                 <w:lang w:eastAsia="pt-BR"/>
-                <w:sz w:val="24"/>
-                <w:szCs w:val="24"/>
+                <w:sz w:val="20"/>
+                <w:szCs w:val="20"/>
               </w:rPr>
             </w:pPr>
             <w:r>
@@ -4208,8 +4212,8 @@
                 <w:bCs/>
                 <w:color w:val="FFFFFF" w:themeColor="background1"/>
                 <w:lang w:eastAsia="pt-BR"/>
-                <w:sz w:val="24"/>
-                <w:szCs w:val="24"/>
+                <w:sz w:val="20"/>
+                <w:szCs w:val="20"/>
               </w:rPr>
               <w:t>Item</w:t>
             </w:r>
@@ -4239,8 +4243,8 @@
                 <w:bCs/>
                 <w:color w:val="FFFFFF" w:themeColor="background1"/>
                 <w:lang w:eastAsia="pt-BR"/>
-                <w:sz w:val="24"/>
-                <w:szCs w:val="24"/>
+                <w:sz w:val="20"/>
+                <w:szCs w:val="20"/>
               </w:rPr>
             </w:pPr>
             <w:r>
@@ -4250,8 +4254,8 @@
                 <w:bCs/>
                 <w:color w:val="FFFFFF" w:themeColor="background1"/>
                 <w:lang w:eastAsia="pt-BR"/>
-                <w:sz w:val="24"/>
-                <w:szCs w:val="24"/>
+                <w:sz w:val="20"/>
+                <w:szCs w:val="20"/>
               </w:rPr>
               <w:t>ESCOPO</w:t>
             </w:r>
@@ -4281,8 +4285,8 @@
                 <w:bCs/>
                 <w:color w:val="FFFFFF" w:themeColor="background1"/>
                 <w:lang w:eastAsia="pt-BR"/>
-                <w:sz w:val="24"/>
-                <w:szCs w:val="24"/>
+                <w:sz w:val="20"/>
+                <w:szCs w:val="20"/>
               </w:rPr>
             </w:pPr>
             <w:r>
@@ -4292,8 +4296,8 @@
                 <w:bCs/>
                 <w:color w:val="FFFFFF" w:themeColor="background1"/>
                 <w:lang w:eastAsia="pt-BR"/>
-                <w:sz w:val="24"/>
-                <w:szCs w:val="24"/>
+                <w:sz w:val="20"/>
+                <w:szCs w:val="20"/>
               </w:rPr>
               <w:t>NOTA</w:t>
             </w:r>
@@ -4328,8 +4332,8 @@
                 <w:bCs/>
                 <w:color w:val="000000"/>
                 <w:lang w:eastAsia="pt-BR"/>
-                <w:sz w:val="24"/>
-                <w:szCs w:val="24"/>
+                <w:sz w:val="20"/>
+                <w:szCs w:val="20"/>
               </w:rPr>
             </w:pPr>
             <w:r>
@@ -4339,8 +4343,8 @@
                 <w:bCs/>
                 <w:color w:val="000000"/>
                 <w:lang w:eastAsia="pt-BR"/>
-                <w:sz w:val="24"/>
-                <w:szCs w:val="24"/>
+                <w:sz w:val="20"/>
+                <w:szCs w:val="20"/>
               </w:rPr>
               <w:t xml:space="preserve">{{categoria_filtrovali}}</w:t>
             </w:r>
@@ -4376,10 +4380,12 @@
               <w:jc w:val="center"/>
               <w:rPr>
                 <w:rFonts w:ascii="Arial" w:hAnsi="Arial" w:cs="Arial"/>
+                <w:bCs w:val="false"/>
+                <w:b w:val="false"/>
                 <w:color w:val="000000"/>
                 <w:lang w:eastAsia="pt-BR"/>
-                <w:sz w:val="24"/>
-                <w:szCs w:val="24"/>
+                <w:sz w:val="20"/>
+                <w:szCs w:val="20"/>
               </w:rPr>
             </w:pPr>
           </w:p>
@@ -4403,8 +4409,8 @@
                 <w:rFonts w:ascii="Arial" w:hAnsi="Arial" w:cs="Arial"/>
                 <w:color w:val="000000"/>
                 <w:lang w:eastAsia="pt-BR"/>
-                <w:sz w:val="24"/>
-                <w:szCs w:val="24"/>
+                <w:sz w:val="20"/>
+                <w:szCs w:val="20"/>
               </w:rPr>
             </w:pPr>
             <w:r>
@@ -4412,8 +4418,8 @@
                 <w:rFonts w:ascii="Arial" w:hAnsi="Arial" w:cs="Arial"/>
                 <w:color w:val="000000"/>
                 <w:lang w:eastAsia="pt-BR"/>
-                <w:sz w:val="24"/>
-                <w:szCs w:val="24"/>
+                <w:sz w:val="20"/>
+                <w:szCs w:val="20"/>
               </w:rPr>
               <w:t xml:space="preserve">{{escopo_filtrovali}}</w:t>
             </w:r>
@@ -4422,8 +4428,8 @@
                 <w:rFonts w:ascii="Arial" w:hAnsi="Arial" w:cs="Arial"/>
                 <w:color w:val="000000"/>
                 <w:lang w:eastAsia="pt-BR"/>
-                <w:sz w:val="24"/>
-                <w:szCs w:val="24"/>
+                <w:sz w:val="20"/>
+                <w:szCs w:val="20"/>
               </w:rPr>
               <w:t/>
             </w:r>
@@ -4432,8 +4438,8 @@
                 <w:rFonts w:ascii="Arial" w:hAnsi="Arial" w:cs="Arial"/>
                 <w:color w:val="000000"/>
                 <w:lang w:eastAsia="pt-BR"/>
-                <w:sz w:val="24"/>
-                <w:szCs w:val="24"/>
+                <w:sz w:val="20"/>
+                <w:szCs w:val="20"/>
               </w:rPr>
               <w:t/>
             </w:r>
@@ -4443,6 +4449,8 @@
                 <w:rFonts w:ascii="Arial" w:eastAsia="Arial" w:hAnsi="Arial" w:cs="Arial"/>
                 <w:color w:val="000000"/>
                 <w:lang w:eastAsia="pt-BR"/>
+                <w:sz w:val="20"/>
+                <w:szCs w:val="20"/>
               </w:rPr>
             </w:r>
           </w:p>
@@ -4460,8 +4468,8 @@
                 <w:bCs/>
                 <w:color w:val="000000"/>
                 <w:lang w:eastAsia="pt-BR"/>
-                <w:sz w:val="24"/>
-                <w:szCs w:val="24"/>
+                <w:sz w:val="20"/>
+                <w:szCs w:val="20"/>
               </w:rPr>
             </w:pPr>
             <w:r>
@@ -4471,8 +4479,8 @@
                 <w:bCs/>
                 <w:color w:val="000000"/>
                 <w:lang w:eastAsia="pt-BR"/>
-                <w:sz w:val="24"/>
-                <w:szCs w:val="24"/>
+                <w:sz w:val="20"/>
+                <w:szCs w:val="20"/>
               </w:rPr>
               <w:t/>
             </w:r>
@@ -4483,8 +4491,8 @@
                 <w:bCs/>
                 <w:color w:val="000000"/>
                 <w:lang w:eastAsia="pt-BR"/>
-                <w:sz w:val="24"/>
-                <w:szCs w:val="24"/>
+                <w:sz w:val="20"/>
+                <w:szCs w:val="20"/>
               </w:rPr>
               <w:t xml:space="preserve"/>
             </w:r>
@@ -4495,8 +4503,8 @@
                 <w:bCs/>
                 <w:color w:val="000000"/>
                 <w:lang w:eastAsia="pt-BR"/>
-                <w:sz w:val="24"/>
-                <w:szCs w:val="24"/>
+                <w:sz w:val="20"/>
+                <w:szCs w:val="20"/>
               </w:rPr>
               <w:t xml:space="preserve"/>
             </w:r>
@@ -4507,8 +4515,8 @@
                 <w:bCs/>
                 <w:color w:val="000000"/>
                 <w:lang w:eastAsia="pt-BR"/>
-                <w:sz w:val="24"/>
-                <w:szCs w:val="24"/>
+                <w:sz w:val="20"/>
+                <w:szCs w:val="20"/>
               </w:rPr>
               <w:t/>
             </w:r>
@@ -4519,8 +4527,8 @@
                 <w:bCs/>
                 <w:color w:val="000000"/>
                 <w:lang w:eastAsia="pt-BR"/>
-                <w:sz w:val="24"/>
-                <w:szCs w:val="24"/>
+                <w:sz w:val="20"/>
+                <w:szCs w:val="20"/>
               </w:rPr>
               <w:t xml:space="preserve"/>
             </w:r>
@@ -4531,8 +4539,8 @@
                 <w:bCs/>
                 <w:color w:val="000000"/>
                 <w:lang w:eastAsia="pt-BR"/>
-                <w:sz w:val="24"/>
-                <w:szCs w:val="24"/>
+                <w:sz w:val="20"/>
+                <w:szCs w:val="20"/>
               </w:rPr>
               <w:t xml:space="preserve"/>
             </w:r>
@@ -4543,8 +4551,8 @@
                 <w:bCs/>
                 <w:color w:val="EE0000"/>
                 <w:lang w:eastAsia="pt-BR"/>
-                <w:sz w:val="24"/>
-                <w:szCs w:val="24"/>
+                <w:sz w:val="20"/>
+                <w:szCs w:val="20"/>
               </w:rPr>
               <w:t/>
             </w:r>
@@ -4562,8 +4570,8 @@
                 <w:rFonts w:ascii="Arial" w:hAnsi="Arial" w:cs="Arial"/>
                 <w:color w:val="000000"/>
                 <w:lang w:eastAsia="pt-BR"/>
-                <w:sz w:val="24"/>
-                <w:szCs w:val="24"/>
+                <w:sz w:val="20"/>
+                <w:szCs w:val="20"/>
               </w:rPr>
             </w:pPr>
             <w:r>
@@ -4571,8 +4579,8 @@
                 <w:rFonts w:ascii="Arial" w:hAnsi="Arial" w:cs="Arial"/>
                 <w:color w:val="000000"/>
                 <w:lang w:eastAsia="pt-BR"/>
-                <w:sz w:val="24"/>
-                <w:szCs w:val="24"/>
+                <w:sz w:val="20"/>
+                <w:szCs w:val="20"/>
               </w:rPr>
               <w:t/>
             </w:r>
@@ -4581,8 +4589,8 @@
                 <w:rFonts w:ascii="Arial" w:hAnsi="Arial" w:cs="Arial"/>
                 <w:color w:val="000000"/>
                 <w:lang w:eastAsia="pt-BR"/>
-                <w:sz w:val="24"/>
-                <w:szCs w:val="24"/>
+                <w:sz w:val="20"/>
+                <w:szCs w:val="20"/>
               </w:rPr>
               <w:t xml:space="preserve"/>
             </w:r>
@@ -4600,8 +4608,8 @@
                 <w:rFonts w:ascii="Arial" w:hAnsi="Arial" w:cs="Arial"/>
                 <w:color w:val="000000"/>
                 <w:lang w:eastAsia="pt-BR"/>
-                <w:sz w:val="24"/>
-                <w:szCs w:val="24"/>
+                <w:sz w:val="20"/>
+                <w:szCs w:val="20"/>
               </w:rPr>
             </w:pPr>
             <w:r>
@@ -4609,8 +4617,8 @@
                 <w:rFonts w:ascii="Arial" w:hAnsi="Arial" w:cs="Arial"/>
                 <w:color w:val="000000"/>
                 <w:lang w:eastAsia="pt-BR"/>
-                <w:sz w:val="24"/>
-                <w:szCs w:val="24"/>
+                <w:sz w:val="20"/>
+                <w:szCs w:val="20"/>
               </w:rPr>
               <w:t/>
             </w:r>
@@ -4628,8 +4636,8 @@
                 <w:rFonts w:ascii="Arial" w:hAnsi="Arial" w:cs="Arial"/>
                 <w:color w:val="000000"/>
                 <w:lang w:eastAsia="pt-BR"/>
-                <w:sz w:val="24"/>
-                <w:szCs w:val="24"/>
+                <w:sz w:val="20"/>
+                <w:szCs w:val="20"/>
               </w:rPr>
             </w:pPr>
             <w:r>
@@ -4637,8 +4645,8 @@
                 <w:rFonts w:ascii="Arial" w:hAnsi="Arial" w:cs="Arial"/>
                 <w:color w:val="000000"/>
                 <w:lang w:eastAsia="pt-BR"/>
-                <w:sz w:val="24"/>
-                <w:szCs w:val="24"/>
+                <w:sz w:val="20"/>
+                <w:szCs w:val="20"/>
               </w:rPr>
               <w:t/>
             </w:r>
@@ -4647,8 +4655,8 @@
                 <w:rFonts w:ascii="Arial" w:hAnsi="Arial" w:cs="Arial"/>
                 <w:color w:val="000000"/>
                 <w:lang w:eastAsia="pt-BR"/>
-                <w:sz w:val="24"/>
-                <w:szCs w:val="24"/>
+                <w:sz w:val="20"/>
+                <w:szCs w:val="20"/>
               </w:rPr>
               <w:t xml:space="preserve"/>
             </w:r>
@@ -4657,8 +4665,8 @@
                 <w:rFonts w:ascii="Arial" w:hAnsi="Arial" w:cs="Arial"/>
                 <w:color w:val="000000"/>
                 <w:lang w:eastAsia="pt-BR"/>
-                <w:sz w:val="24"/>
-                <w:szCs w:val="24"/>
+                <w:sz w:val="20"/>
+                <w:szCs w:val="20"/>
               </w:rPr>
               <w:t/>
             </w:r>
@@ -4676,8 +4684,8 @@
                 <w:rFonts w:ascii="Arial" w:hAnsi="Arial" w:cs="Arial"/>
                 <w:color w:val="2F5496" w:themeColor="accent5" w:themeShade="BF"/>
                 <w:lang w:eastAsia="pt-BR"/>
-                <w:sz w:val="24"/>
-                <w:szCs w:val="24"/>
+                <w:sz w:val="20"/>
+                <w:szCs w:val="20"/>
               </w:rPr>
             </w:pPr>
             <w:r>
@@ -4685,8 +4693,8 @@
                 <w:rFonts w:ascii="Arial" w:hAnsi="Arial" w:cs="Arial"/>
                 <w:color w:val="000000"/>
                 <w:lang w:eastAsia="pt-BR"/>
-                <w:sz w:val="24"/>
-                <w:szCs w:val="24"/>
+                <w:sz w:val="20"/>
+                <w:szCs w:val="20"/>
               </w:rPr>
               <w:t xml:space="preserve"/>
             </w:r>
@@ -4695,8 +4703,8 @@
                 <w:rFonts w:ascii="Arial" w:hAnsi="Arial" w:cs="Arial"/>
                 <w:color w:val="EE0000"/>
                 <w:lang w:eastAsia="pt-BR"/>
-                <w:sz w:val="24"/>
-                <w:szCs w:val="24"/>
+                <w:sz w:val="20"/>
+                <w:szCs w:val="20"/>
               </w:rPr>
               <w:t/>
             </w:r>
@@ -4705,8 +4713,8 @@
                 <w:rFonts w:ascii="Arial" w:hAnsi="Arial" w:cs="Arial"/>
                 <w:color w:val="EE0000"/>
                 <w:lang w:eastAsia="pt-BR"/>
-                <w:sz w:val="24"/>
-                <w:szCs w:val="24"/>
+                <w:sz w:val="20"/>
+                <w:szCs w:val="20"/>
               </w:rPr>
               <w:t xml:space="preserve"/>
             </w:r>
@@ -4715,8 +4723,8 @@
                 <w:rFonts w:ascii="Arial" w:hAnsi="Arial" w:cs="Arial"/>
                 <w:color w:val="2F5496" w:themeColor="accent5" w:themeShade="BF"/>
                 <w:lang w:eastAsia="pt-BR"/>
-                <w:sz w:val="24"/>
-                <w:szCs w:val="24"/>
+                <w:sz w:val="20"/>
+                <w:szCs w:val="20"/>
               </w:rPr>
               <w:t/>
             </w:r>
@@ -4735,8 +4743,8 @@
                 <w:bCs/>
                 <w:color w:val="000000"/>
                 <w:lang w:eastAsia="pt-BR"/>
-                <w:sz w:val="24"/>
-                <w:szCs w:val="24"/>
+                <w:sz w:val="20"/>
+                <w:szCs w:val="20"/>
               </w:rPr>
             </w:pPr>
             <w:r>
@@ -4746,8 +4754,8 @@
                 <w:bCs/>
                 <w:color w:val="000000"/>
                 <w:lang w:eastAsia="pt-BR"/>
-                <w:sz w:val="24"/>
-                <w:szCs w:val="24"/>
+                <w:sz w:val="20"/>
+                <w:szCs w:val="20"/>
               </w:rPr>
               <w:t xml:space="preserve"/>
             </w:r>
@@ -4758,8 +4766,8 @@
                 <w:bCs/>
                 <w:color w:val="000000"/>
                 <w:lang w:eastAsia="pt-BR"/>
-                <w:sz w:val="24"/>
-                <w:szCs w:val="24"/>
+                <w:sz w:val="20"/>
+                <w:szCs w:val="20"/>
               </w:rPr>
               <w:t/>
             </w:r>
@@ -4770,8 +4778,8 @@
                 <w:bCs/>
                 <w:color w:val="000000"/>
                 <w:lang w:eastAsia="pt-BR"/>
-                <w:sz w:val="24"/>
-                <w:szCs w:val="24"/>
+                <w:sz w:val="20"/>
+                <w:szCs w:val="20"/>
               </w:rPr>
               <w:t xml:space="preserve"/>
             </w:r>
@@ -4782,8 +4790,8 @@
                 <w:bCs/>
                 <w:color w:val="000000"/>
                 <w:lang w:eastAsia="pt-BR"/>
-                <w:sz w:val="24"/>
-                <w:szCs w:val="24"/>
+                <w:sz w:val="20"/>
+                <w:szCs w:val="20"/>
               </w:rPr>
               <w:t xml:space="preserve"/>
             </w:r>
@@ -4794,8 +4802,8 @@
                 <w:bCs/>
                 <w:color w:val="EE0000"/>
                 <w:lang w:eastAsia="pt-BR"/>
-                <w:sz w:val="24"/>
-                <w:szCs w:val="24"/>
+                <w:sz w:val="20"/>
+                <w:szCs w:val="20"/>
               </w:rPr>
               <w:t/>
             </w:r>
@@ -4813,8 +4821,8 @@
                 <w:rFonts w:ascii="Arial" w:hAnsi="Arial" w:cs="Arial"/>
                 <w:color w:val="000000"/>
                 <w:lang w:eastAsia="pt-BR"/>
-                <w:sz w:val="24"/>
-                <w:szCs w:val="24"/>
+                <w:sz w:val="20"/>
+                <w:szCs w:val="20"/>
               </w:rPr>
             </w:pPr>
             <w:r>
@@ -4822,8 +4830,8 @@
                 <w:rFonts w:ascii="Arial" w:hAnsi="Arial" w:cs="Arial"/>
                 <w:color w:val="000000"/>
                 <w:lang w:eastAsia="pt-BR"/>
-                <w:sz w:val="24"/>
-                <w:szCs w:val="24"/>
+                <w:sz w:val="20"/>
+                <w:szCs w:val="20"/>
               </w:rPr>
               <w:t/>
             </w:r>
@@ -4832,8 +4840,8 @@
                 <w:rFonts w:ascii="Arial" w:hAnsi="Arial" w:cs="Arial"/>
                 <w:color w:val="000000"/>
                 <w:lang w:eastAsia="pt-BR"/>
-                <w:sz w:val="24"/>
-                <w:szCs w:val="24"/>
+                <w:sz w:val="20"/>
+                <w:szCs w:val="20"/>
               </w:rPr>
               <w:t xml:space="preserve"/>
             </w:r>
@@ -4842,8 +4850,8 @@
                 <w:rFonts w:ascii="Arial" w:hAnsi="Arial" w:cs="Arial"/>
                 <w:color w:val="000000"/>
                 <w:lang w:eastAsia="pt-BR"/>
-                <w:sz w:val="24"/>
-                <w:szCs w:val="24"/>
+                <w:sz w:val="20"/>
+                <w:szCs w:val="20"/>
               </w:rPr>
               <w:t/>
             </w:r>
@@ -4861,8 +4869,8 @@
                 <w:rFonts w:ascii="Arial" w:hAnsi="Arial" w:cs="Arial"/>
                 <w:color w:val="000000"/>
                 <w:lang w:eastAsia="pt-BR"/>
-                <w:sz w:val="24"/>
-                <w:szCs w:val="24"/>
+                <w:sz w:val="20"/>
+                <w:szCs w:val="20"/>
               </w:rPr>
             </w:pPr>
             <w:r>
@@ -4870,8 +4878,8 @@
                 <w:rFonts w:ascii="Arial" w:hAnsi="Arial" w:cs="Arial"/>
                 <w:color w:val="000000"/>
                 <w:lang w:eastAsia="pt-BR"/>
-                <w:sz w:val="24"/>
-                <w:szCs w:val="24"/>
+                <w:sz w:val="20"/>
+                <w:szCs w:val="20"/>
               </w:rPr>
               <w:t/>
             </w:r>
@@ -4889,8 +4897,8 @@
                 <w:rFonts w:ascii="Arial" w:hAnsi="Arial" w:cs="Arial"/>
                 <w:color w:val="000000"/>
                 <w:lang w:eastAsia="pt-BR"/>
-                <w:sz w:val="24"/>
-                <w:szCs w:val="24"/>
+                <w:sz w:val="20"/>
+                <w:szCs w:val="20"/>
               </w:rPr>
             </w:pPr>
             <w:r>
@@ -4898,8 +4906,8 @@
                 <w:rFonts w:ascii="Arial" w:hAnsi="Arial" w:cs="Arial"/>
                 <w:color w:val="000000"/>
                 <w:lang w:eastAsia="pt-BR"/>
-                <w:sz w:val="24"/>
-                <w:szCs w:val="24"/>
+                <w:sz w:val="20"/>
+                <w:szCs w:val="20"/>
               </w:rPr>
               <w:t/>
             </w:r>
@@ -4908,8 +4916,8 @@
                 <w:rFonts w:ascii="Arial" w:hAnsi="Arial" w:cs="Arial"/>
                 <w:color w:val="000000"/>
                 <w:lang w:eastAsia="pt-BR"/>
-                <w:sz w:val="24"/>
-                <w:szCs w:val="24"/>
+                <w:sz w:val="20"/>
+                <w:szCs w:val="20"/>
               </w:rPr>
               <w:t xml:space="preserve"/>
             </w:r>
@@ -4918,8 +4926,8 @@
                 <w:rFonts w:ascii="Arial" w:hAnsi="Arial" w:cs="Arial"/>
                 <w:color w:val="000000"/>
                 <w:lang w:eastAsia="pt-BR"/>
-                <w:sz w:val="24"/>
-                <w:szCs w:val="24"/>
+                <w:sz w:val="20"/>
+                <w:szCs w:val="20"/>
               </w:rPr>
               <w:t/>
             </w:r>
@@ -4937,8 +4945,8 @@
                 <w:rFonts w:ascii="Arial" w:hAnsi="Arial" w:cs="Arial"/>
                 <w:color w:val="2F5496" w:themeColor="accent5" w:themeShade="BF"/>
                 <w:lang w:eastAsia="pt-BR"/>
-                <w:sz w:val="24"/>
-                <w:szCs w:val="24"/>
+                <w:sz w:val="20"/>
+                <w:szCs w:val="20"/>
               </w:rPr>
             </w:pPr>
             <w:r>
@@ -4946,8 +4954,8 @@
                 <w:rFonts w:ascii="Arial" w:hAnsi="Arial" w:cs="Arial"/>
                 <w:color w:val="000000"/>
                 <w:lang w:eastAsia="pt-BR"/>
-                <w:sz w:val="24"/>
-                <w:szCs w:val="24"/>
+                <w:sz w:val="20"/>
+                <w:szCs w:val="20"/>
               </w:rPr>
               <w:t xml:space="preserve"/>
             </w:r>
@@ -4956,8 +4964,8 @@
                 <w:rFonts w:ascii="Arial" w:hAnsi="Arial" w:cs="Arial"/>
                 <w:color w:val="EE0000"/>
                 <w:lang w:eastAsia="pt-BR"/>
-                <w:sz w:val="24"/>
-                <w:szCs w:val="24"/>
+                <w:sz w:val="20"/>
+                <w:szCs w:val="20"/>
               </w:rPr>
               <w:t/>
             </w:r>
@@ -4966,8 +4974,8 @@
                 <w:rFonts w:ascii="Arial" w:hAnsi="Arial" w:cs="Arial"/>
                 <w:color w:val="EE0000"/>
                 <w:lang w:eastAsia="pt-BR"/>
-                <w:sz w:val="24"/>
-                <w:szCs w:val="24"/>
+                <w:sz w:val="20"/>
+                <w:szCs w:val="20"/>
               </w:rPr>
               <w:t xml:space="preserve"/>
             </w:r>
@@ -4976,8 +4984,8 @@
                 <w:rFonts w:ascii="Arial" w:hAnsi="Arial" w:cs="Arial"/>
                 <w:color w:val="2F5496" w:themeColor="accent5" w:themeShade="BF"/>
                 <w:lang w:eastAsia="pt-BR"/>
-                <w:sz w:val="24"/>
-                <w:szCs w:val="24"/>
+                <w:sz w:val="20"/>
+                <w:szCs w:val="20"/>
               </w:rPr>
               <w:t/>
             </w:r>
@@ -4996,8 +5004,8 @@
                 <w:bCs/>
                 <w:color w:val="000000"/>
                 <w:lang w:eastAsia="pt-BR"/>
-                <w:sz w:val="24"/>
-                <w:szCs w:val="24"/>
+                <w:sz w:val="20"/>
+                <w:szCs w:val="20"/>
               </w:rPr>
             </w:pPr>
             <w:r>
@@ -5007,8 +5015,8 @@
                 <w:bCs/>
                 <w:color w:val="000000"/>
                 <w:lang w:eastAsia="pt-BR"/>
-                <w:sz w:val="24"/>
-                <w:szCs w:val="24"/>
+                <w:sz w:val="20"/>
+                <w:szCs w:val="20"/>
               </w:rPr>
               <w:t/>
             </w:r>
@@ -5019,8 +5027,8 @@
                 <w:bCs/>
                 <w:color w:val="000000"/>
                 <w:lang w:eastAsia="pt-BR"/>
-                <w:sz w:val="24"/>
-                <w:szCs w:val="24"/>
+                <w:sz w:val="20"/>
+                <w:szCs w:val="20"/>
               </w:rPr>
               <w:t xml:space="preserve"/>
             </w:r>
@@ -5031,8 +5039,8 @@
                 <w:bCs/>
                 <w:color w:val="000000"/>
                 <w:lang w:eastAsia="pt-BR"/>
-                <w:sz w:val="24"/>
-                <w:szCs w:val="24"/>
+                <w:sz w:val="20"/>
+                <w:szCs w:val="20"/>
               </w:rPr>
               <w:t xml:space="preserve"/>
             </w:r>
@@ -5043,8 +5051,8 @@
                 <w:bCs/>
                 <w:color w:val="000000"/>
                 <w:lang w:eastAsia="pt-BR"/>
-                <w:sz w:val="24"/>
-                <w:szCs w:val="24"/>
+                <w:sz w:val="20"/>
+                <w:szCs w:val="20"/>
               </w:rPr>
               <w:t/>
             </w:r>
@@ -5055,8 +5063,8 @@
                 <w:bCs/>
                 <w:color w:val="000000"/>
                 <w:lang w:eastAsia="pt-BR"/>
-                <w:sz w:val="24"/>
-                <w:szCs w:val="24"/>
+                <w:sz w:val="20"/>
+                <w:szCs w:val="20"/>
               </w:rPr>
               <w:t xml:space="preserve"/>
             </w:r>
@@ -5067,8 +5075,8 @@
                 <w:bCs/>
                 <w:color w:val="000000"/>
                 <w:lang w:eastAsia="pt-BR"/>
-                <w:sz w:val="24"/>
-                <w:szCs w:val="24"/>
+                <w:sz w:val="20"/>
+                <w:szCs w:val="20"/>
               </w:rPr>
               <w:t xml:space="preserve"/>
             </w:r>
@@ -5086,8 +5094,8 @@
                 <w:rFonts w:ascii="Arial" w:hAnsi="Arial" w:cs="Arial"/>
                 <w:color w:val="000000"/>
                 <w:lang w:eastAsia="pt-BR"/>
-                <w:sz w:val="24"/>
-                <w:szCs w:val="24"/>
+                <w:sz w:val="20"/>
+                <w:szCs w:val="20"/>
               </w:rPr>
             </w:pPr>
             <w:r>
@@ -5095,8 +5103,8 @@
                 <w:rFonts w:ascii="Arial" w:hAnsi="Arial" w:cs="Arial"/>
                 <w:color w:val="000000"/>
                 <w:lang w:eastAsia="pt-BR"/>
-                <w:sz w:val="24"/>
-                <w:szCs w:val="24"/>
+                <w:sz w:val="20"/>
+                <w:szCs w:val="20"/>
               </w:rPr>
               <w:t/>
             </w:r>
@@ -5114,8 +5122,8 @@
                 <w:rFonts w:ascii="Arial" w:hAnsi="Arial" w:cs="Arial"/>
                 <w:color w:val="000000"/>
                 <w:lang w:eastAsia="pt-BR"/>
-                <w:sz w:val="24"/>
-                <w:szCs w:val="24"/>
+                <w:sz w:val="20"/>
+                <w:szCs w:val="20"/>
               </w:rPr>
             </w:pPr>
             <w:r>
@@ -5123,8 +5131,8 @@
                 <w:rFonts w:ascii="Arial" w:hAnsi="Arial" w:cs="Arial"/>
                 <w:color w:val="000000"/>
                 <w:lang w:eastAsia="pt-BR"/>
-                <w:sz w:val="24"/>
-                <w:szCs w:val="24"/>
+                <w:sz w:val="20"/>
+                <w:szCs w:val="20"/>
               </w:rPr>
               <w:t xml:space="preserve"/>
             </w:r>
@@ -5133,8 +5141,8 @@
                 <w:rFonts w:ascii="Arial" w:hAnsi="Arial" w:cs="Arial"/>
                 <w:color w:val="000000"/>
                 <w:lang w:eastAsia="pt-BR"/>
-                <w:sz w:val="24"/>
-                <w:szCs w:val="24"/>
+                <w:sz w:val="20"/>
+                <w:szCs w:val="20"/>
               </w:rPr>
               <w:t/>
             </w:r>
@@ -5152,8 +5160,8 @@
                 <w:rFonts w:ascii="Arial" w:hAnsi="Arial" w:cs="Arial"/>
                 <w:color w:val="000000"/>
                 <w:lang w:eastAsia="pt-BR"/>
-                <w:sz w:val="24"/>
-                <w:szCs w:val="24"/>
+                <w:sz w:val="20"/>
+                <w:szCs w:val="20"/>
               </w:rPr>
             </w:pPr>
             <w:r>
@@ -5161,8 +5169,8 @@
                 <w:rFonts w:ascii="Arial" w:hAnsi="Arial" w:cs="Arial"/>
                 <w:color w:val="000000"/>
                 <w:lang w:eastAsia="pt-BR"/>
-                <w:sz w:val="24"/>
-                <w:szCs w:val="24"/>
+                <w:sz w:val="20"/>
+                <w:szCs w:val="20"/>
               </w:rPr>
               <w:t/>
             </w:r>
@@ -5180,8 +5188,8 @@
                 <w:rFonts w:ascii="Arial" w:hAnsi="Arial" w:cs="Arial"/>
                 <w:color w:val="000000"/>
                 <w:lang w:eastAsia="pt-BR"/>
-                <w:sz w:val="24"/>
-                <w:szCs w:val="24"/>
+                <w:sz w:val="20"/>
+                <w:szCs w:val="20"/>
               </w:rPr>
             </w:pPr>
             <w:r>
@@ -5189,8 +5197,8 @@
                 <w:rFonts w:ascii="Arial" w:hAnsi="Arial" w:cs="Arial"/>
                 <w:color w:val="000000"/>
                 <w:lang w:eastAsia="pt-BR"/>
-                <w:sz w:val="24"/>
-                <w:szCs w:val="24"/>
+                <w:sz w:val="20"/>
+                <w:szCs w:val="20"/>
               </w:rPr>
               <w:t/>
             </w:r>
@@ -5208,8 +5216,8 @@
                 <w:rFonts w:ascii="Arial" w:hAnsi="Arial" w:cs="Arial"/>
                 <w:color w:val="2F5496" w:themeColor="accent5" w:themeShade="BF"/>
                 <w:lang w:eastAsia="pt-BR"/>
-                <w:sz w:val="24"/>
-                <w:szCs w:val="24"/>
+                <w:sz w:val="20"/>
+                <w:szCs w:val="20"/>
               </w:rPr>
             </w:pPr>
             <w:r>
@@ -5217,8 +5225,8 @@
                 <w:rFonts w:ascii="Arial" w:hAnsi="Arial" w:cs="Arial"/>
                 <w:color w:val="000000"/>
                 <w:lang w:eastAsia="pt-BR"/>
-                <w:sz w:val="24"/>
-                <w:szCs w:val="24"/>
+                <w:sz w:val="20"/>
+                <w:szCs w:val="20"/>
               </w:rPr>
               <w:t xml:space="preserve"/>
             </w:r>
@@ -5227,8 +5235,8 @@
                 <w:rFonts w:ascii="Arial" w:hAnsi="Arial" w:cs="Arial"/>
                 <w:color w:val="EE0000"/>
                 <w:lang w:eastAsia="pt-BR"/>
-                <w:sz w:val="24"/>
-                <w:szCs w:val="24"/>
+                <w:sz w:val="20"/>
+                <w:szCs w:val="20"/>
               </w:rPr>
               <w:t/>
             </w:r>
@@ -5237,8 +5245,8 @@
                 <w:rFonts w:ascii="Arial" w:hAnsi="Arial" w:cs="Arial"/>
                 <w:color w:val="EE0000"/>
                 <w:lang w:eastAsia="pt-BR"/>
-                <w:sz w:val="24"/>
-                <w:szCs w:val="24"/>
+                <w:sz w:val="20"/>
+                <w:szCs w:val="20"/>
               </w:rPr>
               <w:t xml:space="preserve"/>
             </w:r>
@@ -5247,8 +5255,8 @@
                 <w:rFonts w:ascii="Arial" w:hAnsi="Arial" w:cs="Arial"/>
                 <w:color w:val="2F5496" w:themeColor="accent5" w:themeShade="BF"/>
                 <w:lang w:eastAsia="pt-BR"/>
-                <w:sz w:val="24"/>
-                <w:szCs w:val="24"/>
+                <w:sz w:val="20"/>
+                <w:szCs w:val="20"/>
               </w:rPr>
               <w:t/>
             </w:r>
@@ -5267,8 +5275,8 @@
                 <w:bCs/>
                 <w:color w:val="000000"/>
                 <w:lang w:eastAsia="pt-BR"/>
-                <w:sz w:val="24"/>
-                <w:szCs w:val="24"/>
+                <w:sz w:val="20"/>
+                <w:szCs w:val="20"/>
               </w:rPr>
             </w:pPr>
             <w:r>
@@ -5278,8 +5286,8 @@
                 <w:bCs/>
                 <w:color w:val="000000"/>
                 <w:lang w:eastAsia="pt-BR"/>
-                <w:sz w:val="24"/>
-                <w:szCs w:val="24"/>
+                <w:sz w:val="20"/>
+                <w:szCs w:val="20"/>
               </w:rPr>
               <w:t xml:space="preserve"/>
             </w:r>
@@ -5290,8 +5298,8 @@
                 <w:bCs/>
                 <w:color w:val="000000"/>
                 <w:lang w:eastAsia="pt-BR"/>
-                <w:sz w:val="24"/>
-                <w:szCs w:val="24"/>
+                <w:sz w:val="20"/>
+                <w:szCs w:val="20"/>
               </w:rPr>
               <w:t/>
             </w:r>
@@ -5302,8 +5310,8 @@
                 <w:bCs/>
                 <w:color w:val="000000"/>
                 <w:lang w:eastAsia="pt-BR"/>
-                <w:sz w:val="24"/>
-                <w:szCs w:val="24"/>
+                <w:sz w:val="20"/>
+                <w:szCs w:val="20"/>
               </w:rPr>
               <w:t xml:space="preserve"/>
             </w:r>
@@ -5314,8 +5322,8 @@
                 <w:bCs/>
                 <w:color w:val="000000"/>
                 <w:lang w:eastAsia="pt-BR"/>
-                <w:sz w:val="24"/>
-                <w:szCs w:val="24"/>
+                <w:sz w:val="20"/>
+                <w:szCs w:val="20"/>
               </w:rPr>
               <w:t xml:space="preserve"/>
             </w:r>
@@ -5326,8 +5334,8 @@
                 <w:bCs/>
                 <w:color w:val="000000"/>
                 <w:lang w:eastAsia="pt-BR"/>
-                <w:sz w:val="24"/>
-                <w:szCs w:val="24"/>
+                <w:sz w:val="20"/>
+                <w:szCs w:val="20"/>
               </w:rPr>
               <w:t/>
             </w:r>
@@ -5345,8 +5353,8 @@
                 <w:rFonts w:ascii="Arial" w:hAnsi="Arial" w:cs="Arial"/>
                 <w:color w:val="000000"/>
                 <w:lang w:eastAsia="pt-BR"/>
-                <w:sz w:val="24"/>
-                <w:szCs w:val="24"/>
+                <w:sz w:val="20"/>
+                <w:szCs w:val="20"/>
               </w:rPr>
             </w:pPr>
             <w:r>
@@ -5354,8 +5362,8 @@
                 <w:rFonts w:ascii="Arial" w:hAnsi="Arial" w:cs="Arial"/>
                 <w:color w:val="000000"/>
                 <w:lang w:eastAsia="pt-BR"/>
-                <w:sz w:val="24"/>
-                <w:szCs w:val="24"/>
+                <w:sz w:val="20"/>
+                <w:szCs w:val="20"/>
               </w:rPr>
               <w:t/>
             </w:r>
@@ -5364,8 +5372,8 @@
                 <w:rFonts w:ascii="Arial" w:hAnsi="Arial" w:cs="Arial"/>
                 <w:color w:val="000000"/>
                 <w:lang w:eastAsia="pt-BR"/>
-                <w:sz w:val="24"/>
-                <w:szCs w:val="24"/>
+                <w:sz w:val="20"/>
+                <w:szCs w:val="20"/>
               </w:rPr>
               <w:t xml:space="preserve"/>
             </w:r>
@@ -5383,8 +5391,8 @@
                 <w:rFonts w:ascii="Arial" w:hAnsi="Arial" w:cs="Arial"/>
                 <w:color w:val="000000"/>
                 <w:lang w:eastAsia="pt-BR"/>
-                <w:sz w:val="24"/>
-                <w:szCs w:val="24"/>
+                <w:sz w:val="20"/>
+                <w:szCs w:val="20"/>
               </w:rPr>
             </w:pPr>
             <w:r>
@@ -5392,8 +5400,8 @@
                 <w:rFonts w:ascii="Arial" w:hAnsi="Arial" w:cs="Arial"/>
                 <w:color w:val="000000"/>
                 <w:lang w:eastAsia="pt-BR"/>
-                <w:sz w:val="24"/>
-                <w:szCs w:val="24"/>
+                <w:sz w:val="20"/>
+                <w:szCs w:val="20"/>
               </w:rPr>
               <w:t/>
             </w:r>
@@ -5411,8 +5419,8 @@
                 <w:rFonts w:ascii="Arial" w:hAnsi="Arial" w:cs="Arial"/>
                 <w:color w:val="000000"/>
                 <w:lang w:eastAsia="pt-BR"/>
-                <w:sz w:val="24"/>
-                <w:szCs w:val="24"/>
+                <w:sz w:val="20"/>
+                <w:szCs w:val="20"/>
               </w:rPr>
             </w:pPr>
             <w:r>
@@ -5420,8 +5428,8 @@
                 <w:rFonts w:ascii="Arial" w:hAnsi="Arial" w:cs="Arial"/>
                 <w:color w:val="000000"/>
                 <w:lang w:eastAsia="pt-BR"/>
-                <w:sz w:val="24"/>
-                <w:szCs w:val="24"/>
+                <w:sz w:val="20"/>
+                <w:szCs w:val="20"/>
               </w:rPr>
               <w:t/>
             </w:r>
@@ -5430,8 +5438,8 @@
                 <w:rFonts w:ascii="Arial" w:hAnsi="Arial" w:cs="Arial"/>
                 <w:color w:val="000000"/>
                 <w:lang w:eastAsia="pt-BR"/>
-                <w:sz w:val="24"/>
-                <w:szCs w:val="24"/>
+                <w:sz w:val="20"/>
+                <w:szCs w:val="20"/>
               </w:rPr>
               <w:t xml:space="preserve"/>
             </w:r>
@@ -5449,8 +5457,8 @@
                 <w:rFonts w:ascii="Arial" w:hAnsi="Arial" w:cs="Arial"/>
                 <w:color w:val="000000"/>
                 <w:lang w:eastAsia="pt-BR"/>
-                <w:sz w:val="24"/>
-                <w:szCs w:val="24"/>
+                <w:sz w:val="20"/>
+                <w:szCs w:val="20"/>
               </w:rPr>
             </w:pPr>
             <w:r>
@@ -5458,8 +5466,8 @@
                 <w:rFonts w:ascii="Arial" w:hAnsi="Arial" w:cs="Arial"/>
                 <w:color w:val="000000"/>
                 <w:lang w:eastAsia="pt-BR"/>
-                <w:sz w:val="24"/>
-                <w:szCs w:val="24"/>
+                <w:sz w:val="20"/>
+                <w:szCs w:val="20"/>
               </w:rPr>
               <w:t/>
             </w:r>
@@ -5477,8 +5485,8 @@
                 <w:rFonts w:ascii="Arial" w:hAnsi="Arial" w:cs="Arial"/>
                 <w:color w:val="000000"/>
                 <w:lang w:eastAsia="pt-BR"/>
-                <w:sz w:val="24"/>
-                <w:szCs w:val="24"/>
+                <w:sz w:val="20"/>
+                <w:szCs w:val="20"/>
               </w:rPr>
             </w:pPr>
             <w:r>
@@ -5486,8 +5494,8 @@
                 <w:rFonts w:ascii="Arial" w:hAnsi="Arial" w:cs="Arial"/>
                 <w:color w:val="000000"/>
                 <w:lang w:eastAsia="pt-BR"/>
-                <w:sz w:val="24"/>
-                <w:szCs w:val="24"/>
+                <w:sz w:val="20"/>
+                <w:szCs w:val="20"/>
               </w:rPr>
               <w:t xml:space="preserve"/>
             </w:r>
@@ -5496,8 +5504,8 @@
                 <w:rFonts w:ascii="Arial" w:hAnsi="Arial" w:cs="Arial"/>
                 <w:color w:val="EE0000"/>
                 <w:lang w:eastAsia="pt-BR"/>
-                <w:sz w:val="24"/>
-                <w:szCs w:val="24"/>
+                <w:sz w:val="20"/>
+                <w:szCs w:val="20"/>
               </w:rPr>
               <w:t/>
             </w:r>
@@ -5515,8 +5523,8 @@
                 <w:rFonts w:ascii="Arial" w:hAnsi="Arial" w:cs="Arial"/>
                 <w:color w:val="2F5496" w:themeColor="accent5" w:themeShade="BF"/>
                 <w:lang w:eastAsia="pt-BR"/>
-                <w:sz w:val="24"/>
-                <w:szCs w:val="24"/>
+                <w:sz w:val="20"/>
+                <w:szCs w:val="20"/>
               </w:rPr>
             </w:pPr>
             <w:r>
@@ -5524,8 +5532,8 @@
                 <w:rFonts w:ascii="Arial" w:hAnsi="Arial" w:cs="Arial"/>
                 <w:color w:val="000000"/>
                 <w:lang w:eastAsia="pt-BR"/>
-                <w:sz w:val="24"/>
-                <w:szCs w:val="24"/>
+                <w:sz w:val="20"/>
+                <w:szCs w:val="20"/>
               </w:rPr>
               <w:t xml:space="preserve"/>
             </w:r>
@@ -5534,8 +5542,8 @@
                 <w:rFonts w:ascii="Arial" w:hAnsi="Arial" w:cs="Arial"/>
                 <w:color w:val="EE0000"/>
                 <w:lang w:eastAsia="pt-BR"/>
-                <w:sz w:val="24"/>
-                <w:szCs w:val="24"/>
+                <w:sz w:val="20"/>
+                <w:szCs w:val="20"/>
               </w:rPr>
               <w:t/>
             </w:r>
@@ -5544,8 +5552,8 @@
                 <w:rFonts w:ascii="Arial" w:hAnsi="Arial" w:cs="Arial"/>
                 <w:color w:val="EE0000"/>
                 <w:lang w:eastAsia="pt-BR"/>
-                <w:sz w:val="24"/>
-                <w:szCs w:val="24"/>
+                <w:sz w:val="20"/>
+                <w:szCs w:val="20"/>
               </w:rPr>
               <w:t xml:space="preserve"/>
             </w:r>
@@ -5554,8 +5562,8 @@
                 <w:rFonts w:ascii="Arial" w:hAnsi="Arial" w:cs="Arial"/>
                 <w:color w:val="2F5496" w:themeColor="accent5" w:themeShade="BF"/>
                 <w:lang w:eastAsia="pt-BR"/>
-                <w:sz w:val="24"/>
-                <w:szCs w:val="24"/>
+                <w:sz w:val="20"/>
+                <w:szCs w:val="20"/>
               </w:rPr>
               <w:t/>
             </w:r>
@@ -5568,8 +5576,8 @@
                 <w:rFonts w:ascii="Arial" w:hAnsi="Arial" w:cs="Arial"/>
                 <w:color w:val="000000"/>
                 <w:lang w:eastAsia="pt-BR"/>
-                <w:sz w:val="24"/>
-                <w:szCs w:val="24"/>
+                <w:sz w:val="20"/>
+                <w:szCs w:val="20"/>
               </w:rPr>
             </w:pPr>
           </w:p>
@@ -5594,8 +5602,8 @@
                 <w:rFonts w:ascii="Arial" w:hAnsi="Arial" w:cs="Arial"/>
                 <w:color w:val="000000"/>
                 <w:lang w:eastAsia="pt-BR"/>
-                <w:sz w:val="24"/>
-                <w:szCs w:val="24"/>
+                <w:sz w:val="20"/>
+                <w:szCs w:val="20"/>
               </w:rPr>
             </w:pPr>
             <w:r>
@@ -5603,8 +5611,8 @@
                 <w:rFonts w:ascii="Arial" w:hAnsi="Arial" w:cs="Arial"/>
                 <w:color w:val="000000"/>
                 <w:lang w:eastAsia="pt-BR"/>
-                <w:sz w:val="24"/>
-                <w:szCs w:val="24"/>
+                <w:sz w:val="20"/>
+                <w:szCs w:val="20"/>
               </w:rPr>
               <w:t xml:space="preserve">{{nota_filtrovali}}</w:t>
             </w:r>
@@ -5618,30 +5626,30 @@
         <w:spacing w:after="120"/>
         <w:rPr>
           <w:rFonts w:ascii="Arial" w:hAnsi="Arial" w:cs="Arial"/>
-          <w:sz w:val="24"/>
-          <w:szCs w:val="24"/>
-          <w:b w:val="true"/>
-          <w:bCs w:val="true"/>
-        </w:rPr>
-      </w:pPr>
-      <w:r>
-        <w:rPr>
-          <w:rFonts w:ascii="Arial" w:hAnsi="Arial" w:cs="Arial"/>
-          <w:b w:val="true"/>
-          <w:bCs w:val="true"/>
+          <w:sz w:val="20"/>
+          <w:szCs w:val="20"/>
+          <w:b w:val="false"/>
+          <w:bCs w:val="false"/>
+        </w:rPr>
+      </w:pPr>
+      <w:r>
+        <w:rPr>
+          <w:rFonts w:ascii="Arial" w:hAnsi="Arial" w:cs="Arial"/>
+          <w:b w:val="false"/>
+          <w:bCs w:val="false"/>
           <w:color w:val="000000"/>
-          <w:sz w:val="24"/>
-          <w:szCs w:val="24"/>
+          <w:sz w:val="20"/>
+          <w:szCs w:val="20"/>
         </w:rPr>
         <w:t>Responsabilidade do Contratante</w:t>
       </w:r>
       <w:r>
         <w:rPr>
           <w:rFonts w:ascii="Arial" w:hAnsi="Arial" w:cs="Arial"/>
-          <w:b w:val="true"/>
-          <w:bCs w:val="true"/>
-          <w:sz w:val="24"/>
-          <w:szCs w:val="24"/>
+          <w:b w:val="false"/>
+          <w:bCs w:val="false"/>
+          <w:sz w:val="20"/>
+          <w:szCs w:val="20"/>
         </w:rPr>
         <w:t>:</w:t>
       </w:r>
@@ -5690,8 +5698,8 @@
                 <w:bCs/>
                 <w:color w:val="FFFFFF" w:themeColor="background1"/>
                 <w:lang w:eastAsia="pt-BR"/>
-                <w:sz w:val="24"/>
-                <w:szCs w:val="24"/>
+                <w:sz w:val="20"/>
+                <w:szCs w:val="20"/>
               </w:rPr>
             </w:pPr>
             <w:r>
@@ -5701,8 +5709,8 @@
                 <w:bCs/>
                 <w:color w:val="FFFFFF" w:themeColor="background1"/>
                 <w:lang w:eastAsia="pt-BR"/>
-                <w:sz w:val="24"/>
-                <w:szCs w:val="24"/>
+                <w:sz w:val="20"/>
+                <w:szCs w:val="20"/>
               </w:rPr>
               <w:t>Item</w:t>
             </w:r>
@@ -5732,8 +5740,8 @@
                 <w:bCs/>
                 <w:color w:val="FFFFFF" w:themeColor="background1"/>
                 <w:lang w:eastAsia="pt-BR"/>
-                <w:sz w:val="24"/>
-                <w:szCs w:val="24"/>
+                <w:sz w:val="20"/>
+                <w:szCs w:val="20"/>
               </w:rPr>
             </w:pPr>
             <w:r>
@@ -5743,8 +5751,8 @@
                 <w:bCs/>
                 <w:color w:val="FFFFFF" w:themeColor="background1"/>
                 <w:lang w:eastAsia="pt-BR"/>
-                <w:sz w:val="24"/>
-                <w:szCs w:val="24"/>
+                <w:sz w:val="20"/>
+                <w:szCs w:val="20"/>
               </w:rPr>
               <w:t>ESCOPO</w:t>
             </w:r>
@@ -5774,8 +5782,8 @@
                 <w:bCs/>
                 <w:color w:val="FFFFFF" w:themeColor="background1"/>
                 <w:lang w:eastAsia="pt-BR"/>
-                <w:sz w:val="24"/>
-                <w:szCs w:val="24"/>
+                <w:sz w:val="20"/>
+                <w:szCs w:val="20"/>
               </w:rPr>
             </w:pPr>
             <w:r>
@@ -5785,8 +5793,8 @@
                 <w:bCs/>
                 <w:color w:val="FFFFFF" w:themeColor="background1"/>
                 <w:lang w:eastAsia="pt-BR"/>
-                <w:sz w:val="24"/>
-                <w:szCs w:val="24"/>
+                <w:sz w:val="20"/>
+                <w:szCs w:val="20"/>
               </w:rPr>
               <w:t>NOTA</w:t>
             </w:r>
@@ -5820,8 +5828,8 @@
                 <w:rFonts w:ascii="Arial" w:hAnsi="Arial" w:cs="Arial"/>
                 <w:color w:val="000000"/>
                 <w:lang w:eastAsia="pt-BR"/>
-                <w:sz w:val="24"/>
-                <w:szCs w:val="24"/>
+                <w:sz w:val="20"/>
+                <w:szCs w:val="20"/>
               </w:rPr>
             </w:pPr>
             <w:r>
@@ -5830,8 +5838,8 @@
                 <w:b/>
                 <w:color w:val="000000"/>
                 <w:lang w:eastAsia="pt-BR"/>
-                <w:sz w:val="24"/>
-                <w:szCs w:val="24"/>
+                <w:sz w:val="20"/>
+                <w:szCs w:val="20"/>
               </w:rPr>
               <w:t xml:space="preserve">{{categoria_contratante}}</w:t>
             </w:r>
@@ -5867,10 +5875,12 @@
               <w:jc w:val="center"/>
               <w:rPr>
                 <w:rFonts w:ascii="Arial" w:hAnsi="Arial" w:cs="Arial"/>
+                <w:bCs w:val="false"/>
+                <w:b w:val="false"/>
                 <w:color w:val="000000"/>
                 <w:lang w:eastAsia="pt-BR"/>
-                <w:sz w:val="24"/>
-                <w:szCs w:val="24"/>
+                <w:sz w:val="20"/>
+                <w:szCs w:val="20"/>
               </w:rPr>
             </w:pPr>
           </w:p>
@@ -5893,16 +5903,16 @@
               <w:rPr>
                 <w:rFonts w:ascii="Arial" w:hAnsi="Arial" w:cs="Arial"/>
                 <w:lang w:eastAsia="pt-BR"/>
-                <w:sz w:val="24"/>
-                <w:szCs w:val="24"/>
+                <w:sz w:val="20"/>
+                <w:szCs w:val="20"/>
               </w:rPr>
             </w:pPr>
             <w:r>
               <w:rPr>
                 <w:rFonts w:ascii="Arial" w:hAnsi="Arial" w:cs="Arial"/>
                 <w:lang w:eastAsia="pt-BR"/>
-                <w:sz w:val="24"/>
-                <w:szCs w:val="24"/>
+                <w:sz w:val="20"/>
+                <w:szCs w:val="20"/>
               </w:rPr>
               <w:t xml:space="preserve">{{escopo_contratante}}</w:t>
             </w:r>
@@ -5910,8 +5920,8 @@
               <w:rPr>
                 <w:rFonts w:ascii="Arial" w:hAnsi="Arial" w:cs="Arial"/>
                 <w:lang w:eastAsia="pt-BR"/>
-                <w:sz w:val="24"/>
-                <w:szCs w:val="24"/>
+                <w:sz w:val="20"/>
+                <w:szCs w:val="20"/>
               </w:rPr>
               <w:t/>
             </w:r>
@@ -5937,8 +5947,8 @@
                 <w:rFonts w:ascii="Arial" w:hAnsi="Arial" w:cs="Arial"/>
                 <w:color w:val="000000"/>
                 <w:lang w:eastAsia="pt-BR"/>
-                <w:sz w:val="24"/>
-                <w:szCs w:val="24"/>
+                <w:sz w:val="20"/>
+                <w:szCs w:val="20"/>
               </w:rPr>
             </w:pPr>
             <w:r>
@@ -5946,8 +5956,8 @@
                 <w:rFonts w:ascii="Arial" w:hAnsi="Arial" w:cs="Arial"/>
                 <w:color w:val="000000"/>
                 <w:lang w:eastAsia="pt-BR"/>
-                <w:sz w:val="24"/>
-                <w:szCs w:val="24"/>
+                <w:sz w:val="20"/>
+                <w:szCs w:val="20"/>
               </w:rPr>
               <w:t xml:space="preserve">{{nota_contratante}}</w:t>
             </w:r>
@@ -5962,8 +5972,8 @@
         <w:jc w:val="both"/>
         <w:rPr>
           <w:rFonts w:ascii="Arial" w:hAnsi="Arial" w:cs="Arial"/>
-          <w:sz w:val="24"/>
-          <w:szCs w:val="24"/>
+          <w:sz w:val="20"/>
+          <w:szCs w:val="20"/>
           <w:b w:val="true"/>
           <w:bCs w:val="true"/>
         </w:rPr>
@@ -5974,8 +5984,8 @@
           <w:rFonts w:ascii="Arial" w:hAnsi="Arial" w:cs="Arial"/>
           <w:b w:val="true"/>
           <w:bCs w:val="true"/>
-          <w:sz w:val="24"/>
-          <w:szCs w:val="24"/>
+          <w:sz w:val="20"/>
+          <w:szCs w:val="20"/>
         </w:rPr>
         <w:t>- Previsão de atendimento</w:t>
       </w:r>
@@ -5984,8 +5994,8 @@
           <w:rFonts w:ascii="Arial" w:hAnsi="Arial" w:cs="Arial"/>
           <w:b w:val="true"/>
           <w:bCs w:val="true"/>
-          <w:sz w:val="24"/>
-          <w:szCs w:val="24"/>
+          <w:sz w:val="20"/>
+          <w:szCs w:val="20"/>
         </w:rPr>
         <w:t>:</w:t>
       </w:r>
@@ -6002,44 +6012,50 @@
         <w:jc w:val="both"/>
         <w:rPr>
           <w:rFonts w:ascii="Arial" w:hAnsi="Arial" w:cs="Arial"/>
-          <w:sz w:val="24"/>
-          <w:szCs w:val="24"/>
-        </w:rPr>
-      </w:pPr>
-      <w:r>
-        <w:rPr>
-          <w:rFonts w:ascii="Arial" w:hAnsi="Arial" w:cs="Arial"/>
-          <w:sz w:val="24"/>
-          <w:szCs w:val="24"/>
+          <w:bCs w:val="false"/>
+          <w:b w:val="false"/>
+          <w:sz w:val="20"/>
+          <w:szCs w:val="20"/>
+        </w:rPr>
+      </w:pPr>
+      <w:r>
+        <w:rPr>
+          <w:rFonts w:ascii="Arial" w:hAnsi="Arial" w:cs="Arial"/>
+          <w:bCs w:val="false"/>
+          <w:b w:val="false"/>
+          <w:sz w:val="20"/>
+          <w:szCs w:val="20"/>
         </w:rPr>
         <w:t xml:space="preserve">- </w:t>
       </w:r>
       <w:r>
         <w:rPr>
           <w:rFonts w:ascii="Arial" w:hAnsi="Arial" w:cs="Arial"/>
-          <w:b/>
-          <w:bCs/>
+          <w:b w:val="false"/>
+          <w:bCs w:val="false"/>
           <w:noProof/>
-          <w:sz w:val="24"/>
-          <w:szCs w:val="24"/>
+          <w:sz w:val="20"/>
+          <w:szCs w:val="20"/>
         </w:rPr>
         <w:t xml:space="preserve">{{prev_atende}}</w:t>
       </w:r>
       <w:r>
         <w:rPr>
           <w:rFonts w:ascii="Arial" w:hAnsi="Arial" w:cs="Arial"/>
-          <w:b/>
-          <w:bCs/>
-          <w:sz w:val="24"/>
-          <w:szCs w:val="24"/>
+          <w:b w:val="false"/>
+          <w:bCs w:val="false"/>
+          <w:sz w:val="20"/>
+          <w:szCs w:val="20"/>
         </w:rPr>
         <w:t xml:space="preserve"> dias </w:t>
       </w:r>
       <w:r>
         <w:rPr>
           <w:rFonts w:ascii="Arial" w:hAnsi="Arial" w:cs="Arial"/>
-          <w:sz w:val="24"/>
-          <w:szCs w:val="24"/>
+          <w:bCs w:val="false"/>
+          <w:b w:val="false"/>
+          <w:sz w:val="20"/>
+          <w:szCs w:val="20"/>
         </w:rPr>
         <w:t>após o recebimento do pedido de compras ou assinatura do contrato.</w:t>
       </w:r>
@@ -6055,15 +6071,19 @@
         <w:jc w:val="both"/>
         <w:rPr>
           <w:rFonts w:ascii="Arial" w:hAnsi="Arial" w:cs="Arial"/>
-          <w:sz w:val="24"/>
-          <w:szCs w:val="24"/>
-        </w:rPr>
-      </w:pPr>
-      <w:r>
-        <w:rPr>
-          <w:rFonts w:ascii="Arial" w:hAnsi="Arial" w:cs="Arial"/>
-          <w:sz w:val="24"/>
-          <w:szCs w:val="24"/>
+          <w:bCs w:val="false"/>
+          <w:b w:val="false"/>
+          <w:sz w:val="20"/>
+          <w:szCs w:val="20"/>
+        </w:rPr>
+      </w:pPr>
+      <w:r>
+        <w:rPr>
+          <w:rFonts w:ascii="Arial" w:hAnsi="Arial" w:cs="Arial"/>
+          <w:bCs w:val="false"/>
+          <w:b w:val="false"/>
+          <w:sz w:val="20"/>
+          <w:szCs w:val="20"/>
         </w:rPr>
         <w:t xml:space="preserve">O texto acima deve ser válido a cada mudança de data para atendimento.  </w:t>
       </w:r>
@@ -6075,8 +6095,8 @@
         <w:jc w:val="both"/>
         <w:rPr>
           <w:rFonts w:ascii="Arial" w:hAnsi="Arial" w:cs="Arial"/>
-          <w:sz w:val="24"/>
-          <w:szCs w:val="24"/>
+          <w:sz w:val="20"/>
+          <w:szCs w:val="20"/>
           <w:b w:val="true"/>
           <w:bCs w:val="true"/>
         </w:rPr>
@@ -6087,8 +6107,8 @@
           <w:rFonts w:ascii="Arial" w:hAnsi="Arial" w:cs="Arial"/>
           <w:b w:val="true"/>
           <w:bCs w:val="true"/>
-          <w:sz w:val="24"/>
-          <w:szCs w:val="24"/>
+          <w:sz w:val="20"/>
+          <w:szCs w:val="20"/>
         </w:rPr>
         <w:t>- Prazo para execução dos serviços:</w:t>
       </w:r>
@@ -6102,15 +6122,15 @@
         <w:jc w:val="both"/>
         <w:rPr>
           <w:rFonts w:ascii="Arial" w:hAnsi="Arial" w:cs="Arial"/>
-          <w:sz w:val="24"/>
-          <w:szCs w:val="24"/>
-        </w:rPr>
-      </w:pPr>
-      <w:r>
-        <w:rPr>
-          <w:rFonts w:ascii="Arial" w:hAnsi="Arial" w:cs="Arial"/>
-          <w:sz w:val="24"/>
-          <w:szCs w:val="24"/>
+          <w:sz w:val="20"/>
+          <w:szCs w:val="20"/>
+        </w:rPr>
+      </w:pPr>
+      <w:r>
+        <w:rPr>
+          <w:rFonts w:ascii="Arial" w:hAnsi="Arial" w:cs="Arial"/>
+          <w:sz w:val="20"/>
+          <w:szCs w:val="20"/>
         </w:rPr>
         <w:t>O cronograma apresentado leva em consideração a disponibilidade de todas as frentes de serviço prontas e liberadas para a equipe Filtrovali. É importante ressaltar que qualquer indisponibilidade das frentes de serviço para a equipe da Filtrovali poderá resultar em alterações no cronograma.</w:t>
       </w:r>
@@ -6122,19 +6142,19 @@
         <w:jc w:val="both"/>
         <w:rPr>
           <w:rFonts w:ascii="Arial" w:hAnsi="Arial" w:cs="Arial"/>
-          <w:sz w:val="24"/>
-          <w:szCs w:val="24"/>
-          <w:b w:val="true"/>
-          <w:bCs w:val="true"/>
-        </w:rPr>
-      </w:pPr>
-      <w:r>
-        <w:rPr>
-          <w:rFonts w:ascii="Arial" w:hAnsi="Arial" w:cs="Arial"/>
-          <w:sz w:val="24"/>
-          <w:szCs w:val="24"/>
-          <w:b w:val="true"/>
-          <w:bCs w:val="true"/>
+          <w:sz w:val="20"/>
+          <w:szCs w:val="20"/>
+          <w:b w:val="false"/>
+          <w:bCs w:val="false"/>
+        </w:rPr>
+      </w:pPr>
+      <w:r>
+        <w:rPr>
+          <w:rFonts w:ascii="Arial" w:hAnsi="Arial" w:cs="Arial"/>
+          <w:sz w:val="20"/>
+          <w:szCs w:val="20"/>
+          <w:b w:val="false"/>
+          <w:bCs w:val="false"/>
         </w:rPr>
         <w:t xml:space="preserve">Prazo previsto de permanência em obra (dias corridos) – </w:t>
       </w:r>
@@ -6142,20 +6162,20 @@
         <w:rPr>
           <w:rFonts w:ascii="Arial" w:hAnsi="Arial" w:cs="Arial"/>
           <w:noProof/>
-          <w:sz w:val="24"/>
-          <w:szCs w:val="24"/>
-          <w:b w:val="true"/>
-          <w:bCs w:val="true"/>
+          <w:sz w:val="20"/>
+          <w:szCs w:val="20"/>
+          <w:b w:val="false"/>
+          <w:bCs w:val="false"/>
         </w:rPr>
         <w:t xml:space="preserve">{{n_dias}}</w:t>
       </w:r>
       <w:r>
         <w:rPr>
           <w:rFonts w:ascii="Arial" w:hAnsi="Arial" w:cs="Arial"/>
-          <w:sz w:val="24"/>
-          <w:szCs w:val="24"/>
-          <w:b w:val="true"/>
-          <w:bCs w:val="true"/>
+          <w:sz w:val="20"/>
+          <w:szCs w:val="20"/>
+          <w:b w:val="false"/>
+          <w:bCs w:val="false"/>
         </w:rPr>
         <w:t xml:space="preserve"> dia(s);</w:t>
       </w:r>
@@ -6167,19 +6187,19 @@
         <w:jc w:val="both"/>
         <w:rPr>
           <w:rFonts w:ascii="Arial" w:hAnsi="Arial" w:cs="Arial"/>
-          <w:sz w:val="24"/>
-          <w:szCs w:val="24"/>
-          <w:b w:val="true"/>
-          <w:bCs w:val="true"/>
-        </w:rPr>
-      </w:pPr>
-      <w:r>
-        <w:rPr>
-          <w:rFonts w:ascii="Arial" w:hAnsi="Arial" w:cs="Arial"/>
-          <w:sz w:val="24"/>
-          <w:szCs w:val="24"/>
-          <w:b w:val="true"/>
-          <w:bCs w:val="true"/>
+          <w:sz w:val="20"/>
+          <w:szCs w:val="20"/>
+          <w:b w:val="false"/>
+          <w:bCs w:val="false"/>
+        </w:rPr>
+      </w:pPr>
+      <w:r>
+        <w:rPr>
+          <w:rFonts w:ascii="Arial" w:hAnsi="Arial" w:cs="Arial"/>
+          <w:sz w:val="20"/>
+          <w:szCs w:val="20"/>
+          <w:b w:val="false"/>
+          <w:bCs w:val="false"/>
         </w:rPr>
         <w:t xml:space="preserve">Prazo previsto para integração – </w:t>
       </w:r>
@@ -6187,20 +6207,20 @@
         <w:rPr>
           <w:rFonts w:ascii="Arial" w:hAnsi="Arial" w:cs="Arial"/>
           <w:noProof/>
-          <w:sz w:val="24"/>
-          <w:szCs w:val="24"/>
-          <w:b w:val="true"/>
-          <w:bCs w:val="true"/>
+          <w:sz w:val="20"/>
+          <w:szCs w:val="20"/>
+          <w:b w:val="false"/>
+          <w:bCs w:val="false"/>
         </w:rPr>
         <w:t xml:space="preserve">{{dias_treinamento}}</w:t>
       </w:r>
       <w:r>
         <w:rPr>
           <w:rFonts w:ascii="Arial" w:hAnsi="Arial" w:cs="Arial"/>
-          <w:sz w:val="24"/>
-          <w:szCs w:val="24"/>
-          <w:b w:val="true"/>
-          <w:bCs w:val="true"/>
+          <w:sz w:val="20"/>
+          <w:szCs w:val="20"/>
+          <w:b w:val="false"/>
+          <w:bCs w:val="false"/>
         </w:rPr>
         <w:t xml:space="preserve"> dia(s);</w:t>
       </w:r>
@@ -6212,19 +6232,19 @@
         <w:jc w:val="both"/>
         <w:rPr>
           <w:rFonts w:ascii="Arial" w:hAnsi="Arial" w:cs="Arial"/>
-          <w:sz w:val="24"/>
-          <w:szCs w:val="24"/>
-          <w:b w:val="true"/>
-          <w:bCs w:val="true"/>
-        </w:rPr>
-      </w:pPr>
-      <w:r>
-        <w:rPr>
-          <w:rFonts w:ascii="Arial" w:hAnsi="Arial" w:cs="Arial"/>
-          <w:sz w:val="24"/>
-          <w:szCs w:val="24"/>
-          <w:b w:val="true"/>
-          <w:bCs w:val="true"/>
+          <w:sz w:val="20"/>
+          <w:szCs w:val="20"/>
+          <w:b w:val="false"/>
+          <w:bCs w:val="false"/>
+        </w:rPr>
+      </w:pPr>
+      <w:r>
+        <w:rPr>
+          <w:rFonts w:ascii="Arial" w:hAnsi="Arial" w:cs="Arial"/>
+          <w:sz w:val="20"/>
+          <w:szCs w:val="20"/>
+          <w:b w:val="false"/>
+          <w:bCs w:val="false"/>
         </w:rPr>
         <w:t xml:space="preserve">Prazo previsto de execução dos serviços (dias trabalhados/uteis) – </w:t>
       </w:r>
@@ -6232,20 +6252,20 @@
         <w:rPr>
           <w:rFonts w:ascii="Arial" w:hAnsi="Arial" w:cs="Arial"/>
           <w:noProof/>
-          <w:sz w:val="24"/>
-          <w:szCs w:val="24"/>
-          <w:b w:val="true"/>
-          <w:bCs w:val="true"/>
+          <w:sz w:val="20"/>
+          <w:szCs w:val="20"/>
+          <w:b w:val="false"/>
+          <w:bCs w:val="false"/>
         </w:rPr>
         <w:t xml:space="preserve">{{n_dias_trabalhados}}</w:t>
       </w:r>
       <w:r>
         <w:rPr>
           <w:rFonts w:ascii="Arial" w:hAnsi="Arial" w:cs="Arial"/>
-          <w:sz w:val="24"/>
-          <w:szCs w:val="24"/>
-          <w:b w:val="true"/>
-          <w:bCs w:val="true"/>
+          <w:sz w:val="20"/>
+          <w:szCs w:val="20"/>
+          <w:b w:val="false"/>
+          <w:bCs w:val="false"/>
         </w:rPr>
         <w:t xml:space="preserve"> dia(as)</w:t>
       </w:r>
@@ -6257,19 +6277,19 @@
         <w:jc w:val="both"/>
         <w:rPr>
           <w:rFonts w:ascii="Arial" w:hAnsi="Arial" w:cs="Arial"/>
-          <w:sz w:val="24"/>
-          <w:szCs w:val="24"/>
-          <w:b w:val="true"/>
-          <w:bCs w:val="true"/>
-        </w:rPr>
-      </w:pPr>
-      <w:r>
-        <w:rPr>
-          <w:rFonts w:ascii="Arial" w:hAnsi="Arial" w:cs="Arial"/>
-          <w:sz w:val="24"/>
-          <w:szCs w:val="24"/>
-          <w:b w:val="true"/>
-          <w:bCs w:val="true"/>
+          <w:sz w:val="20"/>
+          <w:szCs w:val="20"/>
+          <w:b w:val="false"/>
+          <w:bCs w:val="false"/>
+        </w:rPr>
+      </w:pPr>
+      <w:r>
+        <w:rPr>
+          <w:rFonts w:ascii="Arial" w:hAnsi="Arial" w:cs="Arial"/>
+          <w:sz w:val="20"/>
+          <w:szCs w:val="20"/>
+          <w:b w:val="false"/>
+          <w:bCs w:val="false"/>
         </w:rPr>
         <w:t xml:space="preserve">Prazo de deslocamento (Mob/desmob) – </w:t>
       </w:r>
@@ -6277,20 +6297,20 @@
         <w:rPr>
           <w:rFonts w:ascii="Arial" w:hAnsi="Arial" w:cs="Arial"/>
           <w:noProof/>
-          <w:sz w:val="24"/>
-          <w:szCs w:val="24"/>
-          <w:b w:val="true"/>
-          <w:bCs w:val="true"/>
+          <w:sz w:val="20"/>
+          <w:szCs w:val="20"/>
+          <w:b w:val="false"/>
+          <w:bCs w:val="false"/>
         </w:rPr>
         <w:t xml:space="preserve">{{dias_mob}}</w:t>
       </w:r>
       <w:r>
         <w:rPr>
           <w:rFonts w:ascii="Arial" w:hAnsi="Arial" w:cs="Arial"/>
-          <w:sz w:val="24"/>
-          <w:szCs w:val="24"/>
-          <w:b w:val="true"/>
-          <w:bCs w:val="true"/>
+          <w:sz w:val="20"/>
+          <w:szCs w:val="20"/>
+          <w:b w:val="false"/>
+          <w:bCs w:val="false"/>
         </w:rPr>
         <w:t xml:space="preserve"> dia(s).</w:t>
       </w:r>
@@ -6302,15 +6322,15 @@
         <w:jc w:val="both"/>
         <w:rPr>
           <w:rFonts w:ascii="Arial" w:hAnsi="Arial" w:cs="Arial"/>
-          <w:sz w:val="24"/>
-          <w:szCs w:val="24"/>
-        </w:rPr>
-      </w:pPr>
-      <w:r>
-        <w:rPr>
-          <w:rFonts w:ascii="Arial" w:hAnsi="Arial" w:cs="Arial"/>
-          <w:sz w:val="24"/>
-          <w:szCs w:val="24"/>
+          <w:sz w:val="20"/>
+          <w:szCs w:val="20"/>
+        </w:rPr>
+      </w:pPr>
+      <w:r>
+        <w:rPr>
+          <w:rFonts w:ascii="Arial" w:hAnsi="Arial" w:cs="Arial"/>
+          <w:sz w:val="20"/>
+          <w:szCs w:val="20"/>
         </w:rPr>
         <w:t>NOTA: O prazo de deslocamento não está incluso ao prazo previsto de permanência em obra.</w:t>
       </w:r>
@@ -6322,8 +6342,8 @@
         <w:jc w:val="both"/>
         <w:rPr>
           <w:rFonts w:ascii="Arial" w:hAnsi="Arial" w:cs="Arial"/>
-          <w:sz w:val="24"/>
-          <w:szCs w:val="24"/>
+          <w:sz w:val="20"/>
+          <w:szCs w:val="20"/>
           <w:b w:val="true"/>
           <w:bCs w:val="true"/>
         </w:rPr>
@@ -6334,8 +6354,8 @@
           <w:rFonts w:ascii="Arial" w:hAnsi="Arial" w:cs="Arial"/>
           <w:b w:val="true"/>
           <w:bCs w:val="true"/>
-          <w:sz w:val="24"/>
-          <w:szCs w:val="24"/>
+          <w:sz w:val="20"/>
+          <w:szCs w:val="20"/>
         </w:rPr>
         <w:t>- Jornada de trabalho:</w:t>
       </w:r>
@@ -6349,15 +6369,15 @@
         <w:jc w:val="both"/>
         <w:rPr>
           <w:rFonts w:ascii="Arial" w:hAnsi="Arial" w:cs="Arial"/>
-          <w:sz w:val="24"/>
-          <w:szCs w:val="24"/>
-        </w:rPr>
-      </w:pPr>
-      <w:r>
-        <w:rPr>
-          <w:rFonts w:ascii="Arial" w:hAnsi="Arial" w:cs="Arial"/>
-          <w:sz w:val="24"/>
-          <w:szCs w:val="24"/>
+          <w:sz w:val="20"/>
+          <w:szCs w:val="20"/>
+        </w:rPr>
+      </w:pPr>
+      <w:r>
+        <w:rPr>
+          <w:rFonts w:ascii="Arial" w:hAnsi="Arial" w:cs="Arial"/>
+          <w:sz w:val="20"/>
+          <w:szCs w:val="20"/>
         </w:rPr>
         <w:t xml:space="preserve">O horário de entrada e saída das equipes em obra é flexível podendo se adaptar ao horário do projeto em questão, desde que não ultrapasse 44 horas semanais conforme normas previstas na CLT. </w:t>
       </w:r>
@@ -6369,49 +6389,49 @@
         <w:jc w:val="both"/>
         <w:rPr>
           <w:rFonts w:ascii="Arial" w:hAnsi="Arial" w:cs="Arial"/>
-          <w:sz w:val="24"/>
-          <w:szCs w:val="24"/>
-          <w:b w:val="true"/>
-          <w:bCs w:val="true"/>
-        </w:rPr>
-      </w:pPr>
-      <w:r>
-        <w:rPr>
-          <w:rFonts w:ascii="Arial" w:hAnsi="Arial" w:cs="Arial"/>
-          <w:sz w:val="24"/>
-          <w:szCs w:val="24"/>
-          <w:b w:val="true"/>
-          <w:bCs w:val="true"/>
+          <w:sz w:val="20"/>
+          <w:szCs w:val="20"/>
+          <w:b w:val="false"/>
+          <w:bCs w:val="false"/>
+        </w:rPr>
+      </w:pPr>
+      <w:r>
+        <w:rPr>
+          <w:rFonts w:ascii="Arial" w:hAnsi="Arial" w:cs="Arial"/>
+          <w:sz w:val="20"/>
+          <w:szCs w:val="20"/>
+          <w:b w:val="false"/>
+          <w:bCs w:val="false"/>
         </w:rPr>
         <w:t>Turno diurno</w:t>
       </w:r>
       <w:r>
         <w:rPr>
           <w:rFonts w:ascii="Arial" w:hAnsi="Arial" w:cs="Arial"/>
-          <w:sz w:val="24"/>
-          <w:szCs w:val="24"/>
-          <w:b w:val="true"/>
-          <w:bCs w:val="true"/>
+          <w:sz w:val="20"/>
+          <w:szCs w:val="20"/>
+          <w:b w:val="false"/>
+          <w:bCs w:val="false"/>
         </w:rPr>
         <w:t xml:space="preserve"> - ONSHORE</w:t>
       </w:r>
       <w:r>
         <w:rPr>
           <w:rFonts w:ascii="Arial" w:hAnsi="Arial" w:cs="Arial"/>
-          <w:sz w:val="24"/>
-          <w:szCs w:val="24"/>
-          <w:b w:val="true"/>
-          <w:bCs w:val="true"/>
+          <w:sz w:val="20"/>
+          <w:szCs w:val="20"/>
+          <w:b w:val="false"/>
+          <w:bCs w:val="false"/>
         </w:rPr>
         <w:t>:</w:t>
       </w:r>
       <w:r>
         <w:rPr>
           <w:rFonts w:ascii="Arial" w:hAnsi="Arial" w:cs="Arial"/>
-          <w:sz w:val="24"/>
-          <w:szCs w:val="24"/>
-          <w:b w:val="true"/>
-          <w:bCs w:val="true"/>
+          <w:sz w:val="20"/>
+          <w:szCs w:val="20"/>
+          <w:b w:val="false"/>
+          <w:bCs w:val="false"/>
         </w:rPr>
         <w:t xml:space="preserve"> </w:t>
       </w:r>
@@ -6427,15 +6447,19 @@
         <w:jc w:val="both"/>
         <w:rPr>
           <w:rFonts w:ascii="Arial" w:hAnsi="Arial" w:cs="Arial"/>
-          <w:sz w:val="24"/>
-          <w:szCs w:val="24"/>
-        </w:rPr>
-      </w:pPr>
-      <w:r>
-        <w:rPr>
-          <w:rFonts w:ascii="Arial" w:hAnsi="Arial" w:cs="Arial"/>
-          <w:sz w:val="24"/>
-          <w:szCs w:val="24"/>
+          <w:bCs w:val="false"/>
+          <w:b w:val="false"/>
+          <w:sz w:val="20"/>
+          <w:szCs w:val="20"/>
+        </w:rPr>
+      </w:pPr>
+      <w:r>
+        <w:rPr>
+          <w:rFonts w:ascii="Arial" w:hAnsi="Arial" w:cs="Arial"/>
+          <w:bCs w:val="false"/>
+          <w:b w:val="false"/>
+          <w:sz w:val="20"/>
+          <w:szCs w:val="20"/>
         </w:rPr>
         <w:t>Segunda a quinta feira – 9 horas trabalhadas – 1 hora de intervalo para almoço</w:t>
       </w:r>
@@ -6451,15 +6475,19 @@
         <w:jc w:val="both"/>
         <w:rPr>
           <w:rFonts w:ascii="Arial" w:hAnsi="Arial" w:cs="Arial"/>
-          <w:sz w:val="24"/>
-          <w:szCs w:val="24"/>
-        </w:rPr>
-      </w:pPr>
-      <w:r>
-        <w:rPr>
-          <w:rFonts w:ascii="Arial" w:hAnsi="Arial" w:cs="Arial"/>
-          <w:sz w:val="24"/>
-          <w:szCs w:val="24"/>
+          <w:bCs w:val="false"/>
+          <w:b w:val="false"/>
+          <w:sz w:val="20"/>
+          <w:szCs w:val="20"/>
+        </w:rPr>
+      </w:pPr>
+      <w:r>
+        <w:rPr>
+          <w:rFonts w:ascii="Arial" w:hAnsi="Arial" w:cs="Arial"/>
+          <w:bCs w:val="false"/>
+          <w:b w:val="false"/>
+          <w:sz w:val="20"/>
+          <w:szCs w:val="20"/>
         </w:rPr>
         <w:t>Sexta feira – 8 horas trabalhadas – 1 hora de intervalo para almoço</w:t>
       </w:r>
@@ -6471,59 +6499,59 @@
         <w:jc w:val="both"/>
         <w:rPr>
           <w:rFonts w:ascii="Arial" w:hAnsi="Arial" w:cs="Arial"/>
-          <w:sz w:val="24"/>
-          <w:szCs w:val="24"/>
-          <w:b w:val="true"/>
-          <w:bCs w:val="true"/>
-        </w:rPr>
-      </w:pPr>
-      <w:r>
-        <w:rPr>
-          <w:rFonts w:ascii="Arial" w:hAnsi="Arial" w:cs="Arial"/>
-          <w:sz w:val="24"/>
-          <w:szCs w:val="24"/>
-          <w:b w:val="true"/>
-          <w:bCs w:val="true"/>
+          <w:sz w:val="20"/>
+          <w:szCs w:val="20"/>
+          <w:b w:val="false"/>
+          <w:bCs w:val="false"/>
+        </w:rPr>
+      </w:pPr>
+      <w:r>
+        <w:rPr>
+          <w:rFonts w:ascii="Arial" w:hAnsi="Arial" w:cs="Arial"/>
+          <w:sz w:val="20"/>
+          <w:szCs w:val="20"/>
+          <w:b w:val="false"/>
+          <w:bCs w:val="false"/>
         </w:rPr>
         <w:t xml:space="preserve"> </w:t>
       </w:r>
       <w:r>
         <w:rPr>
           <w:rFonts w:ascii="Arial" w:hAnsi="Arial" w:cs="Arial"/>
-          <w:sz w:val="24"/>
-          <w:szCs w:val="24"/>
-          <w:b w:val="true"/>
-          <w:bCs w:val="true"/>
+          <w:sz w:val="20"/>
+          <w:szCs w:val="20"/>
+          <w:b w:val="false"/>
+          <w:bCs w:val="false"/>
         </w:rPr>
         <w:t>Turno diurno</w:t>
       </w:r>
       <w:r>
         <w:rPr>
           <w:rFonts w:ascii="Arial" w:hAnsi="Arial" w:cs="Arial"/>
-          <w:sz w:val="24"/>
-          <w:szCs w:val="24"/>
-          <w:b w:val="true"/>
-          <w:bCs w:val="true"/>
+          <w:sz w:val="20"/>
+          <w:szCs w:val="20"/>
+          <w:b w:val="false"/>
+          <w:bCs w:val="false"/>
         </w:rPr>
         <w:t xml:space="preserve"> - OFFSHORE</w:t>
       </w:r>
       <w:r>
         <w:rPr>
           <w:rFonts w:ascii="Arial" w:hAnsi="Arial" w:cs="Arial"/>
-          <w:sz w:val="24"/>
-          <w:szCs w:val="24"/>
-          <w:b w:val="true"/>
-          <w:bCs w:val="true"/>
+          <w:sz w:val="20"/>
+          <w:szCs w:val="20"/>
+          <w:b w:val="false"/>
+          <w:bCs w:val="false"/>
         </w:rPr>
         <w:t>:</w:t>
       </w:r>
       <w:r>
         <w:rPr>
           <w:rFonts w:ascii="Arial" w:hAnsi="Arial" w:cs="Arial"/>
-          <w:sz w:val="24"/>
-          <w:szCs w:val="24"/>
-          <w:b w:val="true"/>
-          <w:bCs w:val="true"/>
+          <w:sz w:val="20"/>
+          <w:szCs w:val="20"/>
+          <w:b w:val="false"/>
+          <w:bCs w:val="false"/>
         </w:rPr>
         <w:t xml:space="preserve"> </w:t>
       </w:r>
@@ -6539,15 +6567,19 @@
         <w:jc w:val="both"/>
         <w:rPr>
           <w:rFonts w:ascii="Arial" w:hAnsi="Arial" w:cs="Arial"/>
-          <w:sz w:val="24"/>
-          <w:szCs w:val="24"/>
-        </w:rPr>
-      </w:pPr>
-      <w:r>
-        <w:rPr>
-          <w:rFonts w:ascii="Arial" w:hAnsi="Arial" w:cs="Arial"/>
-          <w:sz w:val="24"/>
-          <w:szCs w:val="24"/>
+          <w:bCs w:val="false"/>
+          <w:b w:val="false"/>
+          <w:sz w:val="20"/>
+          <w:szCs w:val="20"/>
+        </w:rPr>
+      </w:pPr>
+      <w:r>
+        <w:rPr>
+          <w:rFonts w:ascii="Arial" w:hAnsi="Arial" w:cs="Arial"/>
+          <w:bCs w:val="false"/>
+          <w:b w:val="false"/>
+          <w:sz w:val="20"/>
+          <w:szCs w:val="20"/>
         </w:rPr>
         <w:lastRenderedPageBreak/>
         <w:t>Segunda a</w:t>
@@ -6555,8 +6587,10 @@
       <w:r>
         <w:rPr>
           <w:rFonts w:ascii="Arial" w:hAnsi="Arial" w:cs="Arial"/>
-          <w:sz w:val="24"/>
-          <w:szCs w:val="24"/>
+          <w:bCs w:val="false"/>
+          <w:b w:val="false"/>
+          <w:sz w:val="20"/>
+          <w:szCs w:val="20"/>
         </w:rPr>
         <w:t xml:space="preserve"> domingo e feriados – 11 horas trabalhadas – 1 hora de intervalo para almoço</w:t>
       </w:r>
@@ -6568,15 +6602,15 @@
         <w:jc w:val="both"/>
         <w:rPr>
           <w:rFonts w:ascii="Arial" w:hAnsi="Arial" w:cs="Arial"/>
-          <w:sz w:val="24"/>
-          <w:szCs w:val="24"/>
-        </w:rPr>
-      </w:pPr>
-      <w:r>
-        <w:rPr>
-          <w:rFonts w:ascii="Arial" w:hAnsi="Arial" w:cs="Arial"/>
-          <w:sz w:val="24"/>
-          <w:szCs w:val="24"/>
+          <w:sz w:val="20"/>
+          <w:szCs w:val="20"/>
+        </w:rPr>
+      </w:pPr>
+      <w:r>
+        <w:rPr>
+          <w:rFonts w:ascii="Arial" w:hAnsi="Arial" w:cs="Arial"/>
+          <w:sz w:val="20"/>
+          <w:szCs w:val="20"/>
         </w:rPr>
         <w:t xml:space="preserve">Notas: Os trabalhos em horas extras (sábados, domingos, feriados e além do previsto no item 6.1) poderão ser executados quando solicitado pela Contratante. Será feito o registro em RDO, indicado no campo Horas Extras e lançado na medição como adicional. </w:t>
       </w:r>
@@ -6588,8 +6622,8 @@
         <w:jc w:val="both"/>
         <w:rPr>
           <w:rFonts w:ascii="Arial" w:hAnsi="Arial" w:cs="Arial"/>
-          <w:sz w:val="24"/>
-          <w:szCs w:val="24"/>
+          <w:sz w:val="20"/>
+          <w:szCs w:val="20"/>
           <w:b w:val="true"/>
           <w:bCs w:val="true"/>
         </w:rPr>
@@ -6600,8 +6634,8 @@
           <w:rFonts w:ascii="Arial" w:hAnsi="Arial" w:cs="Arial"/>
           <w:b w:val="true"/>
           <w:bCs w:val="true"/>
-          <w:sz w:val="24"/>
-          <w:szCs w:val="24"/>
+          <w:sz w:val="20"/>
+          <w:szCs w:val="20"/>
         </w:rPr>
         <w:t xml:space="preserve">- </w:t>
       </w:r>
@@ -6610,16 +6644,16 @@
           <w:rFonts w:ascii="Arial" w:hAnsi="Arial" w:cs="Arial"/>
           <w:b w:val="true"/>
           <w:bCs w:val="true"/>
-          <w:sz w:val="24"/>
-          <w:szCs w:val="24"/>
+          <w:sz w:val="20"/>
+          <w:szCs w:val="20"/>
         </w:rPr>
         <w:t>Descrição dos valores:</w:t>
       </w:r>
       <w:r>
         <w:rPr>
           <w:rStyle w:val="Refdecomentrio"/>
-          <w:sz w:val="22"/>
-          <w:szCs w:val="22"/>
+          <w:sz w:val="20"/>
+          <w:szCs w:val="20"/>
         </w:rPr>
       </w:r>
       <w:bookmarkEnd w:id="8"/>
@@ -6632,15 +6666,15 @@
         <w:jc w:val="both"/>
         <w:rPr>
           <w:rFonts w:ascii="Arial" w:hAnsi="Arial" w:cs="Arial"/>
-          <w:sz w:val="24"/>
-          <w:szCs w:val="24"/>
-        </w:rPr>
-      </w:pPr>
-      <w:r>
-        <w:rPr>
-          <w:rFonts w:ascii="Arial" w:hAnsi="Arial" w:cs="Arial"/>
-          <w:sz w:val="24"/>
-          <w:szCs w:val="24"/>
+          <w:sz w:val="20"/>
+          <w:szCs w:val="20"/>
+        </w:rPr>
+      </w:pPr>
+      <w:r>
+        <w:rPr>
+          <w:rFonts w:ascii="Arial" w:hAnsi="Arial" w:cs="Arial"/>
+          <w:sz w:val="20"/>
+          <w:szCs w:val="20"/>
         </w:rPr>
         <w:t xml:space="preserve"> </w:t>
       </w:r>
@@ -6655,16 +6689,16 @@
       <w:r>
         <w:rPr>
           <w:rFonts w:ascii="Arial" w:hAnsi="Arial" w:cs="Arial"/>
-          <w:sz w:val="24"/>
-          <w:szCs w:val="24"/>
+          <w:sz w:val="20"/>
+          <w:szCs w:val="20"/>
         </w:rPr>
         <w:t>ONSHORE</w:t>
       </w:r>
       <w:r>
         <w:rPr>
           <w:rFonts w:ascii="Arial" w:hAnsi="Arial" w:cs="Arial"/>
-          <w:sz w:val="24"/>
-          <w:szCs w:val="24"/>
+          <w:sz w:val="20"/>
+          <w:szCs w:val="20"/>
         </w:rPr>
         <w:t>:</w:t>
       </w:r>
@@ -6693,16 +6727,16 @@
               <w:jc w:val="both"/>
               <w:rPr>
                 <w:rFonts w:ascii="Arial" w:hAnsi="Arial" w:cs="Arial"/>
-                <w:sz w:val="24"/>
-                <w:szCs w:val="24"/>
+                <w:sz w:val="20"/>
+                <w:szCs w:val="20"/>
               </w:rPr>
               <w:spacing w:line="360" w:lineRule="auto"/>
             </w:pPr>
             <w:r>
               <w:rPr>
                 <w:rFonts w:ascii="Arial" w:hAnsi="Arial" w:cs="Arial"/>
-                <w:sz w:val="24"/>
-                <w:szCs w:val="24"/>
+                <w:sz w:val="20"/>
+                <w:szCs w:val="20"/>
               </w:rPr>
               <w:t xml:space="preserve">Item </w:t>
             </w:r>
@@ -6718,16 +6752,16 @@
               <w:jc w:val="both"/>
               <w:rPr>
                 <w:rFonts w:ascii="Arial" w:hAnsi="Arial" w:cs="Arial"/>
-                <w:sz w:val="24"/>
-                <w:szCs w:val="24"/>
+                <w:sz w:val="20"/>
+                <w:szCs w:val="20"/>
               </w:rPr>
               <w:spacing w:line="360" w:lineRule="auto"/>
             </w:pPr>
             <w:r>
               <w:rPr>
                 <w:rFonts w:ascii="Arial" w:hAnsi="Arial" w:cs="Arial"/>
-                <w:sz w:val="24"/>
-                <w:szCs w:val="24"/>
+                <w:sz w:val="20"/>
+                <w:szCs w:val="20"/>
               </w:rPr>
               <w:t>Descrição</w:t>
             </w:r>
@@ -6743,16 +6777,16 @@
               <w:jc w:val="both"/>
               <w:rPr>
                 <w:rFonts w:ascii="Arial" w:hAnsi="Arial" w:cs="Arial"/>
-                <w:sz w:val="24"/>
-                <w:szCs w:val="24"/>
+                <w:sz w:val="20"/>
+                <w:szCs w:val="20"/>
               </w:rPr>
               <w:spacing w:line="360" w:lineRule="auto"/>
             </w:pPr>
             <w:r>
               <w:rPr>
                 <w:rFonts w:ascii="Arial" w:hAnsi="Arial" w:cs="Arial"/>
-                <w:sz w:val="24"/>
-                <w:szCs w:val="24"/>
+                <w:sz w:val="20"/>
+                <w:szCs w:val="20"/>
               </w:rPr>
               <w:t>Valor Unit</w:t>
             </w:r>
@@ -6768,16 +6802,16 @@
               <w:jc w:val="both"/>
               <w:rPr>
                 <w:rFonts w:ascii="Arial" w:hAnsi="Arial" w:cs="Arial"/>
-                <w:sz w:val="24"/>
-                <w:szCs w:val="24"/>
+                <w:sz w:val="20"/>
+                <w:szCs w:val="20"/>
               </w:rPr>
               <w:spacing w:line="360" w:lineRule="auto"/>
             </w:pPr>
             <w:r>
               <w:rPr>
                 <w:rFonts w:ascii="Arial" w:hAnsi="Arial" w:cs="Arial"/>
-                <w:sz w:val="24"/>
-                <w:szCs w:val="24"/>
+                <w:sz w:val="20"/>
+                <w:szCs w:val="20"/>
               </w:rPr>
               <w:t>Qtd</w:t>
             </w:r>
@@ -6793,16 +6827,16 @@
               <w:jc w:val="both"/>
               <w:rPr>
                 <w:rFonts w:ascii="Arial" w:hAnsi="Arial" w:cs="Arial"/>
-                <w:sz w:val="24"/>
-                <w:szCs w:val="24"/>
+                <w:sz w:val="20"/>
+                <w:szCs w:val="20"/>
               </w:rPr>
               <w:spacing w:line="360" w:lineRule="auto"/>
             </w:pPr>
             <w:r>
               <w:rPr>
                 <w:rFonts w:ascii="Arial" w:hAnsi="Arial" w:cs="Arial"/>
-                <w:sz w:val="24"/>
-                <w:szCs w:val="24"/>
+                <w:sz w:val="20"/>
+                <w:szCs w:val="20"/>
               </w:rPr>
               <w:t>Valor total</w:t>
             </w:r>
@@ -6826,8 +6860,10 @@
               <w:jc w:val="both"/>
               <w:rPr>
                 <w:rFonts w:ascii="Arial" w:hAnsi="Arial" w:cs="Arial"/>
-                <w:sz w:val="24"/>
-                <w:szCs w:val="24"/>
+                <w:bCs w:val="false"/>
+                <w:b w:val="false"/>
+                <w:sz w:val="20"/>
+                <w:szCs w:val="20"/>
               </w:rPr>
             </w:pPr>
           </w:p>
@@ -6842,31 +6878,31 @@
               <w:jc w:val="both"/>
               <w:rPr>
                 <w:rFonts w:ascii="Arial" w:hAnsi="Arial" w:cs="Arial"/>
-                <w:sz w:val="24"/>
-                <w:szCs w:val="24"/>
+                <w:sz w:val="20"/>
+                <w:szCs w:val="20"/>
               </w:rPr>
             </w:pPr>
             <w:r>
               <w:rPr>
                 <w:rFonts w:ascii="Arial" w:hAnsi="Arial" w:cs="Arial"/>
-                <w:sz w:val="24"/>
-                <w:szCs w:val="24"/>
+                <w:sz w:val="20"/>
+                <w:szCs w:val="20"/>
               </w:rPr>
               <w:t xml:space="preserve">{{descricao_a}}</w:t>
             </w:r>
             <w:r>
               <w:rPr>
                 <w:rFonts w:ascii="Arial" w:hAnsi="Arial" w:cs="Arial"/>
-                <w:sz w:val="24"/>
-                <w:szCs w:val="24"/>
+                <w:sz w:val="20"/>
+                <w:szCs w:val="20"/>
               </w:rPr>
               <w:t xml:space="preserve"/>
             </w:r>
             <w:r>
               <w:rPr>
                 <w:rFonts w:ascii="Arial" w:hAnsi="Arial" w:cs="Arial"/>
-                <w:sz w:val="24"/>
-                <w:szCs w:val="24"/>
+                <w:sz w:val="20"/>
+                <w:szCs w:val="20"/>
               </w:rPr>
               <w:t/>
             </w:r>
@@ -6882,31 +6918,31 @@
               <w:jc w:val="center"/>
               <w:rPr>
                 <w:rFonts w:ascii="Arial" w:hAnsi="Arial" w:cs="Arial"/>
-                <w:sz w:val="24"/>
-                <w:szCs w:val="24"/>
+                <w:sz w:val="20"/>
+                <w:szCs w:val="20"/>
               </w:rPr>
             </w:pPr>
             <w:r>
               <w:rPr>
                 <w:rFonts w:ascii="Arial" w:hAnsi="Arial" w:cs="Arial"/>
-                <w:sz w:val="24"/>
-                <w:szCs w:val="24"/>
+                <w:sz w:val="20"/>
+                <w:szCs w:val="20"/>
               </w:rPr>
               <w:t xml:space="preserve">{{unitario_a}}</w:t>
             </w:r>
             <w:r>
               <w:rPr>
                 <w:rFonts w:ascii="Arial" w:hAnsi="Arial" w:cs="Arial"/>
-                <w:sz w:val="24"/>
-                <w:szCs w:val="24"/>
+                <w:sz w:val="20"/>
+                <w:szCs w:val="20"/>
               </w:rPr>
               <w:t xml:space="preserve"/>
             </w:r>
             <w:r>
               <w:rPr>
                 <w:rFonts w:ascii="Arial" w:hAnsi="Arial" w:cs="Arial"/>
-                <w:sz w:val="24"/>
-                <w:szCs w:val="24"/>
+                <w:sz w:val="20"/>
+                <w:szCs w:val="20"/>
               </w:rPr>
               <w:t/>
             </w:r>
@@ -6922,15 +6958,15 @@
               <w:jc w:val="center"/>
               <w:rPr>
                 <w:rFonts w:ascii="Arial" w:hAnsi="Arial" w:cs="Arial"/>
-                <w:sz w:val="24"/>
-                <w:szCs w:val="24"/>
+                <w:sz w:val="20"/>
+                <w:szCs w:val="20"/>
               </w:rPr>
             </w:pPr>
             <w:r>
               <w:rPr>
                 <w:rFonts w:ascii="Arial" w:hAnsi="Arial" w:cs="Arial"/>
-                <w:sz w:val="24"/>
-                <w:szCs w:val="24"/>
+                <w:sz w:val="20"/>
+                <w:szCs w:val="20"/>
               </w:rPr>
               <w:t xml:space="preserve">{{quantidade_a}}</w:t>
             </w:r>
@@ -6946,15 +6982,15 @@
               <w:jc w:val="center"/>
               <w:rPr>
                 <w:rFonts w:ascii="Arial" w:hAnsi="Arial" w:cs="Arial"/>
-                <w:sz w:val="24"/>
-                <w:szCs w:val="24"/>
+                <w:sz w:val="20"/>
+                <w:szCs w:val="20"/>
               </w:rPr>
             </w:pPr>
             <w:r>
               <w:rPr>
                 <w:rFonts w:ascii="Arial" w:hAnsi="Arial" w:cs="Arial"/>
-                <w:sz w:val="24"/>
-                <w:szCs w:val="24"/>
+                <w:sz w:val="20"/>
+                <w:szCs w:val="20"/>
               </w:rPr>
               <w:t xml:space="preserve">{{valor_a}}</w:t>
             </w:r>
@@ -6962,8 +6998,8 @@
               <w:rPr>
                 <w:rFonts w:ascii="Arial" w:hAnsi="Arial" w:cs="Arial"/>
                 <w:noProof/>
-                <w:sz w:val="24"/>
-                <w:szCs w:val="24"/>
+                <w:sz w:val="20"/>
+                <w:szCs w:val="20"/>
               </w:rPr>
               <w:t/>
             </w:r>
@@ -6984,8 +7020,8 @@
                 <w:rFonts w:ascii="Arial" w:hAnsi="Arial" w:cs="Arial"/>
                 <w:b/>
                 <w:bCs/>
-                <w:sz w:val="24"/>
-                <w:szCs w:val="24"/>
+                <w:sz w:val="20"/>
+                <w:szCs w:val="20"/>
               </w:rPr>
               <w:spacing w:line="360" w:lineRule="auto"/>
             </w:pPr>
@@ -6994,8 +7030,8 @@
                 <w:rFonts w:ascii="Arial" w:hAnsi="Arial" w:cs="Arial"/>
                 <w:b/>
                 <w:bCs/>
-                <w:sz w:val="24"/>
-                <w:szCs w:val="24"/>
+                <w:sz w:val="20"/>
+                <w:szCs w:val="20"/>
               </w:rPr>
               <w:t>Total geral</w:t>
             </w:r>
@@ -7013,8 +7049,8 @@
                 <w:rFonts w:ascii="Arial" w:hAnsi="Arial" w:cs="Arial"/>
                 <w:b/>
                 <w:bCs/>
-                <w:sz w:val="24"/>
-                <w:szCs w:val="24"/>
+                <w:sz w:val="20"/>
+                <w:szCs w:val="20"/>
               </w:rPr>
               <w:spacing w:line="360" w:lineRule="auto"/>
             </w:pPr>
@@ -7023,8 +7059,8 @@
                 <w:rFonts w:ascii="Arial" w:hAnsi="Arial" w:cs="Arial"/>
                 <w:b/>
                 <w:bCs/>
-                <w:sz w:val="24"/>
-                <w:szCs w:val="24"/>
+                <w:sz w:val="20"/>
+                <w:szCs w:val="20"/>
               </w:rPr>
               <w:t xml:space="preserve">{{total_a}}</w:t>
             </w:r>
@@ -7034,8 +7070,8 @@
                 <w:b/>
                 <w:bCs/>
                 <w:noProof/>
-                <w:sz w:val="24"/>
-                <w:szCs w:val="24"/>
+                <w:sz w:val="20"/>
+                <w:szCs w:val="20"/>
               </w:rPr>
               <w:t/>
             </w:r>
@@ -7051,8 +7087,8 @@
         <w:jc w:val="both"/>
         <w:rPr>
           <w:rFonts w:ascii="Arial" w:hAnsi="Arial" w:cs="Arial"/>
-          <w:sz w:val="24"/>
-          <w:szCs w:val="24"/>
+          <w:sz w:val="20"/>
+          <w:szCs w:val="20"/>
         </w:rPr>
       </w:pPr>
       <w:r>
@@ -7066,16 +7102,16 @@
       <w:r>
         <w:rPr>
           <w:rFonts w:ascii="Arial" w:hAnsi="Arial" w:cs="Arial"/>
-          <w:sz w:val="24"/>
-          <w:szCs w:val="24"/>
+          <w:sz w:val="20"/>
+          <w:szCs w:val="20"/>
         </w:rPr>
         <w:t>OFFSHORE</w:t>
       </w:r>
       <w:r>
         <w:rPr>
           <w:rFonts w:ascii="Arial" w:hAnsi="Arial" w:cs="Arial"/>
-          <w:sz w:val="24"/>
-          <w:szCs w:val="24"/>
+          <w:sz w:val="20"/>
+          <w:szCs w:val="20"/>
         </w:rPr>
         <w:t>:</w:t>
       </w:r>
@@ -7104,16 +7140,16 @@
               <w:jc w:val="both"/>
               <w:rPr>
                 <w:rFonts w:ascii="Arial" w:hAnsi="Arial" w:cs="Arial"/>
-                <w:sz w:val="24"/>
-                <w:szCs w:val="24"/>
+                <w:sz w:val="20"/>
+                <w:szCs w:val="20"/>
               </w:rPr>
               <w:spacing w:line="360" w:lineRule="auto"/>
             </w:pPr>
             <w:r>
               <w:rPr>
                 <w:rFonts w:ascii="Arial" w:hAnsi="Arial" w:cs="Arial"/>
-                <w:sz w:val="24"/>
-                <w:szCs w:val="24"/>
+                <w:sz w:val="20"/>
+                <w:szCs w:val="20"/>
               </w:rPr>
               <w:t xml:space="preserve">Item </w:t>
             </w:r>
@@ -7129,16 +7165,16 @@
               <w:jc w:val="both"/>
               <w:rPr>
                 <w:rFonts w:ascii="Arial" w:hAnsi="Arial" w:cs="Arial"/>
-                <w:sz w:val="24"/>
-                <w:szCs w:val="24"/>
+                <w:sz w:val="20"/>
+                <w:szCs w:val="20"/>
               </w:rPr>
               <w:spacing w:line="360" w:lineRule="auto"/>
             </w:pPr>
             <w:r>
               <w:rPr>
                 <w:rFonts w:ascii="Arial" w:hAnsi="Arial" w:cs="Arial"/>
-                <w:sz w:val="24"/>
-                <w:szCs w:val="24"/>
+                <w:sz w:val="20"/>
+                <w:szCs w:val="20"/>
               </w:rPr>
               <w:t>Descrição</w:t>
             </w:r>
@@ -7154,16 +7190,16 @@
               <w:jc w:val="both"/>
               <w:rPr>
                 <w:rFonts w:ascii="Arial" w:hAnsi="Arial" w:cs="Arial"/>
-                <w:sz w:val="24"/>
-                <w:szCs w:val="24"/>
+                <w:sz w:val="20"/>
+                <w:szCs w:val="20"/>
               </w:rPr>
               <w:spacing w:line="360" w:lineRule="auto"/>
             </w:pPr>
             <w:r>
               <w:rPr>
                 <w:rFonts w:ascii="Arial" w:hAnsi="Arial" w:cs="Arial"/>
-                <w:sz w:val="24"/>
-                <w:szCs w:val="24"/>
+                <w:sz w:val="20"/>
+                <w:szCs w:val="20"/>
               </w:rPr>
               <w:t>Valor Unit</w:t>
             </w:r>
@@ -7179,16 +7215,16 @@
               <w:jc w:val="both"/>
               <w:rPr>
                 <w:rFonts w:ascii="Arial" w:hAnsi="Arial" w:cs="Arial"/>
-                <w:sz w:val="24"/>
-                <w:szCs w:val="24"/>
+                <w:sz w:val="20"/>
+                <w:szCs w:val="20"/>
               </w:rPr>
               <w:spacing w:line="360" w:lineRule="auto"/>
             </w:pPr>
             <w:r>
               <w:rPr>
                 <w:rFonts w:ascii="Arial" w:hAnsi="Arial" w:cs="Arial"/>
-                <w:sz w:val="24"/>
-                <w:szCs w:val="24"/>
+                <w:sz w:val="20"/>
+                <w:szCs w:val="20"/>
               </w:rPr>
               <w:t>Qtd</w:t>
             </w:r>
@@ -7204,16 +7240,16 @@
               <w:jc w:val="both"/>
               <w:rPr>
                 <w:rFonts w:ascii="Arial" w:hAnsi="Arial" w:cs="Arial"/>
-                <w:sz w:val="24"/>
-                <w:szCs w:val="24"/>
+                <w:sz w:val="20"/>
+                <w:szCs w:val="20"/>
               </w:rPr>
               <w:spacing w:line="360" w:lineRule="auto"/>
             </w:pPr>
             <w:r>
               <w:rPr>
                 <w:rFonts w:ascii="Arial" w:hAnsi="Arial" w:cs="Arial"/>
-                <w:sz w:val="24"/>
-                <w:szCs w:val="24"/>
+                <w:sz w:val="20"/>
+                <w:szCs w:val="20"/>
               </w:rPr>
               <w:t>Valor total</w:t>
             </w:r>
@@ -7237,8 +7273,10 @@
               <w:jc w:val="both"/>
               <w:rPr>
                 <w:rFonts w:ascii="Arial" w:hAnsi="Arial" w:cs="Arial"/>
-                <w:sz w:val="24"/>
-                <w:szCs w:val="24"/>
+                <w:bCs w:val="false"/>
+                <w:b w:val="false"/>
+                <w:sz w:val="20"/>
+                <w:szCs w:val="20"/>
               </w:rPr>
             </w:pPr>
           </w:p>
@@ -7253,15 +7291,15 @@
               <w:jc w:val="both"/>
               <w:rPr>
                 <w:rFonts w:ascii="Arial" w:hAnsi="Arial" w:cs="Arial"/>
-                <w:sz w:val="24"/>
-                <w:szCs w:val="24"/>
+                <w:sz w:val="20"/>
+                <w:szCs w:val="20"/>
               </w:rPr>
             </w:pPr>
             <w:r>
               <w:rPr>
                 <w:rFonts w:ascii="Arial" w:hAnsi="Arial" w:cs="Arial"/>
-                <w:sz w:val="24"/>
-                <w:szCs w:val="24"/>
+                <w:sz w:val="20"/>
+                <w:szCs w:val="20"/>
               </w:rPr>
               <w:t xml:space="preserve">{{descricao_b}}</w:t>
             </w:r>
@@ -7277,31 +7315,31 @@
               <w:jc w:val="center"/>
               <w:rPr>
                 <w:rFonts w:ascii="Arial" w:hAnsi="Arial" w:cs="Arial"/>
-                <w:sz w:val="24"/>
-                <w:szCs w:val="24"/>
+                <w:sz w:val="20"/>
+                <w:szCs w:val="20"/>
               </w:rPr>
             </w:pPr>
             <w:r>
               <w:rPr>
                 <w:rFonts w:ascii="Arial" w:hAnsi="Arial" w:cs="Arial"/>
-                <w:sz w:val="24"/>
-                <w:szCs w:val="24"/>
+                <w:sz w:val="20"/>
+                <w:szCs w:val="20"/>
               </w:rPr>
               <w:t xml:space="preserve">{{unitario_b}}</w:t>
             </w:r>
             <w:r>
               <w:rPr>
                 <w:rFonts w:ascii="Arial" w:hAnsi="Arial" w:cs="Arial"/>
-                <w:sz w:val="24"/>
-                <w:szCs w:val="24"/>
+                <w:sz w:val="20"/>
+                <w:szCs w:val="20"/>
               </w:rPr>
               <w:t/>
             </w:r>
             <w:r>
               <w:rPr>
                 <w:rFonts w:ascii="Arial" w:hAnsi="Arial" w:cs="Arial"/>
-                <w:sz w:val="24"/>
-                <w:szCs w:val="24"/>
+                <w:sz w:val="20"/>
+                <w:szCs w:val="20"/>
               </w:rPr>
               <w:t xml:space="preserve"/>
             </w:r>
@@ -7317,23 +7355,23 @@
               <w:jc w:val="center"/>
               <w:rPr>
                 <w:rFonts w:ascii="Arial" w:hAnsi="Arial" w:cs="Arial"/>
-                <w:sz w:val="24"/>
-                <w:szCs w:val="24"/>
+                <w:sz w:val="20"/>
+                <w:szCs w:val="20"/>
               </w:rPr>
             </w:pPr>
             <w:r>
               <w:rPr>
                 <w:rFonts w:ascii="Arial" w:hAnsi="Arial" w:cs="Arial"/>
-                <w:sz w:val="24"/>
-                <w:szCs w:val="24"/>
+                <w:sz w:val="20"/>
+                <w:szCs w:val="20"/>
               </w:rPr>
               <w:t xml:space="preserve">{{quantidade_b}}</w:t>
             </w:r>
             <w:r>
               <w:rPr>
                 <w:rFonts w:ascii="Arial" w:hAnsi="Arial" w:cs="Arial"/>
-                <w:sz w:val="24"/>
-                <w:szCs w:val="24"/>
+                <w:sz w:val="20"/>
+                <w:szCs w:val="20"/>
               </w:rPr>
               <w:t/>
             </w:r>
@@ -7349,15 +7387,15 @@
               <w:jc w:val="center"/>
               <w:rPr>
                 <w:rFonts w:ascii="Arial" w:hAnsi="Arial" w:cs="Arial"/>
-                <w:sz w:val="24"/>
-                <w:szCs w:val="24"/>
+                <w:sz w:val="20"/>
+                <w:szCs w:val="20"/>
               </w:rPr>
             </w:pPr>
             <w:r>
               <w:rPr>
                 <w:rFonts w:ascii="Arial" w:hAnsi="Arial" w:cs="Arial"/>
-                <w:sz w:val="24"/>
-                <w:szCs w:val="24"/>
+                <w:sz w:val="20"/>
+                <w:szCs w:val="20"/>
               </w:rPr>
               <w:t xml:space="preserve">{{valor_b}}</w:t>
             </w:r>
@@ -7365,8 +7403,8 @@
               <w:rPr>
                 <w:rFonts w:ascii="Arial" w:hAnsi="Arial" w:cs="Arial"/>
                 <w:noProof/>
-                <w:sz w:val="24"/>
-                <w:szCs w:val="24"/>
+                <w:sz w:val="20"/>
+                <w:szCs w:val="20"/>
               </w:rPr>
               <w:t/>
             </w:r>
@@ -7387,8 +7425,8 @@
                 <w:rFonts w:ascii="Arial" w:hAnsi="Arial" w:cs="Arial"/>
                 <w:b/>
                 <w:bCs/>
-                <w:sz w:val="24"/>
-                <w:szCs w:val="24"/>
+                <w:sz w:val="20"/>
+                <w:szCs w:val="20"/>
               </w:rPr>
               <w:spacing w:line="360" w:lineRule="auto"/>
             </w:pPr>
@@ -7397,8 +7435,8 @@
                 <w:rFonts w:ascii="Arial" w:hAnsi="Arial" w:cs="Arial"/>
                 <w:b/>
                 <w:bCs/>
-                <w:sz w:val="24"/>
-                <w:szCs w:val="24"/>
+                <w:sz w:val="20"/>
+                <w:szCs w:val="20"/>
               </w:rPr>
               <w:t>Total geral</w:t>
             </w:r>
@@ -7416,8 +7454,8 @@
                 <w:rFonts w:ascii="Arial" w:hAnsi="Arial" w:cs="Arial"/>
                 <w:b/>
                 <w:bCs/>
-                <w:sz w:val="24"/>
-                <w:szCs w:val="24"/>
+                <w:sz w:val="20"/>
+                <w:szCs w:val="20"/>
               </w:rPr>
               <w:spacing w:line="360" w:lineRule="auto"/>
             </w:pPr>
@@ -7426,8 +7464,8 @@
                 <w:rFonts w:ascii="Arial" w:hAnsi="Arial" w:cs="Arial"/>
                 <w:b/>
                 <w:bCs/>
-                <w:sz w:val="24"/>
-                <w:szCs w:val="24"/>
+                <w:sz w:val="20"/>
+                <w:szCs w:val="20"/>
               </w:rPr>
               <w:t xml:space="preserve">{{total_b}}</w:t>
             </w:r>
@@ -7437,8 +7475,8 @@
                 <w:b/>
                 <w:bCs/>
                 <w:noProof/>
-                <w:sz w:val="24"/>
-                <w:szCs w:val="24"/>
+                <w:sz w:val="20"/>
+                <w:szCs w:val="20"/>
               </w:rPr>
               <w:t/>
             </w:r>
@@ -7453,8 +7491,8 @@
         <w:jc w:val="both"/>
         <w:rPr>
           <w:rFonts w:ascii="Arial" w:hAnsi="Arial" w:cs="Arial"/>
-          <w:sz w:val="24"/>
-          <w:szCs w:val="24"/>
+          <w:sz w:val="20"/>
+          <w:szCs w:val="20"/>
           <w:b w:val="true"/>
           <w:bCs w:val="true"/>
         </w:rPr>
@@ -7465,8 +7503,8 @@
           <w:rFonts w:ascii="Arial" w:hAnsi="Arial" w:cs="Arial"/>
           <w:b w:val="true"/>
           <w:bCs w:val="true"/>
-          <w:sz w:val="24"/>
-          <w:szCs w:val="24"/>
+          <w:sz w:val="20"/>
+          <w:szCs w:val="20"/>
         </w:rPr>
         <w:t>- Condições de pagamento:</w:t>
       </w:r>
@@ -7483,44 +7521,50 @@
         <w:jc w:val="both"/>
         <w:rPr>
           <w:rFonts w:ascii="Arial" w:hAnsi="Arial" w:cs="Arial"/>
-          <w:sz w:val="24"/>
-          <w:szCs w:val="24"/>
-        </w:rPr>
-      </w:pPr>
-      <w:r>
-        <w:rPr>
-          <w:rFonts w:ascii="Arial" w:hAnsi="Arial" w:cs="Arial"/>
-          <w:sz w:val="24"/>
-          <w:szCs w:val="24"/>
+          <w:bCs w:val="false"/>
+          <w:b w:val="false"/>
+          <w:sz w:val="20"/>
+          <w:szCs w:val="20"/>
+        </w:rPr>
+      </w:pPr>
+      <w:r>
+        <w:rPr>
+          <w:rFonts w:ascii="Arial" w:hAnsi="Arial" w:cs="Arial"/>
+          <w:bCs w:val="false"/>
+          <w:b w:val="false"/>
+          <w:sz w:val="20"/>
+          <w:szCs w:val="20"/>
         </w:rPr>
         <w:t xml:space="preserve">A título de mobilização </w:t>
       </w:r>
       <w:r>
         <w:rPr>
           <w:rFonts w:ascii="Arial" w:hAnsi="Arial" w:cs="Arial"/>
-          <w:b/>
-          <w:bCs/>
+          <w:b w:val="false"/>
+          <w:bCs w:val="false"/>
           <w:noProof/>
-          <w:sz w:val="24"/>
-          <w:szCs w:val="24"/>
+          <w:sz w:val="20"/>
+          <w:szCs w:val="20"/>
         </w:rPr>
         <w:t xml:space="preserve">{{adto}}</w:t>
       </w:r>
       <w:r>
         <w:rPr>
           <w:rFonts w:ascii="Arial" w:hAnsi="Arial" w:cs="Arial"/>
-          <w:b/>
-          <w:bCs/>
-          <w:sz w:val="24"/>
-          <w:szCs w:val="24"/>
+          <w:b w:val="false"/>
+          <w:bCs w:val="false"/>
+          <w:sz w:val="20"/>
+          <w:szCs w:val="20"/>
         </w:rPr>
         <w:t>%</w:t>
       </w:r>
       <w:r>
         <w:rPr>
           <w:rFonts w:ascii="Arial" w:hAnsi="Arial" w:cs="Arial"/>
-          <w:sz w:val="24"/>
-          <w:szCs w:val="24"/>
+          <w:bCs w:val="false"/>
+          <w:b w:val="false"/>
+          <w:sz w:val="20"/>
+          <w:szCs w:val="20"/>
         </w:rPr>
         <w:t xml:space="preserve"> antecipado na confirmação dos serviços (recebimento de pedido de compras, contrato ou aceite da proposta por e-mail. Favor aguardar espelho da nota de serviço para efetuar o pagamento;</w:t>
       </w:r>
@@ -7536,67 +7580,81 @@
         <w:jc w:val="both"/>
         <w:rPr>
           <w:rFonts w:ascii="Arial" w:hAnsi="Arial" w:cs="Arial"/>
-          <w:sz w:val="24"/>
-          <w:szCs w:val="24"/>
-        </w:rPr>
-      </w:pPr>
-      <w:r>
-        <w:rPr>
-          <w:rFonts w:ascii="Arial" w:hAnsi="Arial" w:cs="Arial"/>
-          <w:sz w:val="24"/>
-          <w:szCs w:val="24"/>
+          <w:bCs w:val="false"/>
+          <w:b w:val="false"/>
+          <w:sz w:val="20"/>
+          <w:szCs w:val="20"/>
+        </w:rPr>
+      </w:pPr>
+      <w:r>
+        <w:rPr>
+          <w:rFonts w:ascii="Arial" w:hAnsi="Arial" w:cs="Arial"/>
+          <w:bCs w:val="false"/>
+          <w:b w:val="false"/>
+          <w:sz w:val="20"/>
+          <w:szCs w:val="20"/>
         </w:rPr>
         <w:t xml:space="preserve">Medição quinzenal ou após o encerramento dos serviços o que ocorrer primeiro, </w:t>
       </w:r>
       <w:r>
         <w:rPr>
           <w:rFonts w:ascii="Arial" w:hAnsi="Arial" w:cs="Arial"/>
-          <w:b/>
-          <w:bCs/>
+          <w:b w:val="false"/>
+          <w:bCs w:val="false"/>
           <w:noProof/>
-          <w:sz w:val="24"/>
-          <w:szCs w:val="24"/>
+          <w:sz w:val="20"/>
+          <w:szCs w:val="20"/>
         </w:rPr>
         <w:t xml:space="preserve">{{prazo_pgto}}</w:t>
       </w:r>
       <w:r>
         <w:rPr>
           <w:rFonts w:ascii="Arial" w:hAnsi="Arial" w:cs="Arial"/>
-          <w:sz w:val="24"/>
-          <w:szCs w:val="24"/>
+          <w:bCs w:val="false"/>
+          <w:b w:val="false"/>
+          <w:sz w:val="20"/>
+          <w:szCs w:val="20"/>
         </w:rPr>
         <w:t xml:space="preserve"> </w:t>
       </w:r>
       <w:r>
         <w:rPr>
           <w:rFonts w:ascii="Arial" w:hAnsi="Arial" w:cs="Arial"/>
-          <w:sz w:val="24"/>
-          <w:szCs w:val="24"/>
+          <w:bCs w:val="false"/>
+          <w:b w:val="false"/>
+          <w:sz w:val="20"/>
+          <w:szCs w:val="20"/>
         </w:rPr>
         <w:t xml:space="preserve">dias para o devido pagamento através de </w:t>
       </w:r>
       <w:r>
         <w:rPr>
           <w:rFonts w:ascii="Arial" w:hAnsi="Arial" w:cs="Arial"/>
+          <w:bCs w:val="false"/>
+          <w:b w:val="false"/>
           <w:noProof/>
-          <w:sz w:val="24"/>
-          <w:szCs w:val="24"/>
+          <w:sz w:val="20"/>
+          <w:szCs w:val="20"/>
         </w:rPr>
         <w:t xml:space="preserve">{{forma_pgto}}</w:t>
       </w:r>
       <w:r>
         <w:rPr>
           <w:rFonts w:ascii="Arial" w:hAnsi="Arial" w:cs="Arial"/>
-          <w:sz w:val="24"/>
-          <w:szCs w:val="24"/>
+          <w:bCs w:val="false"/>
+          <w:b w:val="false"/>
+          <w:sz w:val="20"/>
+          <w:szCs w:val="20"/>
         </w:rPr>
         <w:t xml:space="preserve"> </w:t>
       </w:r>
       <w:r>
         <w:rPr>
           <w:rFonts w:ascii="Arial" w:hAnsi="Arial" w:cs="Arial"/>
-          <w:sz w:val="24"/>
-          <w:szCs w:val="24"/>
+          <w:bCs w:val="false"/>
+          <w:b w:val="false"/>
+          <w:sz w:val="20"/>
+          <w:szCs w:val="20"/>
         </w:rPr>
         <w:t>(Obs. após a entrega da medição a contratante deverá devolver a mesma em até 48 horas, caso não ocorra a Filtrovali irá considerar a medição como aceita e será emitida a nota para devida cobrança);</w:t>
       </w:r>
@@ -7608,19 +7666,19 @@
         <w:jc w:val="both"/>
         <w:rPr>
           <w:rFonts w:ascii="Arial" w:hAnsi="Arial" w:cs="Arial"/>
-          <w:sz w:val="24"/>
-          <w:szCs w:val="24"/>
-          <w:b w:val="true"/>
-          <w:bCs w:val="true"/>
-        </w:rPr>
-      </w:pPr>
-      <w:r>
-        <w:rPr>
-          <w:rFonts w:ascii="Arial" w:hAnsi="Arial" w:cs="Arial"/>
-          <w:sz w:val="24"/>
-          <w:szCs w:val="24"/>
-          <w:b w:val="true"/>
-          <w:bCs w:val="true"/>
+          <w:sz w:val="20"/>
+          <w:szCs w:val="20"/>
+          <w:b w:val="false"/>
+          <w:bCs w:val="false"/>
+        </w:rPr>
+      </w:pPr>
+      <w:r>
+        <w:rPr>
+          <w:rFonts w:ascii="Arial" w:hAnsi="Arial" w:cs="Arial"/>
+          <w:sz w:val="20"/>
+          <w:szCs w:val="20"/>
+          <w:b w:val="false"/>
+          <w:bCs w:val="false"/>
         </w:rPr>
         <w:t>Multa e juros por atraso:</w:t>
       </w:r>
@@ -7632,15 +7690,15 @@
         <w:jc w:val="both"/>
         <w:rPr>
           <w:rFonts w:ascii="Arial" w:hAnsi="Arial" w:cs="Arial"/>
-          <w:sz w:val="24"/>
-          <w:szCs w:val="24"/>
-        </w:rPr>
-      </w:pPr>
-      <w:r>
-        <w:rPr>
-          <w:rFonts w:ascii="Arial" w:hAnsi="Arial" w:cs="Arial"/>
-          <w:sz w:val="24"/>
-          <w:szCs w:val="24"/>
+          <w:sz w:val="20"/>
+          <w:szCs w:val="20"/>
+        </w:rPr>
+      </w:pPr>
+      <w:r>
+        <w:rPr>
+          <w:rFonts w:ascii="Arial" w:hAnsi="Arial" w:cs="Arial"/>
+          <w:sz w:val="20"/>
+          <w:szCs w:val="20"/>
         </w:rPr>
         <w:t>Em caso de atraso no pagamento de qualquer valor previsto nesta proposta, incidirá sobre o montante em aberto:</w:t>
       </w:r>
@@ -7656,23 +7714,23 @@
         <w:jc w:val="both"/>
         <w:rPr>
           <w:rFonts w:ascii="Arial" w:hAnsi="Arial" w:cs="Arial"/>
-          <w:sz w:val="24"/>
-          <w:szCs w:val="24"/>
-        </w:rPr>
-      </w:pPr>
-      <w:r>
-        <w:rPr>
-          <w:rFonts w:ascii="Arial" w:hAnsi="Arial" w:cs="Arial"/>
-          <w:sz w:val="24"/>
-          <w:szCs w:val="24"/>
+          <w:sz w:val="20"/>
+          <w:szCs w:val="20"/>
+        </w:rPr>
+      </w:pPr>
+      <w:r>
+        <w:rPr>
+          <w:rFonts w:ascii="Arial" w:hAnsi="Arial" w:cs="Arial"/>
+          <w:sz w:val="20"/>
+          <w:szCs w:val="20"/>
         </w:rPr>
         <w:t>M</w:t>
       </w:r>
       <w:r>
         <w:rPr>
           <w:rFonts w:ascii="Arial" w:hAnsi="Arial" w:cs="Arial"/>
-          <w:sz w:val="24"/>
-          <w:szCs w:val="24"/>
+          <w:sz w:val="20"/>
+          <w:szCs w:val="20"/>
         </w:rPr>
         <w:t>ulta moratória de 2% (dois por cento) sobre o valor da parcela em atraso;</w:t>
       </w:r>
@@ -7688,23 +7746,23 @@
         <w:jc w:val="both"/>
         <w:rPr>
           <w:rFonts w:ascii="Arial" w:hAnsi="Arial" w:cs="Arial"/>
-          <w:sz w:val="24"/>
-          <w:szCs w:val="24"/>
-        </w:rPr>
-      </w:pPr>
-      <w:r>
-        <w:rPr>
-          <w:rFonts w:ascii="Arial" w:hAnsi="Arial" w:cs="Arial"/>
-          <w:sz w:val="24"/>
-          <w:szCs w:val="24"/>
+          <w:sz w:val="20"/>
+          <w:szCs w:val="20"/>
+        </w:rPr>
+      </w:pPr>
+      <w:r>
+        <w:rPr>
+          <w:rFonts w:ascii="Arial" w:hAnsi="Arial" w:cs="Arial"/>
+          <w:sz w:val="20"/>
+          <w:szCs w:val="20"/>
         </w:rPr>
         <w:t>J</w:t>
       </w:r>
       <w:r>
         <w:rPr>
           <w:rFonts w:ascii="Arial" w:hAnsi="Arial" w:cs="Arial"/>
-          <w:sz w:val="24"/>
-          <w:szCs w:val="24"/>
+          <w:sz w:val="20"/>
+          <w:szCs w:val="20"/>
         </w:rPr>
         <w:t>uros de mora de 0,10% ao dia (zero vírgula dez por cento ao dia), calculados pro rata die a partir do dia seguinte ao vencimento até a data do efetivo pagamento.</w:t>
       </w:r>
@@ -7716,15 +7774,15 @@
         <w:jc w:val="both"/>
         <w:rPr>
           <w:rFonts w:ascii="Arial" w:hAnsi="Arial" w:cs="Arial"/>
-          <w:sz w:val="24"/>
-          <w:szCs w:val="24"/>
-        </w:rPr>
-      </w:pPr>
-      <w:r>
-        <w:rPr>
-          <w:rFonts w:ascii="Arial" w:hAnsi="Arial" w:cs="Arial"/>
-          <w:sz w:val="24"/>
-          <w:szCs w:val="24"/>
+          <w:sz w:val="20"/>
+          <w:szCs w:val="20"/>
+        </w:rPr>
+      </w:pPr>
+      <w:r>
+        <w:rPr>
+          <w:rFonts w:ascii="Arial" w:hAnsi="Arial" w:cs="Arial"/>
+          <w:sz w:val="20"/>
+          <w:szCs w:val="20"/>
         </w:rPr>
         <w:t>O não pagamento nos prazos acordados poderá acarretar a suspensão imediata dos serviços até a regularização dos valores pendentes, sem prejuízo da adoção das medidas legais cabíveis e da cobrança dos custos adicionais decorrentes da paralisação.</w:t>
       </w:r>
@@ -7736,8 +7794,8 @@
         <w:jc w:val="both"/>
         <w:rPr>
           <w:rFonts w:ascii="Arial" w:hAnsi="Arial" w:cs="Arial"/>
-          <w:sz w:val="24"/>
-          <w:szCs w:val="24"/>
+          <w:sz w:val="20"/>
+          <w:szCs w:val="20"/>
           <w:b w:val="true"/>
           <w:bCs w:val="true"/>
         </w:rPr>
@@ -7748,8 +7806,8 @@
           <w:rFonts w:ascii="Arial" w:hAnsi="Arial" w:cs="Arial"/>
           <w:b w:val="true"/>
           <w:bCs w:val="true"/>
-          <w:sz w:val="24"/>
-          <w:szCs w:val="24"/>
+          <w:sz w:val="20"/>
+          <w:szCs w:val="20"/>
         </w:rPr>
         <w:t>- Observações:</w:t>
       </w:r>
@@ -7759,8 +7817,10 @@
       <w:pPr>
         <w:rPr>
           <w:rFonts w:ascii="Arial" w:hAnsi="Arial" w:cs="Arial"/>
-          <w:sz w:val="24"/>
-          <w:szCs w:val="24"/>
+          <w:bCs w:val="false"/>
+          <w:b w:val="false"/>
+          <w:sz w:val="20"/>
+          <w:szCs w:val="20"/>
         </w:rPr>
         <w:pStyle w:val="PargrafodaLista"/>
         <w:numPr>
@@ -7773,39 +7833,41 @@
       <w:r>
         <w:rPr>
           <w:rFonts w:ascii="Arial" w:hAnsi="Arial" w:cs="Arial"/>
-          <w:sz w:val="24"/>
-          <w:szCs w:val="24"/>
+          <w:bCs w:val="false"/>
+          <w:b w:val="false"/>
+          <w:sz w:val="20"/>
+          <w:szCs w:val="20"/>
         </w:rPr>
         <w:t xml:space="preserve">Os trabalhos em horas extras (sábados, domingos e feriados) poderão ser executados, desde que registrado em RDO no campo Horas Extras, acordados previamente. Valor homem/hora para atividades fora do horário previsto é de </w:t>
       </w:r>
       <w:r>
         <w:rPr>
           <w:rFonts w:ascii="Arial" w:hAnsi="Arial" w:cs="Arial"/>
-          <w:b/>
-          <w:bCs/>
-          <w:sz w:val="24"/>
-          <w:szCs w:val="24"/>
+          <w:b w:val="false"/>
+          <w:bCs w:val="false"/>
+          <w:sz w:val="20"/>
+          <w:szCs w:val="20"/>
         </w:rPr>
         <w:t>R$</w:t>
       </w:r>
       <w:r>
         <w:rPr>
           <w:rFonts w:ascii="Arial" w:hAnsi="Arial" w:cs="Arial"/>
-          <w:b/>
-          <w:bCs/>
+          <w:b w:val="false"/>
+          <w:bCs w:val="false"/>
           <w:noProof/>
-          <w:sz w:val="24"/>
-          <w:szCs w:val="24"/>
+          <w:sz w:val="20"/>
+          <w:szCs w:val="20"/>
         </w:rPr>
         <w:t xml:space="preserve">{{valor_he}}</w:t>
       </w:r>
       <w:r>
         <w:rPr>
           <w:rFonts w:ascii="Arial" w:hAnsi="Arial" w:cs="Arial"/>
-          <w:b/>
-          <w:bCs/>
-          <w:sz w:val="24"/>
-          <w:szCs w:val="24"/>
+          <w:b w:val="false"/>
+          <w:bCs w:val="false"/>
+          <w:sz w:val="20"/>
+          <w:szCs w:val="20"/>
         </w:rPr>
         <w:t>;</w:t>
       </w:r>
@@ -7817,19 +7879,19 @@
         <w:jc w:val="both"/>
         <w:rPr>
           <w:rFonts w:ascii="Arial" w:hAnsi="Arial" w:cs="Arial"/>
-          <w:sz w:val="24"/>
-          <w:szCs w:val="24"/>
-          <w:b w:val="true"/>
-          <w:bCs w:val="true"/>
-        </w:rPr>
-      </w:pPr>
-      <w:r>
-        <w:rPr>
-          <w:rFonts w:ascii="Arial" w:hAnsi="Arial" w:cs="Arial"/>
-          <w:sz w:val="24"/>
-          <w:szCs w:val="24"/>
-          <w:b w:val="true"/>
-          <w:bCs w:val="true"/>
+          <w:sz w:val="20"/>
+          <w:szCs w:val="20"/>
+          <w:b w:val="false"/>
+          <w:bCs w:val="false"/>
+        </w:rPr>
+      </w:pPr>
+      <w:r>
+        <w:rPr>
+          <w:rFonts w:ascii="Arial" w:hAnsi="Arial" w:cs="Arial"/>
+          <w:sz w:val="20"/>
+          <w:szCs w:val="20"/>
+          <w:b w:val="false"/>
+          <w:bCs w:val="false"/>
         </w:rPr>
         <w:t>Condições de Stand by e Mobilização Adicional:</w:t>
       </w:r>
@@ -7857,8 +7919,8 @@
                 <w:rFonts w:ascii="Arial" w:hAnsi="Arial" w:cs="Arial"/>
                 <w:b/>
                 <w:bCs/>
-                <w:sz w:val="24"/>
-                <w:szCs w:val="24"/>
+                <w:sz w:val="20"/>
+                <w:szCs w:val="20"/>
               </w:rPr>
               <w:spacing w:line="360" w:lineRule="auto"/>
             </w:pPr>
@@ -7867,8 +7929,8 @@
                 <w:rFonts w:ascii="Arial" w:hAnsi="Arial" w:cs="Arial"/>
                 <w:b/>
                 <w:bCs/>
-                <w:sz w:val="24"/>
-                <w:szCs w:val="24"/>
+                <w:sz w:val="20"/>
+                <w:szCs w:val="20"/>
               </w:rPr>
               <w:t>Item</w:t>
             </w:r>
@@ -7886,8 +7948,8 @@
                 <w:rFonts w:ascii="Arial" w:hAnsi="Arial" w:cs="Arial"/>
                 <w:b/>
                 <w:bCs/>
-                <w:sz w:val="24"/>
-                <w:szCs w:val="24"/>
+                <w:sz w:val="20"/>
+                <w:szCs w:val="20"/>
               </w:rPr>
               <w:spacing w:line="360" w:lineRule="auto"/>
             </w:pPr>
@@ -7896,8 +7958,8 @@
                 <w:rFonts w:ascii="Arial" w:hAnsi="Arial" w:cs="Arial"/>
                 <w:b/>
                 <w:bCs/>
-                <w:sz w:val="24"/>
-                <w:szCs w:val="24"/>
+                <w:sz w:val="20"/>
+                <w:szCs w:val="20"/>
               </w:rPr>
               <w:t>Valor</w:t>
             </w:r>
@@ -7915,15 +7977,15 @@
               <w:jc w:val="both"/>
               <w:rPr>
                 <w:rFonts w:ascii="Arial" w:hAnsi="Arial" w:cs="Arial"/>
-                <w:sz w:val="24"/>
-                <w:szCs w:val="24"/>
+                <w:sz w:val="20"/>
+                <w:szCs w:val="20"/>
               </w:rPr>
             </w:pPr>
             <w:r>
               <w:rPr>
                 <w:rFonts w:ascii="Arial" w:hAnsi="Arial" w:cs="Arial"/>
-                <w:sz w:val="24"/>
-                <w:szCs w:val="24"/>
+                <w:sz w:val="20"/>
+                <w:szCs w:val="20"/>
               </w:rPr>
               <w:lastRenderedPageBreak/>
               <w:t>Stand-by de Equipe</w:t>
@@ -7941,16 +8003,16 @@
               <w:rPr>
                 <w:rFonts w:ascii="Arial" w:hAnsi="Arial" w:cs="Arial"/>
                 <w:lang w:val="en-US"/>
-                <w:sz w:val="24"/>
-                <w:szCs w:val="24"/>
+                <w:sz w:val="20"/>
+                <w:szCs w:val="20"/>
               </w:rPr>
             </w:pPr>
             <w:r>
               <w:rPr>
                 <w:rFonts w:ascii="Arial" w:hAnsi="Arial" w:cs="Arial"/>
                 <w:lang w:val="en-US"/>
-                <w:sz w:val="24"/>
-                <w:szCs w:val="24"/>
+                <w:sz w:val="20"/>
+                <w:szCs w:val="20"/>
               </w:rPr>
               <w:t xml:space="preserve">{{valor_standby}}</w:t>
             </w:r>
@@ -7959,8 +8021,8 @@
                 <w:rFonts w:ascii="Arial" w:hAnsi="Arial" w:cs="Arial"/>
                 <w:noProof/>
                 <w:lang w:val="en-US"/>
-                <w:sz w:val="24"/>
-                <w:szCs w:val="24"/>
+                <w:sz w:val="20"/>
+                <w:szCs w:val="20"/>
               </w:rPr>
               <w:t xml:space="preserve"/>
             </w:r>
@@ -7968,8 +8030,8 @@
               <w:rPr>
                 <w:rFonts w:ascii="Arial" w:hAnsi="Arial" w:cs="Arial"/>
                 <w:lang w:val="en-US"/>
-                <w:sz w:val="24"/>
-                <w:szCs w:val="24"/>
+                <w:sz w:val="20"/>
+                <w:szCs w:val="20"/>
               </w:rPr>
               <w:t xml:space="preserve"> </w:t>
             </w:r>
@@ -7987,15 +8049,15 @@
               <w:jc w:val="both"/>
               <w:rPr>
                 <w:rFonts w:ascii="Arial" w:hAnsi="Arial" w:cs="Arial"/>
-                <w:sz w:val="24"/>
-                <w:szCs w:val="24"/>
+                <w:sz w:val="20"/>
+                <w:szCs w:val="20"/>
               </w:rPr>
             </w:pPr>
             <w:r>
               <w:rPr>
                 <w:rFonts w:ascii="Arial" w:hAnsi="Arial" w:cs="Arial"/>
-                <w:sz w:val="24"/>
-                <w:szCs w:val="24"/>
+                <w:sz w:val="20"/>
+                <w:szCs w:val="20"/>
               </w:rPr>
               <w:t>Stand-by de Equipamentos</w:t>
             </w:r>
@@ -8011,15 +8073,15 @@
               <w:jc w:val="both"/>
               <w:rPr>
                 <w:rFonts w:ascii="Arial" w:hAnsi="Arial" w:cs="Arial"/>
-                <w:sz w:val="24"/>
-                <w:szCs w:val="24"/>
+                <w:sz w:val="20"/>
+                <w:szCs w:val="20"/>
               </w:rPr>
             </w:pPr>
             <w:r>
               <w:rPr>
                 <w:rFonts w:ascii="Arial" w:hAnsi="Arial" w:cs="Arial"/>
-                <w:sz w:val="24"/>
-                <w:szCs w:val="24"/>
+                <w:sz w:val="20"/>
+                <w:szCs w:val="20"/>
               </w:rPr>
               <w:t xml:space="preserve">{{diaria_equipamento}}</w:t>
             </w:r>
@@ -8028,8 +8090,8 @@
                 <w:rFonts w:ascii="Arial" w:hAnsi="Arial" w:cs="Arial"/>
                 <w:noProof/>
                 <w:lang w:val="en-US"/>
-                <w:sz w:val="24"/>
-                <w:szCs w:val="24"/>
+                <w:sz w:val="20"/>
+                <w:szCs w:val="20"/>
               </w:rPr>
               <w:t xml:space="preserve"/>
             </w:r>
@@ -8047,15 +8109,15 @@
               <w:jc w:val="both"/>
               <w:rPr>
                 <w:rFonts w:ascii="Arial" w:hAnsi="Arial" w:cs="Arial"/>
-                <w:sz w:val="24"/>
-                <w:szCs w:val="24"/>
+                <w:sz w:val="20"/>
+                <w:szCs w:val="20"/>
               </w:rPr>
             </w:pPr>
             <w:r>
               <w:rPr>
                 <w:rFonts w:ascii="Arial" w:hAnsi="Arial" w:cs="Arial"/>
-                <w:sz w:val="24"/>
-                <w:szCs w:val="24"/>
+                <w:sz w:val="20"/>
+                <w:szCs w:val="20"/>
               </w:rPr>
               <w:t xml:space="preserve">Mobilização Extra (por evento ida e volta) </w:t>
             </w:r>
@@ -8071,15 +8133,15 @@
               <w:jc w:val="both"/>
               <w:rPr>
                 <w:rFonts w:ascii="Arial" w:hAnsi="Arial" w:cs="Arial"/>
-                <w:sz w:val="24"/>
-                <w:szCs w:val="24"/>
+                <w:sz w:val="20"/>
+                <w:szCs w:val="20"/>
               </w:rPr>
             </w:pPr>
             <w:r>
               <w:rPr>
                 <w:rFonts w:ascii="Arial" w:hAnsi="Arial" w:cs="Arial"/>
-                <w:sz w:val="24"/>
-                <w:szCs w:val="24"/>
+                <w:sz w:val="20"/>
+                <w:szCs w:val="20"/>
               </w:rPr>
               <w:t xml:space="preserve">{{valor_desmob_extra}}</w:t>
             </w:r>
@@ -8088,8 +8150,8 @@
                 <w:rFonts w:ascii="Arial" w:hAnsi="Arial" w:cs="Arial"/>
                 <w:noProof/>
                 <w:lang w:val="en-US"/>
-                <w:sz w:val="24"/>
-                <w:szCs w:val="24"/>
+                <w:sz w:val="20"/>
+                <w:szCs w:val="20"/>
               </w:rPr>
               <w:t xml:space="preserve"/>
             </w:r>
@@ -8104,19 +8166,19 @@
         <w:jc w:val="both"/>
         <w:rPr>
           <w:rFonts w:ascii="Arial" w:hAnsi="Arial" w:cs="Arial"/>
-          <w:sz w:val="24"/>
-          <w:szCs w:val="24"/>
-          <w:b w:val="true"/>
-          <w:bCs w:val="true"/>
-        </w:rPr>
-      </w:pPr>
-      <w:r>
-        <w:rPr>
-          <w:rFonts w:ascii="Arial" w:hAnsi="Arial" w:cs="Arial"/>
-          <w:sz w:val="24"/>
-          <w:szCs w:val="24"/>
-          <w:b w:val="true"/>
-          <w:bCs w:val="true"/>
+          <w:sz w:val="20"/>
+          <w:szCs w:val="20"/>
+          <w:b w:val="false"/>
+          <w:bCs w:val="false"/>
+        </w:rPr>
+      </w:pPr>
+      <w:r>
+        <w:rPr>
+          <w:rFonts w:ascii="Arial" w:hAnsi="Arial" w:cs="Arial"/>
+          <w:sz w:val="20"/>
+          <w:szCs w:val="20"/>
+          <w:b w:val="false"/>
+          <w:bCs w:val="false"/>
         </w:rPr>
         <w:t>Stand-by de Equipe:</w:t>
       </w:r>
@@ -8127,8 +8189,8 @@
         <w:jc w:val="both"/>
         <w:rPr>
           <w:rFonts w:ascii="Arial" w:hAnsi="Arial" w:cs="Arial"/>
-          <w:sz w:val="24"/>
-          <w:szCs w:val="24"/>
+          <w:sz w:val="20"/>
+          <w:szCs w:val="20"/>
         </w:rPr>
       </w:pPr>
       <w:r>
@@ -8136,16 +8198,16 @@
           <w:rFonts w:ascii="Arial" w:hAnsi="Arial" w:cs="Arial"/>
           <w:b/>
           <w:bCs/>
-          <w:sz w:val="24"/>
-          <w:szCs w:val="24"/>
+          <w:sz w:val="20"/>
+          <w:szCs w:val="20"/>
         </w:rPr>
         <w:t/>
       </w:r>
       <w:r>
         <w:rPr>
           <w:rFonts w:ascii="Arial" w:hAnsi="Arial" w:cs="Arial"/>
-          <w:sz w:val="24"/>
-          <w:szCs w:val="24"/>
+          <w:sz w:val="20"/>
+          <w:szCs w:val="20"/>
         </w:rPr>
         <w:t>Quando a equipe permanecer em obra aguardando condições para início ou continuidade dos trabalhos, será cobrado o valor de diária (correspondente a 8 horas) conforme tabela abaixo.</w:t>
       </w:r>
@@ -8158,15 +8220,15 @@
         <w:jc w:val="both"/>
         <w:rPr>
           <w:rFonts w:ascii="Arial" w:hAnsi="Arial" w:cs="Arial"/>
-          <w:sz w:val="24"/>
-          <w:szCs w:val="24"/>
-        </w:rPr>
-      </w:pPr>
-      <w:r>
-        <w:rPr>
-          <w:rFonts w:ascii="Arial" w:hAnsi="Arial" w:cs="Arial"/>
-          <w:sz w:val="24"/>
-          <w:szCs w:val="24"/>
+          <w:sz w:val="20"/>
+          <w:szCs w:val="20"/>
+        </w:rPr>
+      </w:pPr>
+      <w:r>
+        <w:rPr>
+          <w:rFonts w:ascii="Arial" w:hAnsi="Arial" w:cs="Arial"/>
+          <w:sz w:val="20"/>
+          <w:szCs w:val="20"/>
         </w:rPr>
         <w:t>O serviço é um pacote fechado, sendo assim, qualquer interferência que gere impacto ou não no cronograma será aplicada a diária (stand-by) por ter interferência direta na performance do projeto.</w:t>
       </w:r>
@@ -8178,19 +8240,19 @@
         <w:jc w:val="both"/>
         <w:rPr>
           <w:rFonts w:ascii="Arial" w:hAnsi="Arial" w:cs="Arial"/>
-          <w:sz w:val="24"/>
-          <w:szCs w:val="24"/>
-          <w:b w:val="true"/>
-          <w:bCs w:val="true"/>
-        </w:rPr>
-      </w:pPr>
-      <w:r>
-        <w:rPr>
-          <w:rFonts w:ascii="Arial" w:hAnsi="Arial" w:cs="Arial"/>
-          <w:sz w:val="24"/>
-          <w:szCs w:val="24"/>
-          <w:b w:val="true"/>
-          <w:bCs w:val="true"/>
+          <w:sz w:val="20"/>
+          <w:szCs w:val="20"/>
+          <w:b w:val="false"/>
+          <w:bCs w:val="false"/>
+        </w:rPr>
+      </w:pPr>
+      <w:r>
+        <w:rPr>
+          <w:rFonts w:ascii="Arial" w:hAnsi="Arial" w:cs="Arial"/>
+          <w:sz w:val="20"/>
+          <w:szCs w:val="20"/>
+          <w:b w:val="false"/>
+          <w:bCs w:val="false"/>
         </w:rPr>
         <w:t>Stand-by de Equipamentos:</w:t>
       </w:r>
@@ -8201,8 +8263,8 @@
         <w:jc w:val="both"/>
         <w:rPr>
           <w:rFonts w:ascii="Arial" w:hAnsi="Arial" w:cs="Arial"/>
-          <w:sz w:val="24"/>
-          <w:szCs w:val="24"/>
+          <w:sz w:val="20"/>
+          <w:szCs w:val="20"/>
         </w:rPr>
       </w:pPr>
       <w:r>
@@ -8210,16 +8272,16 @@
           <w:rFonts w:ascii="Arial" w:hAnsi="Arial" w:cs="Arial"/>
           <w:b/>
           <w:bCs/>
-          <w:sz w:val="24"/>
-          <w:szCs w:val="24"/>
+          <w:sz w:val="20"/>
+          <w:szCs w:val="20"/>
         </w:rPr>
         <w:t/>
       </w:r>
       <w:r>
         <w:rPr>
           <w:rFonts w:ascii="Arial" w:hAnsi="Arial" w:cs="Arial"/>
-          <w:sz w:val="24"/>
-          <w:szCs w:val="24"/>
+          <w:sz w:val="20"/>
+          <w:szCs w:val="20"/>
         </w:rPr>
         <w:t>A partir da chegada dos equipamentos em obra, caso permaneçam aguardando frente de serviço ou ultrapassem o prazo previsto no item 5.1, será aplicada cobrança diária conforme tabela. A Contratante deverá avaliar a viabilidade de arcar com esses custos ou optar pela desmobilização/mobilização dos equipamentos.</w:t>
       </w:r>
@@ -8232,15 +8294,15 @@
         <w:jc w:val="both"/>
         <w:rPr>
           <w:rFonts w:ascii="Arial" w:hAnsi="Arial" w:cs="Arial"/>
-          <w:sz w:val="24"/>
-          <w:szCs w:val="24"/>
-        </w:rPr>
-      </w:pPr>
-      <w:r>
-        <w:rPr>
-          <w:rFonts w:ascii="Arial" w:hAnsi="Arial" w:cs="Arial"/>
-          <w:sz w:val="24"/>
-          <w:szCs w:val="24"/>
+          <w:sz w:val="20"/>
+          <w:szCs w:val="20"/>
+        </w:rPr>
+      </w:pPr>
+      <w:r>
+        <w:rPr>
+          <w:rFonts w:ascii="Arial" w:hAnsi="Arial" w:cs="Arial"/>
+          <w:sz w:val="20"/>
+          <w:szCs w:val="20"/>
         </w:rPr>
         <w:t>O serviço é um pacote fechado, sendo assim, qualquer interferência que gere impacto ou não no cronograma será aplicada a diária (stand-by) por ter interferência direta na performance do projeto.</w:t>
       </w:r>
@@ -8252,19 +8314,19 @@
         <w:jc w:val="both"/>
         <w:rPr>
           <w:rFonts w:ascii="Arial" w:hAnsi="Arial" w:cs="Arial"/>
-          <w:sz w:val="24"/>
-          <w:szCs w:val="24"/>
-          <w:b w:val="true"/>
-          <w:bCs w:val="true"/>
-        </w:rPr>
-      </w:pPr>
-      <w:r>
-        <w:rPr>
-          <w:rFonts w:ascii="Arial" w:hAnsi="Arial" w:cs="Arial"/>
-          <w:sz w:val="24"/>
-          <w:szCs w:val="24"/>
-          <w:b w:val="true"/>
-          <w:bCs w:val="true"/>
+          <w:sz w:val="20"/>
+          <w:szCs w:val="20"/>
+          <w:b w:val="false"/>
+          <w:bCs w:val="false"/>
+        </w:rPr>
+      </w:pPr>
+      <w:r>
+        <w:rPr>
+          <w:rFonts w:ascii="Arial" w:hAnsi="Arial" w:cs="Arial"/>
+          <w:sz w:val="20"/>
+          <w:szCs w:val="20"/>
+          <w:b w:val="false"/>
+          <w:bCs w:val="false"/>
         </w:rPr>
         <w:t>Desmobilização e Remobilização:</w:t>
       </w:r>
@@ -8275,8 +8337,8 @@
         <w:jc w:val="both"/>
         <w:rPr>
           <w:rFonts w:ascii="Arial" w:hAnsi="Arial" w:cs="Arial"/>
-          <w:sz w:val="24"/>
-          <w:szCs w:val="24"/>
+          <w:sz w:val="20"/>
+          <w:szCs w:val="20"/>
         </w:rPr>
       </w:pPr>
       <w:r>
@@ -8284,16 +8346,16 @@
           <w:rFonts w:ascii="Arial" w:hAnsi="Arial" w:cs="Arial"/>
           <w:b/>
           <w:bCs/>
-          <w:sz w:val="24"/>
-          <w:szCs w:val="24"/>
+          <w:sz w:val="20"/>
+          <w:szCs w:val="20"/>
         </w:rPr>
         <w:t/>
       </w:r>
       <w:r>
         <w:rPr>
           <w:rFonts w:ascii="Arial" w:hAnsi="Arial" w:cs="Arial"/>
-          <w:sz w:val="24"/>
-          <w:szCs w:val="24"/>
+          <w:sz w:val="20"/>
+          <w:szCs w:val="20"/>
         </w:rPr>
         <w:t>Caso seja necessário desmobilizar a equipe durante a execução do projeto, será cobrado o valor por evento (cada evento compreende ida e volta - desmobilização e mobilização). Neste caso, a Contratante deverá informar a nova programação de retorno com no mínimo 10 dias de antecedência, permitindo tempo hábil para a ação.</w:t>
       </w:r>
@@ -8304,15 +8366,15 @@
         <w:spacing w:after="120" w:line="360" w:lineRule="auto"/>
         <w:rPr>
           <w:rFonts w:ascii="Arial" w:hAnsi="Arial" w:cs="Arial"/>
-          <w:sz w:val="24"/>
-          <w:szCs w:val="24"/>
-        </w:rPr>
-      </w:pPr>
-      <w:r>
-        <w:rPr>
-          <w:rFonts w:ascii="Arial" w:hAnsi="Arial" w:cs="Arial"/>
-          <w:sz w:val="24"/>
-          <w:szCs w:val="24"/>
+          <w:sz w:val="20"/>
+          <w:szCs w:val="20"/>
+        </w:rPr>
+      </w:pPr>
+      <w:r>
+        <w:rPr>
+          <w:rFonts w:ascii="Arial" w:hAnsi="Arial" w:cs="Arial"/>
+          <w:sz w:val="20"/>
+          <w:szCs w:val="20"/>
         </w:rPr>
         <w:t>NOTA: O solicitante terá que formalizar o pedido de desmobilização por e-mail expressando acordo com o item 9.3 /ou item 9.4.</w:t>
       </w:r>
@@ -8328,15 +8390,19 @@
         <w:jc w:val="both"/>
         <w:rPr>
           <w:rFonts w:ascii="Arial" w:hAnsi="Arial" w:cs="Arial"/>
-          <w:sz w:val="24"/>
-          <w:szCs w:val="24"/>
-        </w:rPr>
-      </w:pPr>
-      <w:r>
-        <w:rPr>
-          <w:rFonts w:ascii="Arial" w:hAnsi="Arial" w:cs="Arial"/>
-          <w:sz w:val="24"/>
-          <w:szCs w:val="24"/>
+          <w:bCs w:val="false"/>
+          <w:b w:val="false"/>
+          <w:sz w:val="20"/>
+          <w:szCs w:val="20"/>
+        </w:rPr>
+      </w:pPr>
+      <w:r>
+        <w:rPr>
+          <w:rFonts w:ascii="Arial" w:hAnsi="Arial" w:cs="Arial"/>
+          <w:bCs w:val="false"/>
+          <w:b w:val="false"/>
+          <w:sz w:val="20"/>
+          <w:szCs w:val="20"/>
         </w:rPr>
         <w:t>No caso de prorrogação da data de início dos trabalhos já confirmada pela Contratante, por motivos não imputáveis a Filtrovali, será considerado uma diária no valor de R$ 4.500,00 por dia corrido prorrogado a título de stand by de equipe e equipamento;</w:t>
       </w:r>
@@ -8352,15 +8418,19 @@
         <w:jc w:val="both"/>
         <w:rPr>
           <w:rFonts w:ascii="Arial" w:hAnsi="Arial" w:cs="Arial"/>
-          <w:sz w:val="24"/>
-          <w:szCs w:val="24"/>
-        </w:rPr>
-      </w:pPr>
-      <w:r>
-        <w:rPr>
-          <w:rFonts w:ascii="Arial" w:hAnsi="Arial" w:cs="Arial"/>
-          <w:sz w:val="24"/>
-          <w:szCs w:val="24"/>
+          <w:bCs w:val="false"/>
+          <w:b w:val="false"/>
+          <w:sz w:val="20"/>
+          <w:szCs w:val="20"/>
+        </w:rPr>
+      </w:pPr>
+      <w:r>
+        <w:rPr>
+          <w:rFonts w:ascii="Arial" w:hAnsi="Arial" w:cs="Arial"/>
+          <w:bCs w:val="false"/>
+          <w:b w:val="false"/>
+          <w:sz w:val="20"/>
+          <w:szCs w:val="20"/>
         </w:rPr>
         <w:t>Índice de reajuste anual pelo IGPM ou 10%, será aplicado o maior índice anual;</w:t>
       </w:r>
@@ -8376,15 +8446,19 @@
         <w:jc w:val="both"/>
         <w:rPr>
           <w:rFonts w:ascii="Arial" w:hAnsi="Arial" w:cs="Arial"/>
-          <w:sz w:val="24"/>
-          <w:szCs w:val="24"/>
-        </w:rPr>
-      </w:pPr>
-      <w:r>
-        <w:rPr>
-          <w:rFonts w:ascii="Arial" w:hAnsi="Arial" w:cs="Arial"/>
-          <w:sz w:val="24"/>
-          <w:szCs w:val="24"/>
+          <w:bCs w:val="false"/>
+          <w:b w:val="false"/>
+          <w:sz w:val="20"/>
+          <w:szCs w:val="20"/>
+        </w:rPr>
+      </w:pPr>
+      <w:r>
+        <w:rPr>
+          <w:rFonts w:ascii="Arial" w:hAnsi="Arial" w:cs="Arial"/>
+          <w:bCs w:val="false"/>
+          <w:b w:val="false"/>
+          <w:sz w:val="20"/>
+          <w:szCs w:val="20"/>
         </w:rPr>
         <w:t xml:space="preserve"> A proposta deverá fazer parte integrante do contrato;</w:t>
       </w:r>
@@ -8400,15 +8474,19 @@
         <w:jc w:val="both"/>
         <w:rPr>
           <w:rFonts w:ascii="Arial" w:hAnsi="Arial" w:cs="Arial"/>
-          <w:sz w:val="24"/>
-          <w:szCs w:val="24"/>
-        </w:rPr>
-      </w:pPr>
-      <w:r>
-        <w:rPr>
-          <w:rFonts w:ascii="Arial" w:hAnsi="Arial" w:cs="Arial"/>
-          <w:sz w:val="24"/>
-          <w:szCs w:val="24"/>
+          <w:bCs w:val="false"/>
+          <w:b w:val="false"/>
+          <w:sz w:val="20"/>
+          <w:szCs w:val="20"/>
+        </w:rPr>
+      </w:pPr>
+      <w:r>
+        <w:rPr>
+          <w:rFonts w:ascii="Arial" w:hAnsi="Arial" w:cs="Arial"/>
+          <w:bCs w:val="false"/>
+          <w:b w:val="false"/>
+          <w:sz w:val="20"/>
+          <w:szCs w:val="20"/>
         </w:rPr>
         <w:t>A Filtrovali possui PCMSO, PGR, LTCAT e ASO, todos esses de acordo com todas as atividades desenvolvidas por ela. Se necessário emissão de ARTs, PCMSO, PGR, LTCAT e ASO, inclusive Seguro de responsabilidade Civil, específicos para o projeto em questão, por intermédio do Cliente final ou Contratante, os custos para emissão destes documentos específicos, serão repassados a Contratante;</w:t>
       </w:r>
@@ -8424,15 +8502,19 @@
         <w:jc w:val="both"/>
         <w:rPr>
           <w:rFonts w:ascii="Arial" w:hAnsi="Arial" w:cs="Arial"/>
-          <w:sz w:val="24"/>
-          <w:szCs w:val="24"/>
-        </w:rPr>
-      </w:pPr>
-      <w:r>
-        <w:rPr>
-          <w:rFonts w:ascii="Arial" w:hAnsi="Arial" w:cs="Arial"/>
-          <w:sz w:val="24"/>
-          <w:szCs w:val="24"/>
+          <w:bCs w:val="false"/>
+          <w:b w:val="false"/>
+          <w:sz w:val="20"/>
+          <w:szCs w:val="20"/>
+        </w:rPr>
+      </w:pPr>
+      <w:r>
+        <w:rPr>
+          <w:rFonts w:ascii="Arial" w:hAnsi="Arial" w:cs="Arial"/>
+          <w:bCs w:val="false"/>
+          <w:b w:val="false"/>
+          <w:sz w:val="20"/>
+          <w:szCs w:val="20"/>
         </w:rPr>
         <w:t>A garantia mínima de faturamento é o quantitativo descrito como escopo original (item 7);</w:t>
       </w:r>
@@ -8448,15 +8530,19 @@
         <w:jc w:val="both"/>
         <w:rPr>
           <w:rFonts w:ascii="Arial" w:hAnsi="Arial" w:cs="Arial"/>
-          <w:sz w:val="24"/>
-          <w:szCs w:val="24"/>
-        </w:rPr>
-      </w:pPr>
-      <w:r>
-        <w:rPr>
-          <w:rFonts w:ascii="Arial" w:hAnsi="Arial" w:cs="Arial"/>
-          <w:sz w:val="24"/>
-          <w:szCs w:val="24"/>
+          <w:bCs w:val="false"/>
+          <w:b w:val="false"/>
+          <w:sz w:val="20"/>
+          <w:szCs w:val="20"/>
+        </w:rPr>
+      </w:pPr>
+      <w:r>
+        <w:rPr>
+          <w:rFonts w:ascii="Arial" w:hAnsi="Arial" w:cs="Arial"/>
+          <w:bCs w:val="false"/>
+          <w:b w:val="false"/>
+          <w:sz w:val="20"/>
+          <w:szCs w:val="20"/>
         </w:rPr>
         <w:lastRenderedPageBreak/>
         <w:t>Caso a Filtrovali conclua os serviços em prazo inferior ao previsto, tal circunstância não ensejará qualquer direito à Contratante de requerer descontos, abatimentos ou reduções no valor contratado, uma vez que a remuneração pactuada decorre do cumprimento integral das obrigações assumidas, independentemente do tempo efetivamente despendido para sua execução</w:t>
@@ -8464,8 +8550,10 @@
       <w:r>
         <w:rPr>
           <w:rFonts w:ascii="Arial" w:hAnsi="Arial" w:cs="Arial"/>
-          <w:sz w:val="24"/>
-          <w:szCs w:val="24"/>
+          <w:bCs w:val="false"/>
+          <w:b w:val="false"/>
+          <w:sz w:val="20"/>
+          <w:szCs w:val="20"/>
         </w:rPr>
         <w:t>;</w:t>
       </w:r>
@@ -8481,23 +8569,29 @@
         <w:jc w:val="both"/>
         <w:rPr>
           <w:rFonts w:ascii="Arial" w:hAnsi="Arial" w:cs="Arial"/>
-          <w:sz w:val="24"/>
-          <w:szCs w:val="24"/>
-        </w:rPr>
-      </w:pPr>
-      <w:r>
-        <w:rPr>
-          <w:rFonts w:ascii="Arial" w:hAnsi="Arial" w:cs="Arial"/>
-          <w:sz w:val="24"/>
-          <w:szCs w:val="24"/>
+          <w:bCs w:val="false"/>
+          <w:b w:val="false"/>
+          <w:sz w:val="20"/>
+          <w:szCs w:val="20"/>
+        </w:rPr>
+      </w:pPr>
+      <w:r>
+        <w:rPr>
+          <w:rFonts w:ascii="Arial" w:hAnsi="Arial" w:cs="Arial"/>
+          <w:bCs w:val="false"/>
+          <w:b w:val="false"/>
+          <w:sz w:val="20"/>
+          <w:szCs w:val="20"/>
         </w:rPr>
         <w:t>A Contratante reconhece que os serviços contratados são parte de um pacote integral, cujo valor foi estipulado considerando sua totalidade. Dessa forma, a eventual desistência, cancelamento ou não utilização de qualquer serviço incluído no pacote não dará direito à Contratante a reembolso, abatimento ou desconto proporcional sobre o valor total contratado, permanecendo a obrigação de pagamento integral nos termos acordados</w:t>
       </w:r>
       <w:r>
         <w:rPr>
           <w:rFonts w:ascii="Arial" w:hAnsi="Arial" w:cs="Arial"/>
-          <w:sz w:val="24"/>
-          <w:szCs w:val="24"/>
+          <w:bCs w:val="false"/>
+          <w:b w:val="false"/>
+          <w:sz w:val="20"/>
+          <w:szCs w:val="20"/>
         </w:rPr>
         <w:t>.</w:t>
       </w:r>
@@ -8510,8 +8604,8 @@
         <w:rPr>
           <w:rFonts w:ascii="Arial" w:hAnsi="Arial" w:cs="Arial"/>
           <w:bCs w:val="true"/>
-          <w:sz w:val="24"/>
-          <w:szCs w:val="24"/>
+          <w:sz w:val="20"/>
+          <w:szCs w:val="20"/>
           <w:b w:val="true"/>
         </w:rPr>
       </w:pPr>
@@ -8521,8 +8615,8 @@
           <w:rFonts w:ascii="Arial" w:hAnsi="Arial" w:cs="Arial"/>
           <w:b w:val="true"/>
           <w:bCs w:val="true"/>
-          <w:sz w:val="24"/>
-          <w:szCs w:val="24"/>
+          <w:sz w:val="20"/>
+          <w:szCs w:val="20"/>
         </w:rPr>
         <w:t>- Impostos:</w:t>
       </w:r>
@@ -8530,8 +8624,8 @@
         <w:rPr>
           <w:rFonts w:ascii="Arial" w:hAnsi="Arial" w:cs="Arial"/>
           <w:noProof/>
-          <w:sz w:val="24"/>
-          <w:szCs w:val="24"/>
+          <w:sz w:val="20"/>
+          <w:szCs w:val="20"/>
           <w:b w:val="true"/>
           <w:bCs w:val="true"/>
         </w:rPr>
@@ -8550,17 +8644,19 @@
         <w:jc w:val="both"/>
         <w:rPr>
           <w:rFonts w:ascii="Arial" w:hAnsi="Arial" w:cs="Arial"/>
-          <w:b/>
-          <w:bCs/>
-          <w:sz w:val="24"/>
-          <w:szCs w:val="24"/>
-        </w:rPr>
-      </w:pPr>
-      <w:r>
-        <w:rPr>
-          <w:rFonts w:ascii="Arial" w:hAnsi="Arial" w:cs="Arial"/>
-          <w:sz w:val="24"/>
-          <w:szCs w:val="24"/>
+          <w:b w:val="false"/>
+          <w:bCs w:val="false"/>
+          <w:sz w:val="20"/>
+          <w:szCs w:val="20"/>
+        </w:rPr>
+      </w:pPr>
+      <w:r>
+        <w:rPr>
+          <w:rFonts w:ascii="Arial" w:hAnsi="Arial" w:cs="Arial"/>
+          <w:bCs w:val="false"/>
+          <w:b w:val="false"/>
+          <w:sz w:val="20"/>
+          <w:szCs w:val="20"/>
         </w:rPr>
         <w:t>A Filtrovali se enquadra no regime tributário do lucro presumido.</w:t>
       </w:r>
@@ -8576,17 +8672,19 @@
         <w:jc w:val="both"/>
         <w:rPr>
           <w:rFonts w:ascii="Arial" w:hAnsi="Arial" w:cs="Arial"/>
-          <w:b/>
-          <w:bCs/>
-          <w:sz w:val="24"/>
-          <w:szCs w:val="24"/>
-        </w:rPr>
-      </w:pPr>
-      <w:r>
-        <w:rPr>
-          <w:rFonts w:ascii="Arial" w:hAnsi="Arial" w:cs="Arial"/>
-          <w:sz w:val="24"/>
-          <w:szCs w:val="24"/>
+          <w:b w:val="false"/>
+          <w:bCs w:val="false"/>
+          <w:sz w:val="20"/>
+          <w:szCs w:val="20"/>
+        </w:rPr>
+      </w:pPr>
+      <w:r>
+        <w:rPr>
+          <w:rFonts w:ascii="Arial" w:hAnsi="Arial" w:cs="Arial"/>
+          <w:bCs w:val="false"/>
+          <w:b w:val="false"/>
+          <w:sz w:val="20"/>
+          <w:szCs w:val="20"/>
         </w:rPr>
         <w:t>ISS – O imposto será recolhido no município onde o serviço for efetivamente prestado, conforme alíquota a legislação vigente.</w:t>
       </w:r>
@@ -8599,15 +8697,15 @@
         <w:jc w:val="both"/>
         <w:rPr>
           <w:rFonts w:ascii="Arial" w:hAnsi="Arial" w:cs="Arial"/>
-          <w:sz w:val="24"/>
-          <w:szCs w:val="24"/>
-        </w:rPr>
-      </w:pPr>
-      <w:r>
-        <w:rPr>
-          <w:rFonts w:ascii="Arial" w:hAnsi="Arial" w:cs="Arial"/>
-          <w:sz w:val="24"/>
-          <w:szCs w:val="24"/>
+          <w:sz w:val="20"/>
+          <w:szCs w:val="20"/>
+        </w:rPr>
+      </w:pPr>
+      <w:r>
+        <w:rPr>
+          <w:rFonts w:ascii="Arial" w:hAnsi="Arial" w:cs="Arial"/>
+          <w:sz w:val="20"/>
+          <w:szCs w:val="20"/>
         </w:rPr>
         <w:t xml:space="preserve">Em conformidade com a Constituição Federal (Art. 146) e a Lei Complementar nº 116/2003, o serviço realizado pela Filtrovali está enquadrado no código </w:t>
       </w:r>
@@ -8616,16 +8714,16 @@
           <w:rFonts w:ascii="Arial" w:hAnsi="Arial" w:cs="Arial"/>
           <w:b/>
           <w:bCs/>
-          <w:sz w:val="24"/>
-          <w:szCs w:val="24"/>
+          <w:sz w:val="20"/>
+          <w:szCs w:val="20"/>
         </w:rPr>
         <w:t>07.02.02</w:t>
       </w:r>
       <w:r>
         <w:rPr>
           <w:rFonts w:ascii="Arial" w:hAnsi="Arial" w:cs="Arial"/>
-          <w:sz w:val="24"/>
-          <w:szCs w:val="24"/>
+          <w:sz w:val="20"/>
+          <w:szCs w:val="20"/>
         </w:rPr>
         <w:t>. Para esse enquadramento, o ISS deve ser recolhido diretamente no local da execução do serviço. Dessa forma, o recolhimento no município da prestação passa a ser obrigatório, não cabendo retenção ou recolhimento em município diverso.</w:t>
       </w:r>
@@ -8638,15 +8736,15 @@
         <w:jc w:val="both"/>
         <w:rPr>
           <w:rFonts w:ascii="Arial" w:hAnsi="Arial" w:cs="Arial"/>
-          <w:sz w:val="24"/>
-          <w:szCs w:val="24"/>
-        </w:rPr>
-      </w:pPr>
-      <w:r>
-        <w:rPr>
-          <w:rFonts w:ascii="Arial" w:hAnsi="Arial" w:cs="Arial"/>
-          <w:sz w:val="24"/>
-          <w:szCs w:val="24"/>
+          <w:sz w:val="20"/>
+          <w:szCs w:val="20"/>
+        </w:rPr>
+      </w:pPr>
+      <w:r>
+        <w:rPr>
+          <w:rFonts w:ascii="Arial" w:hAnsi="Arial" w:cs="Arial"/>
+          <w:sz w:val="20"/>
+          <w:szCs w:val="20"/>
         </w:rPr>
         <w:t>Caso a Contratante julgue necessário adotar algum procedimento adicional referente ao pagamento do imposto no local da execução, assumirá a responsabilidade pelo referido procedimento</w:t>
       </w:r>
@@ -8658,19 +8756,19 @@
         <w:jc w:val="both"/>
         <w:rPr>
           <w:rFonts w:ascii="Arial" w:hAnsi="Arial" w:cs="Arial"/>
-          <w:bCs w:val="true"/>
-          <w:sz w:val="24"/>
-          <w:szCs w:val="24"/>
-          <w:b w:val="true"/>
-        </w:rPr>
-      </w:pPr>
-      <w:r>
-        <w:rPr>
-          <w:rFonts w:ascii="Arial" w:hAnsi="Arial" w:cs="Arial"/>
-          <w:sz w:val="24"/>
-          <w:szCs w:val="24"/>
-          <w:b w:val="true"/>
-          <w:bCs w:val="true"/>
+          <w:bCs w:val="false"/>
+          <w:sz w:val="20"/>
+          <w:szCs w:val="20"/>
+          <w:b w:val="false"/>
+        </w:rPr>
+      </w:pPr>
+      <w:r>
+        <w:rPr>
+          <w:rFonts w:ascii="Arial" w:hAnsi="Arial" w:cs="Arial"/>
+          <w:sz w:val="20"/>
+          <w:szCs w:val="20"/>
+          <w:b w:val="false"/>
+          <w:bCs w:val="false"/>
         </w:rPr>
         <w:t>Reequilíbrio Tributário</w:t>
       </w:r>
@@ -8682,15 +8780,15 @@
         <w:jc w:val="both"/>
         <w:rPr>
           <w:rFonts w:ascii="Arial" w:hAnsi="Arial" w:cs="Arial"/>
-          <w:sz w:val="24"/>
-          <w:szCs w:val="24"/>
-        </w:rPr>
-      </w:pPr>
-      <w:r>
-        <w:rPr>
-          <w:rFonts w:ascii="Arial" w:hAnsi="Arial" w:cs="Arial"/>
-          <w:sz w:val="24"/>
-          <w:szCs w:val="24"/>
+          <w:sz w:val="20"/>
+          <w:szCs w:val="20"/>
+        </w:rPr>
+      </w:pPr>
+      <w:r>
+        <w:rPr>
+          <w:rFonts w:ascii="Arial" w:hAnsi="Arial" w:cs="Arial"/>
+          <w:sz w:val="20"/>
+          <w:szCs w:val="20"/>
         </w:rPr>
         <w:t>Caso, após a data de apresentação da proposta ou assinatura do contrato, ocorra qualquer alteração na legislação tributária, criação, extinção ou modificação de tributos, bem como mudança de alíquotas, bases de cálculo ou forma de incidência que venha a impactar direta ou indiretamente os custos da CONTRATADA, os valores contratados serão ajustados de forma proporcional, de modo a preservar o equilíbrio econômico-financeiro originalmente pactuado.</w:t>
       </w:r>
@@ -8702,15 +8800,15 @@
         <w:jc w:val="both"/>
         <w:rPr>
           <w:rFonts w:ascii="Arial" w:hAnsi="Arial" w:cs="Arial"/>
-          <w:sz w:val="24"/>
-          <w:szCs w:val="24"/>
-        </w:rPr>
-      </w:pPr>
-      <w:r>
-        <w:rPr>
-          <w:rFonts w:ascii="Arial" w:hAnsi="Arial" w:cs="Arial"/>
-          <w:sz w:val="24"/>
-          <w:szCs w:val="24"/>
+          <w:sz w:val="20"/>
+          <w:szCs w:val="20"/>
+        </w:rPr>
+      </w:pPr>
+      <w:r>
+        <w:rPr>
+          <w:rFonts w:ascii="Arial" w:hAnsi="Arial" w:cs="Arial"/>
+          <w:sz w:val="20"/>
+          <w:szCs w:val="20"/>
         </w:rPr>
         <w:t>O eventual acréscimo de custos decorrente de tais alterações será repassado à CONTRATANTE, mediante comprovação do impacto financeiro e apresentação da respectiva atualização de valores.</w:t>
       </w:r>
@@ -8722,8 +8820,8 @@
         <w:jc w:val="both"/>
         <w:rPr>
           <w:rFonts w:ascii="Arial" w:hAnsi="Arial" w:cs="Arial"/>
-          <w:sz w:val="24"/>
-          <w:szCs w:val="24"/>
+          <w:sz w:val="20"/>
+          <w:szCs w:val="20"/>
           <w:b w:val="true"/>
           <w:bCs w:val="true"/>
         </w:rPr>
@@ -8734,8 +8832,8 @@
           <w:rFonts w:ascii="Arial" w:hAnsi="Arial" w:cs="Arial"/>
           <w:b w:val="true"/>
           <w:bCs w:val="true"/>
-          <w:sz w:val="24"/>
-          <w:szCs w:val="24"/>
+          <w:sz w:val="20"/>
+          <w:szCs w:val="20"/>
         </w:rPr>
         <w:t>- Validade da proposta:</w:t>
       </w:r>
@@ -8752,41 +8850,51 @@
         <w:jc w:val="both"/>
         <w:rPr>
           <w:rFonts w:ascii="Arial" w:hAnsi="Arial" w:cs="Arial"/>
-          <w:sz w:val="24"/>
-          <w:szCs w:val="24"/>
-        </w:rPr>
-      </w:pPr>
-      <w:r>
-        <w:rPr>
-          <w:rFonts w:ascii="Arial" w:hAnsi="Arial" w:cs="Arial"/>
+          <w:bCs w:val="false"/>
+          <w:b w:val="false"/>
+          <w:sz w:val="20"/>
+          <w:szCs w:val="20"/>
+        </w:rPr>
+      </w:pPr>
+      <w:r>
+        <w:rPr>
+          <w:rFonts w:ascii="Arial" w:hAnsi="Arial" w:cs="Arial"/>
+          <w:bCs w:val="false"/>
+          <w:b w:val="false"/>
           <w:noProof/>
-          <w:sz w:val="24"/>
-          <w:szCs w:val="24"/>
+          <w:sz w:val="20"/>
+          <w:szCs w:val="20"/>
         </w:rPr>
         <w:t xml:space="preserve">{{validadeProp}}</w:t>
       </w:r>
       <w:r>
         <w:rPr>
           <w:rFonts w:ascii="Arial" w:hAnsi="Arial" w:cs="Arial"/>
-          <w:sz w:val="24"/>
-          <w:szCs w:val="24"/>
+          <w:bCs w:val="false"/>
+          <w:b w:val="false"/>
+          <w:sz w:val="20"/>
+          <w:szCs w:val="20"/>
         </w:rPr>
         <w:t xml:space="preserve"> </w:t>
       </w:r>
       <w:r>
         <w:rPr>
           <w:rFonts w:ascii="Arial" w:hAnsi="Arial" w:cs="Arial"/>
-          <w:sz w:val="24"/>
-          <w:szCs w:val="24"/>
+          <w:bCs w:val="false"/>
+          <w:b w:val="false"/>
+          <w:sz w:val="20"/>
+          <w:szCs w:val="20"/>
         </w:rPr>
         <w:t>dias após a emissão.</w:t>
       </w:r>
       <w:r>
         <w:rPr>
           <w:rFonts w:ascii="Arial" w:hAnsi="Arial" w:cs="Arial"/>
+          <w:bCs w:val="false"/>
+          <w:b w:val="false"/>
           <w:noProof/>
-          <w:sz w:val="24"/>
-          <w:szCs w:val="24"/>
+          <w:sz w:val="20"/>
+          <w:szCs w:val="20"/>
         </w:rPr>
         <w:t xml:space="preserve"> </w:t>
       </w:r>
@@ -8799,8 +8907,8 @@
         <w:rPr>
           <w:rFonts w:ascii="Arial" w:hAnsi="Arial" w:cs="Arial"/>
           <w:bCs w:val="true"/>
-          <w:sz w:val="24"/>
-          <w:szCs w:val="24"/>
+          <w:sz w:val="20"/>
+          <w:szCs w:val="20"/>
           <w:b w:val="true"/>
         </w:rPr>
       </w:pPr>
@@ -8810,8 +8918,8 @@
           <w:rFonts w:ascii="Arial" w:hAnsi="Arial" w:cs="Arial"/>
           <w:b w:val="true"/>
           <w:bCs w:val="true"/>
-          <w:sz w:val="24"/>
-          <w:szCs w:val="24"/>
+          <w:sz w:val="20"/>
+          <w:szCs w:val="20"/>
         </w:rPr>
         <w:t>-</w:t>
       </w:r>
@@ -8820,8 +8928,8 @@
           <w:rFonts w:ascii="Arial" w:hAnsi="Arial" w:cs="Arial"/>
           <w:b w:val="true"/>
           <w:bCs w:val="true"/>
-          <w:sz w:val="24"/>
-          <w:szCs w:val="24"/>
+          <w:sz w:val="20"/>
+          <w:szCs w:val="20"/>
         </w:rPr>
         <w:t xml:space="preserve"> </w:t>
       </w:r>
@@ -8830,8 +8938,8 @@
           <w:rFonts w:ascii="Arial" w:hAnsi="Arial" w:cs="Arial"/>
           <w:b w:val="true"/>
           <w:bCs w:val="true"/>
-          <w:sz w:val="24"/>
-          <w:szCs w:val="24"/>
+          <w:sz w:val="20"/>
+          <w:szCs w:val="20"/>
         </w:rPr>
         <w:t>Proteção à propriedade intelectual e know-how</w:t>
       </w:r>
@@ -8840,8 +8948,8 @@
           <w:rFonts w:ascii="Arial" w:hAnsi="Arial" w:cs="Arial"/>
           <w:b w:val="true"/>
           <w:bCs w:val="true"/>
-          <w:sz w:val="24"/>
-          <w:szCs w:val="24"/>
+          <w:sz w:val="20"/>
+          <w:szCs w:val="20"/>
         </w:rPr>
         <w:t>:</w:t>
       </w:r>
@@ -8858,17 +8966,19 @@
         <w:jc w:val="both"/>
         <w:rPr>
           <w:rFonts w:ascii="Arial" w:hAnsi="Arial" w:cs="Arial"/>
-          <w:b/>
-          <w:bCs/>
-          <w:sz w:val="24"/>
-          <w:szCs w:val="24"/>
-        </w:rPr>
-      </w:pPr>
-      <w:r>
-        <w:rPr>
-          <w:rFonts w:ascii="Arial" w:hAnsi="Arial" w:cs="Arial"/>
-          <w:sz w:val="24"/>
-          <w:szCs w:val="24"/>
+          <w:b w:val="false"/>
+          <w:bCs w:val="false"/>
+          <w:sz w:val="20"/>
+          <w:szCs w:val="20"/>
+        </w:rPr>
+      </w:pPr>
+      <w:r>
+        <w:rPr>
+          <w:rFonts w:ascii="Arial" w:hAnsi="Arial" w:cs="Arial"/>
+          <w:bCs w:val="false"/>
+          <w:b w:val="false"/>
+          <w:sz w:val="20"/>
+          <w:szCs w:val="20"/>
         </w:rPr>
         <w:t>Todos os métodos, processos, procedimentos operacionais, técnicas, especificações, relatórios, documentos, estudos, desenhos, fluxogramas, parâmetros operacionais e quaisquer outras informações técnicas ou comerciais utilizadas ou desenvolvidas pela FILTROVALI para a execução dos serviços constituem propriedade intelectual exclusiva da Filtrovali, sendo protegidos pela legislação vigente aplicável.</w:t>
       </w:r>
@@ -8884,17 +8994,19 @@
         <w:jc w:val="both"/>
         <w:rPr>
           <w:rFonts w:ascii="Arial" w:hAnsi="Arial" w:cs="Arial"/>
-          <w:b/>
-          <w:bCs/>
-          <w:sz w:val="24"/>
-          <w:szCs w:val="24"/>
-        </w:rPr>
-      </w:pPr>
-      <w:r>
-        <w:rPr>
-          <w:rFonts w:ascii="Arial" w:hAnsi="Arial" w:cs="Arial"/>
-          <w:sz w:val="24"/>
-          <w:szCs w:val="24"/>
+          <w:b w:val="false"/>
+          <w:bCs w:val="false"/>
+          <w:sz w:val="20"/>
+          <w:szCs w:val="20"/>
+        </w:rPr>
+      </w:pPr>
+      <w:r>
+        <w:rPr>
+          <w:rFonts w:ascii="Arial" w:hAnsi="Arial" w:cs="Arial"/>
+          <w:bCs w:val="false"/>
+          <w:b w:val="false"/>
+          <w:sz w:val="20"/>
+          <w:szCs w:val="20"/>
         </w:rPr>
         <w:lastRenderedPageBreak/>
         <w:t>A contratação dos serviços não implica, em hipótese alguma, cessão, transferência ou compartilhamento definitivo de tais direitos, limitando-se o seu uso exclusivamente ao escopo do contrato firmado</w:t>
@@ -8902,8 +9014,10 @@
       <w:r>
         <w:rPr>
           <w:rFonts w:ascii="Arial" w:hAnsi="Arial" w:cs="Arial"/>
-          <w:sz w:val="24"/>
-          <w:szCs w:val="24"/>
+          <w:bCs w:val="false"/>
+          <w:b w:val="false"/>
+          <w:sz w:val="20"/>
+          <w:szCs w:val="20"/>
         </w:rPr>
         <w:t>.</w:t>
       </w:r>
@@ -8919,17 +9033,19 @@
         <w:jc w:val="both"/>
         <w:rPr>
           <w:rFonts w:ascii="Arial" w:hAnsi="Arial" w:cs="Arial"/>
-          <w:b/>
-          <w:bCs/>
-          <w:sz w:val="24"/>
-          <w:szCs w:val="24"/>
-        </w:rPr>
-      </w:pPr>
-      <w:r>
-        <w:rPr>
-          <w:rFonts w:ascii="Arial" w:hAnsi="Arial" w:cs="Arial"/>
-          <w:sz w:val="24"/>
-          <w:szCs w:val="24"/>
+          <w:b w:val="false"/>
+          <w:bCs w:val="false"/>
+          <w:sz w:val="20"/>
+          <w:szCs w:val="20"/>
+        </w:rPr>
+      </w:pPr>
+      <w:r>
+        <w:rPr>
+          <w:rFonts w:ascii="Arial" w:hAnsi="Arial" w:cs="Arial"/>
+          <w:bCs w:val="false"/>
+          <w:b w:val="false"/>
+          <w:sz w:val="20"/>
+          <w:szCs w:val="20"/>
         </w:rPr>
         <w:t>Fica expressamente vedado à CONTRATANTE, seus colaboradores ou terceiros por ela designados:</w:t>
       </w:r>
@@ -8945,17 +9061,19 @@
         <w:jc w:val="both"/>
         <w:rPr>
           <w:rFonts w:ascii="Arial" w:hAnsi="Arial" w:cs="Arial"/>
-          <w:b/>
-          <w:bCs/>
-          <w:sz w:val="24"/>
-          <w:szCs w:val="24"/>
-        </w:rPr>
-      </w:pPr>
-      <w:r>
-        <w:rPr>
-          <w:rFonts w:ascii="Arial" w:hAnsi="Arial" w:cs="Arial"/>
-          <w:sz w:val="24"/>
-          <w:szCs w:val="24"/>
+          <w:b w:val="false"/>
+          <w:bCs w:val="false"/>
+          <w:sz w:val="20"/>
+          <w:szCs w:val="20"/>
+        </w:rPr>
+      </w:pPr>
+      <w:r>
+        <w:rPr>
+          <w:rFonts w:ascii="Arial" w:hAnsi="Arial" w:cs="Arial"/>
+          <w:bCs w:val="false"/>
+          <w:b w:val="false"/>
+          <w:sz w:val="20"/>
+          <w:szCs w:val="20"/>
         </w:rPr>
         <w:t>Reproduzir, copiar, divulgar ou compartilhar, total ou parcialmente, os métodos e processos utilizados pela Filtrovali;</w:t>
       </w:r>
@@ -8971,17 +9089,19 @@
         <w:jc w:val="both"/>
         <w:rPr>
           <w:rFonts w:ascii="Arial" w:hAnsi="Arial" w:cs="Arial"/>
-          <w:b/>
-          <w:bCs/>
-          <w:sz w:val="24"/>
-          <w:szCs w:val="24"/>
-        </w:rPr>
-      </w:pPr>
-      <w:r>
-        <w:rPr>
-          <w:rFonts w:ascii="Arial" w:hAnsi="Arial" w:cs="Arial"/>
-          <w:sz w:val="24"/>
-          <w:szCs w:val="24"/>
+          <w:b w:val="false"/>
+          <w:bCs w:val="false"/>
+          <w:sz w:val="20"/>
+          <w:szCs w:val="20"/>
+        </w:rPr>
+      </w:pPr>
+      <w:r>
+        <w:rPr>
+          <w:rFonts w:ascii="Arial" w:hAnsi="Arial" w:cs="Arial"/>
+          <w:bCs w:val="false"/>
+          <w:b w:val="false"/>
+          <w:sz w:val="20"/>
+          <w:szCs w:val="20"/>
         </w:rPr>
         <w:t>Utilizar tais informações para execução própria ou por terceiros de serviços similares ou concorrentes;</w:t>
       </w:r>
@@ -8997,38 +9117,40 @@
         <w:jc w:val="both"/>
         <w:rPr>
           <w:rFonts w:ascii="Arial" w:hAnsi="Arial" w:cs="Arial"/>
+          <w:b w:val="false"/>
+          <w:bCs w:val="false"/>
+          <w:sz w:val="20"/>
+          <w:szCs w:val="20"/>
+        </w:rPr>
+      </w:pPr>
+      <w:r>
+        <w:rPr>
+          <w:rFonts w:ascii="Arial" w:hAnsi="Arial" w:cs="Arial"/>
+          <w:bCs w:val="false"/>
+          <w:b w:val="false"/>
+          <w:sz w:val="20"/>
+          <w:szCs w:val="20"/>
+        </w:rPr>
+        <w:t>Realizar engenharia reversa, adaptação ou qualquer forma de replicação dos serviços, metodologias ou soluções aplicadas.</w:t>
+      </w:r>
+    </w:p>
+    <w:p>
+      <w:pPr>
+        <w:spacing w:after="120" w:line="360" w:lineRule="auto"/>
+        <w:jc w:val="both"/>
+        <w:rPr>
+          <w:rFonts w:ascii="Arial" w:hAnsi="Arial" w:cs="Arial"/>
           <w:b/>
           <w:bCs/>
-          <w:sz w:val="24"/>
-          <w:szCs w:val="24"/>
-        </w:rPr>
-      </w:pPr>
-      <w:r>
-        <w:rPr>
-          <w:rFonts w:ascii="Arial" w:hAnsi="Arial" w:cs="Arial"/>
-          <w:sz w:val="24"/>
-          <w:szCs w:val="24"/>
-        </w:rPr>
-        <w:t>Realizar engenharia reversa, adaptação ou qualquer forma de replicação dos serviços, metodologias ou soluções aplicadas.</w:t>
-      </w:r>
-    </w:p>
-    <w:p>
-      <w:pPr>
-        <w:spacing w:after="120" w:line="360" w:lineRule="auto"/>
-        <w:jc w:val="both"/>
-        <w:rPr>
-          <w:rFonts w:ascii="Arial" w:hAnsi="Arial" w:cs="Arial"/>
-          <w:b/>
-          <w:bCs/>
-          <w:sz w:val="24"/>
-          <w:szCs w:val="24"/>
-        </w:rPr>
-      </w:pPr>
-      <w:r>
-        <w:rPr>
-          <w:rFonts w:ascii="Arial" w:hAnsi="Arial" w:cs="Arial"/>
-          <w:sz w:val="24"/>
-          <w:szCs w:val="24"/>
+          <w:sz w:val="20"/>
+          <w:szCs w:val="20"/>
+        </w:rPr>
+      </w:pPr>
+      <w:r>
+        <w:rPr>
+          <w:rFonts w:ascii="Arial" w:hAnsi="Arial" w:cs="Arial"/>
+          <w:sz w:val="20"/>
+          <w:szCs w:val="20"/>
         </w:rPr>
         <w:t>Qualquer utilização indevida ou violação desta cláusula sujeitará a CONTRATANTE às medidas legais cabíveis, incluindo, mas não se limitando, à responsabilização por perdas e danos, lucros cessantes e demais sanções previstas na legislação.</w:t>
       </w:r>
@@ -9041,8 +9163,8 @@
         <w:rPr>
           <w:rFonts w:ascii="Arial" w:hAnsi="Arial" w:cs="Arial"/>
           <w:bCs w:val="true"/>
-          <w:sz w:val="24"/>
-          <w:szCs w:val="24"/>
+          <w:sz w:val="20"/>
+          <w:szCs w:val="20"/>
           <w:b w:val="true"/>
         </w:rPr>
       </w:pPr>
@@ -9052,8 +9174,8 @@
           <w:rFonts w:ascii="Arial" w:hAnsi="Arial" w:cs="Arial"/>
           <w:b w:val="true"/>
           <w:bCs w:val="true"/>
-          <w:sz w:val="24"/>
-          <w:szCs w:val="24"/>
+          <w:sz w:val="20"/>
+          <w:szCs w:val="20"/>
         </w:rPr>
         <w:t xml:space="preserve">- </w:t>
       </w:r>
@@ -9062,8 +9184,8 @@
           <w:rFonts w:ascii="Arial" w:hAnsi="Arial" w:cs="Arial"/>
           <w:b w:val="true"/>
           <w:bCs w:val="true"/>
-          <w:sz w:val="24"/>
-          <w:szCs w:val="24"/>
+          <w:sz w:val="20"/>
+          <w:szCs w:val="20"/>
         </w:rPr>
         <w:t>Aceite e assinatura da proposta</w:t>
       </w:r>
@@ -9072,8 +9194,8 @@
           <w:rFonts w:ascii="Arial" w:hAnsi="Arial" w:cs="Arial"/>
           <w:b w:val="true"/>
           <w:bCs w:val="true"/>
-          <w:sz w:val="24"/>
-          <w:szCs w:val="24"/>
+          <w:sz w:val="20"/>
+          <w:szCs w:val="20"/>
         </w:rPr>
         <w:t>:</w:t>
       </w:r>
@@ -9087,16 +9209,16 @@
         <w:rPr>
           <w:rFonts w:ascii="Arial" w:hAnsi="Arial" w:cs="Arial"/>
           <w:bCs/>
-          <w:sz w:val="24"/>
-          <w:szCs w:val="24"/>
+          <w:sz w:val="20"/>
+          <w:szCs w:val="20"/>
         </w:rPr>
       </w:pPr>
       <w:r>
         <w:rPr>
           <w:rFonts w:ascii="Arial" w:hAnsi="Arial" w:cs="Arial"/>
           <w:bCs/>
-          <w:sz w:val="24"/>
-          <w:szCs w:val="24"/>
+          <w:sz w:val="20"/>
+          <w:szCs w:val="20"/>
         </w:rPr>
         <w:t xml:space="preserve">[    ] </w:t>
       </w:r>
@@ -9104,8 +9226,8 @@
         <w:rPr>
           <w:rFonts w:ascii="Arial" w:hAnsi="Arial" w:cs="Arial"/>
           <w:bCs/>
-          <w:sz w:val="24"/>
-          <w:szCs w:val="24"/>
+          <w:sz w:val="20"/>
+          <w:szCs w:val="20"/>
         </w:rPr>
         <w:t>Declar</w:t>
       </w:r>
@@ -9113,8 +9235,8 @@
         <w:rPr>
           <w:rFonts w:ascii="Arial" w:hAnsi="Arial" w:cs="Arial"/>
           <w:bCs/>
-          <w:sz w:val="24"/>
-          <w:szCs w:val="24"/>
+          <w:sz w:val="20"/>
+          <w:szCs w:val="20"/>
         </w:rPr>
         <w:t>o</w:t>
       </w:r>
@@ -9122,8 +9244,8 @@
         <w:rPr>
           <w:rFonts w:ascii="Arial" w:hAnsi="Arial" w:cs="Arial"/>
           <w:bCs/>
-          <w:sz w:val="24"/>
-          <w:szCs w:val="24"/>
+          <w:sz w:val="20"/>
+          <w:szCs w:val="20"/>
         </w:rPr>
         <w:t xml:space="preserve"> ter lido, compreendido e aceitado integralmente os termos e condições apresentados na </w:t>
       </w:r>
@@ -9131,8 +9253,8 @@
         <w:rPr>
           <w:rFonts w:ascii="Arial" w:hAnsi="Arial" w:cs="Arial"/>
           <w:bCs/>
-          <w:sz w:val="24"/>
-          <w:szCs w:val="24"/>
+          <w:sz w:val="20"/>
+          <w:szCs w:val="20"/>
         </w:rPr>
         <w:t>presente proposta.</w:t>
       </w:r>
@@ -9144,16 +9266,16 @@
         <w:rPr>
           <w:rFonts w:ascii="Arial" w:hAnsi="Arial" w:cs="Arial"/>
           <w:bCs/>
-          <w:sz w:val="24"/>
-          <w:szCs w:val="24"/>
+          <w:sz w:val="20"/>
+          <w:szCs w:val="20"/>
         </w:rPr>
       </w:pPr>
       <w:r>
         <w:rPr>
           <w:rFonts w:ascii="Arial" w:hAnsi="Arial" w:cs="Arial"/>
           <w:bCs/>
-          <w:sz w:val="24"/>
-          <w:szCs w:val="24"/>
+          <w:sz w:val="20"/>
+          <w:szCs w:val="20"/>
         </w:rPr>
         <w:t>As partes concordam que o aceite deste termo implica na formalização do compromisso, vinculando-se às obrigações, prazos, preços e demais condições especificadas na proposta comercial.</w:t>
       </w:r>
@@ -9165,16 +9287,16 @@
         <w:rPr>
           <w:rFonts w:ascii="Arial" w:hAnsi="Arial" w:cs="Arial"/>
           <w:b/>
-          <w:sz w:val="24"/>
-          <w:szCs w:val="24"/>
+          <w:sz w:val="20"/>
+          <w:szCs w:val="20"/>
         </w:rPr>
       </w:pPr>
       <w:r>
         <w:rPr>
           <w:rFonts w:ascii="Arial" w:hAnsi="Arial" w:cs="Arial"/>
           <w:b/>
-          <w:sz w:val="24"/>
-          <w:szCs w:val="24"/>
+          <w:sz w:val="20"/>
+          <w:szCs w:val="20"/>
         </w:rPr>
         <w:t>Data assinatura:______/______/______</w:t>
       </w:r>
@@ -9186,16 +9308,16 @@
         <w:rPr>
           <w:rFonts w:ascii="Arial" w:hAnsi="Arial" w:cs="Arial"/>
           <w:b/>
-          <w:sz w:val="24"/>
-          <w:szCs w:val="24"/>
+          <w:sz w:val="20"/>
+          <w:szCs w:val="20"/>
         </w:rPr>
       </w:pPr>
       <w:r>
         <w:rPr>
           <w:rFonts w:ascii="Arial" w:hAnsi="Arial" w:cs="Arial"/>
           <w:b/>
-          <w:sz w:val="24"/>
-          <w:szCs w:val="24"/>
+          <w:sz w:val="20"/>
+          <w:szCs w:val="20"/>
         </w:rPr>
         <w:t>______________________________________</w:t>
       </w:r>
@@ -9207,16 +9329,16 @@
         <w:rPr>
           <w:rFonts w:ascii="Arial" w:hAnsi="Arial" w:cs="Arial"/>
           <w:b/>
-          <w:sz w:val="24"/>
-          <w:szCs w:val="24"/>
+          <w:sz w:val="20"/>
+          <w:szCs w:val="20"/>
         </w:rPr>
       </w:pPr>
       <w:r>
         <w:rPr>
           <w:rFonts w:ascii="Arial" w:hAnsi="Arial" w:cs="Arial"/>
           <w:b/>
-          <w:sz w:val="24"/>
-          <w:szCs w:val="24"/>
+          <w:sz w:val="20"/>
+          <w:szCs w:val="20"/>
         </w:rPr>
         <w:t>Contratante</w:t>
       </w:r>
@@ -9291,23 +9413,51 @@
         <w:pPr>
           <w:pStyle w:val="Rodap"/>
           <w:jc w:val="right"/>
+          <w:rPr>
+            <w:sz w:val="20"/>
+            <w:szCs w:val="20"/>
+          </w:rPr>
         </w:pPr>
         <w:r>
+          <w:rPr>
+            <w:sz w:val="20"/>
+            <w:szCs w:val="20"/>
+          </w:rPr>
           <w:t xml:space="preserve">  </w:t>
         </w:r>
         <w:r>
+          <w:rPr>
+            <w:sz w:val="20"/>
+            <w:szCs w:val="20"/>
+          </w:rPr>
           <w:fldChar w:fldCharType="begin"/>
         </w:r>
         <w:r>
+          <w:rPr>
+            <w:sz w:val="20"/>
+            <w:szCs w:val="20"/>
+          </w:rPr>
           <w:instrText>PAGE   \* MERGEFORMAT</w:instrText>
         </w:r>
         <w:r>
+          <w:rPr>
+            <w:sz w:val="20"/>
+            <w:szCs w:val="20"/>
+          </w:rPr>
           <w:fldChar w:fldCharType="separate"/>
         </w:r>
         <w:r>
+          <w:rPr>
+            <w:sz w:val="20"/>
+            <w:szCs w:val="20"/>
+          </w:rPr>
           <w:t>2</w:t>
         </w:r>
         <w:r>
+          <w:rPr>
+            <w:sz w:val="20"/>
+            <w:szCs w:val="20"/>
+          </w:rPr>
           <w:fldChar w:fldCharType="end"/>
         </w:r>
       </w:p>
@@ -9469,6 +9619,10 @@
       </w:pPr>
       <w:rPr>
         <w:rFonts w:hint="default"/>
+        <w:bCs w:val="true"/>
+        <w:b w:val="true"/>
+        <w:sz w:val="20"/>
+        <w:szCs w:val="20"/>
       </w:rPr>
     </w:lvl>
     <w:lvl w:ilvl="1" w:tplc="04160019" w:tentative="1">
@@ -9479,6 +9633,10 @@
       <w:pPr>
         <w:ind w:left="1506" w:hanging="360"/>
       </w:pPr>
+      <w:rPr>
+        <w:sz w:val="20"/>
+        <w:szCs w:val="20"/>
+      </w:rPr>
     </w:lvl>
     <w:lvl w:ilvl="2" w:tplc="0416001B" w:tentative="1">
       <w:start w:val="1"/>
@@ -9488,6 +9646,10 @@
       <w:pPr>
         <w:ind w:left="2226" w:hanging="180"/>
       </w:pPr>
+      <w:rPr>
+        <w:sz w:val="20"/>
+        <w:szCs w:val="20"/>
+      </w:rPr>
     </w:lvl>
     <w:lvl w:ilvl="3" w:tplc="0416000F" w:tentative="1">
       <w:start w:val="1"/>
@@ -9497,6 +9659,12 @@
       <w:pPr>
         <w:ind w:left="2946" w:hanging="360"/>
       </w:pPr>
+      <w:rPr>
+        <w:bCs w:val="true"/>
+        <w:b w:val="true"/>
+        <w:sz w:val="20"/>
+        <w:szCs w:val="20"/>
+      </w:rPr>
     </w:lvl>
     <w:lvl w:ilvl="4" w:tplc="04160019" w:tentative="1">
       <w:start w:val="1"/>
@@ -9506,6 +9674,10 @@
       <w:pPr>
         <w:ind w:left="3666" w:hanging="360"/>
       </w:pPr>
+      <w:rPr>
+        <w:sz w:val="20"/>
+        <w:szCs w:val="20"/>
+      </w:rPr>
     </w:lvl>
     <w:lvl w:ilvl="5" w:tplc="0416001B" w:tentative="1">
       <w:start w:val="1"/>
@@ -9515,6 +9687,10 @@
       <w:pPr>
         <w:ind w:left="4386" w:hanging="180"/>
       </w:pPr>
+      <w:rPr>
+        <w:sz w:val="20"/>
+        <w:szCs w:val="20"/>
+      </w:rPr>
     </w:lvl>
     <w:lvl w:ilvl="6" w:tplc="0416000F" w:tentative="1">
       <w:start w:val="1"/>
@@ -9524,6 +9700,12 @@
       <w:pPr>
         <w:ind w:left="5106" w:hanging="360"/>
       </w:pPr>
+      <w:rPr>
+        <w:bCs w:val="true"/>
+        <w:b w:val="true"/>
+        <w:sz w:val="20"/>
+        <w:szCs w:val="20"/>
+      </w:rPr>
     </w:lvl>
     <w:lvl w:ilvl="7" w:tplc="04160019" w:tentative="1">
       <w:start w:val="1"/>
@@ -9533,6 +9715,10 @@
       <w:pPr>
         <w:ind w:left="5826" w:hanging="360"/>
       </w:pPr>
+      <w:rPr>
+        <w:sz w:val="20"/>
+        <w:szCs w:val="20"/>
+      </w:rPr>
     </w:lvl>
     <w:lvl w:ilvl="8" w:tplc="0416001B" w:tentative="1">
       <w:start w:val="1"/>
@@ -9542,6 +9728,10 @@
       <w:pPr>
         <w:ind w:left="6546" w:hanging="180"/>
       </w:pPr>
+      <w:rPr>
+        <w:sz w:val="20"/>
+        <w:szCs w:val="20"/>
+      </w:rPr>
     </w:lvl>
   </w:abstractNum>
   <w:abstractNum w:abstractNumId="1" w15:restartNumberingAfterBreak="0">
@@ -9558,6 +9748,10 @@
       </w:pPr>
       <w:rPr>
         <w:rFonts w:hint="default"/>
+        <w:bCs w:val="true"/>
+        <w:b w:val="true"/>
+        <w:sz w:val="20"/>
+        <w:szCs w:val="20"/>
       </w:rPr>
     </w:lvl>
     <w:lvl w:ilvl="1" w:tplc="04160019" w:tentative="1">
@@ -9568,6 +9762,10 @@
       <w:pPr>
         <w:ind w:left="1440" w:hanging="360"/>
       </w:pPr>
+      <w:rPr>
+        <w:sz w:val="20"/>
+        <w:szCs w:val="20"/>
+      </w:rPr>
     </w:lvl>
     <w:lvl w:ilvl="2" w:tplc="0416001B" w:tentative="1">
       <w:start w:val="1"/>
@@ -9577,6 +9775,10 @@
       <w:pPr>
         <w:ind w:left="2160" w:hanging="180"/>
       </w:pPr>
+      <w:rPr>
+        <w:sz w:val="20"/>
+        <w:szCs w:val="20"/>
+      </w:rPr>
     </w:lvl>
     <w:lvl w:ilvl="3" w:tplc="0416000F" w:tentative="1">
       <w:start w:val="1"/>
@@ -9586,6 +9788,12 @@
       <w:pPr>
         <w:ind w:left="2880" w:hanging="360"/>
       </w:pPr>
+      <w:rPr>
+        <w:bCs w:val="true"/>
+        <w:b w:val="true"/>
+        <w:sz w:val="20"/>
+        <w:szCs w:val="20"/>
+      </w:rPr>
     </w:lvl>
     <w:lvl w:ilvl="4" w:tplc="04160019" w:tentative="1">
       <w:start w:val="1"/>
@@ -9595,6 +9803,10 @@
       <w:pPr>
         <w:ind w:left="3600" w:hanging="360"/>
       </w:pPr>
+      <w:rPr>
+        <w:sz w:val="20"/>
+        <w:szCs w:val="20"/>
+      </w:rPr>
     </w:lvl>
     <w:lvl w:ilvl="5" w:tplc="0416001B" w:tentative="1">
       <w:start w:val="1"/>
@@ -9604,6 +9816,10 @@
       <w:pPr>
         <w:ind w:left="4320" w:hanging="180"/>
       </w:pPr>
+      <w:rPr>
+        <w:sz w:val="20"/>
+        <w:szCs w:val="20"/>
+      </w:rPr>
     </w:lvl>
     <w:lvl w:ilvl="6" w:tplc="0416000F" w:tentative="1">
       <w:start w:val="1"/>
@@ -9613,6 +9829,12 @@
       <w:pPr>
         <w:ind w:left="5040" w:hanging="360"/>
       </w:pPr>
+      <w:rPr>
+        <w:bCs w:val="true"/>
+        <w:b w:val="true"/>
+        <w:sz w:val="20"/>
+        <w:szCs w:val="20"/>
+      </w:rPr>
     </w:lvl>
     <w:lvl w:ilvl="7" w:tplc="04160019" w:tentative="1">
       <w:start w:val="1"/>
@@ -9622,6 +9844,10 @@
       <w:pPr>
         <w:ind w:left="5760" w:hanging="360"/>
       </w:pPr>
+      <w:rPr>
+        <w:sz w:val="20"/>
+        <w:szCs w:val="20"/>
+      </w:rPr>
     </w:lvl>
     <w:lvl w:ilvl="8" w:tplc="0416001B" w:tentative="1">
       <w:start w:val="1"/>
@@ -9631,6 +9857,10 @@
       <w:pPr>
         <w:ind w:left="6480" w:hanging="180"/>
       </w:pPr>
+      <w:rPr>
+        <w:sz w:val="20"/>
+        <w:szCs w:val="20"/>
+      </w:rPr>
     </w:lvl>
   </w:abstractNum>
   <w:abstractNum w:abstractNumId="2" w15:restartNumberingAfterBreak="0">
@@ -9647,6 +9877,10 @@
       </w:pPr>
       <w:rPr>
         <w:rFonts w:hint="default"/>
+        <w:bCs w:val="true"/>
+        <w:b w:val="true"/>
+        <w:sz w:val="20"/>
+        <w:szCs w:val="20"/>
       </w:rPr>
     </w:lvl>
     <w:lvl w:ilvl="1" w:tplc="FFFFFFFF" w:tentative="1">
@@ -9657,6 +9891,10 @@
       <w:pPr>
         <w:ind w:left="1440" w:hanging="360"/>
       </w:pPr>
+      <w:rPr>
+        <w:sz w:val="20"/>
+        <w:szCs w:val="20"/>
+      </w:rPr>
     </w:lvl>
     <w:lvl w:ilvl="2" w:tplc="FFFFFFFF" w:tentative="1">
       <w:start w:val="1"/>
@@ -9666,6 +9904,10 @@
       <w:pPr>
         <w:ind w:left="2160" w:hanging="180"/>
       </w:pPr>
+      <w:rPr>
+        <w:sz w:val="20"/>
+        <w:szCs w:val="20"/>
+      </w:rPr>
     </w:lvl>
     <w:lvl w:ilvl="3" w:tplc="FFFFFFFF" w:tentative="1">
       <w:start w:val="1"/>
@@ -9675,6 +9917,12 @@
       <w:pPr>
         <w:ind w:left="2880" w:hanging="360"/>
       </w:pPr>
+      <w:rPr>
+        <w:bCs w:val="true"/>
+        <w:b w:val="true"/>
+        <w:sz w:val="20"/>
+        <w:szCs w:val="20"/>
+      </w:rPr>
     </w:lvl>
     <w:lvl w:ilvl="4" w:tplc="FFFFFFFF" w:tentative="1">
       <w:start w:val="1"/>
@@ -9684,6 +9932,10 @@
       <w:pPr>
         <w:ind w:left="3600" w:hanging="360"/>
       </w:pPr>
+      <w:rPr>
+        <w:sz w:val="20"/>
+        <w:szCs w:val="20"/>
+      </w:rPr>
     </w:lvl>
     <w:lvl w:ilvl="5" w:tplc="FFFFFFFF" w:tentative="1">
       <w:start w:val="1"/>
@@ -9693,6 +9945,10 @@
       <w:pPr>
         <w:ind w:left="4320" w:hanging="180"/>
       </w:pPr>
+      <w:rPr>
+        <w:sz w:val="20"/>
+        <w:szCs w:val="20"/>
+      </w:rPr>
     </w:lvl>
     <w:lvl w:ilvl="6" w:tplc="FFFFFFFF" w:tentative="1">
       <w:start w:val="1"/>
@@ -9702,6 +9958,12 @@
       <w:pPr>
         <w:ind w:left="5040" w:hanging="360"/>
       </w:pPr>
+      <w:rPr>
+        <w:bCs w:val="true"/>
+        <w:b w:val="true"/>
+        <w:sz w:val="20"/>
+        <w:szCs w:val="20"/>
+      </w:rPr>
     </w:lvl>
     <w:lvl w:ilvl="7" w:tplc="FFFFFFFF" w:tentative="1">
       <w:start w:val="1"/>
@@ -9711,6 +9973,10 @@
       <w:pPr>
         <w:ind w:left="5760" w:hanging="360"/>
       </w:pPr>
+      <w:rPr>
+        <w:sz w:val="20"/>
+        <w:szCs w:val="20"/>
+      </w:rPr>
     </w:lvl>
     <w:lvl w:ilvl="8" w:tplc="FFFFFFFF" w:tentative="1">
       <w:start w:val="1"/>
@@ -9720,6 +9986,10 @@
       <w:pPr>
         <w:ind w:left="6480" w:hanging="180"/>
       </w:pPr>
+      <w:rPr>
+        <w:sz w:val="20"/>
+        <w:szCs w:val="20"/>
+      </w:rPr>
     </w:lvl>
   </w:abstractNum>
   <w:abstractNum w:abstractNumId="3" w15:restartNumberingAfterBreak="0">
@@ -9736,6 +10006,8 @@
       </w:pPr>
       <w:rPr>
         <w:rFonts w:ascii="Courier New" w:hAnsi="Courier New" w:cs="Courier New" w:hint="default"/>
+        <w:sz w:val="20"/>
+        <w:szCs w:val="20"/>
       </w:rPr>
     </w:lvl>
     <w:lvl w:ilvl="1" w:tplc="04160003" w:tentative="1">
@@ -9748,6 +10020,8 @@
       </w:pPr>
       <w:rPr>
         <w:rFonts w:ascii="Courier New" w:hAnsi="Courier New" w:cs="Courier New" w:hint="default"/>
+        <w:sz w:val="20"/>
+        <w:szCs w:val="20"/>
       </w:rPr>
     </w:lvl>
     <w:lvl w:ilvl="2" w:tplc="04160005" w:tentative="1">
@@ -9760,6 +10034,8 @@
       </w:pPr>
       <w:rPr>
         <w:rFonts w:ascii="Wingdings" w:hAnsi="Wingdings" w:hint="default"/>
+        <w:sz w:val="20"/>
+        <w:szCs w:val="20"/>
       </w:rPr>
     </w:lvl>
     <w:lvl w:ilvl="3" w:tplc="04160001" w:tentative="1">
@@ -9772,6 +10048,8 @@
       </w:pPr>
       <w:rPr>
         <w:rFonts w:ascii="Symbol" w:hAnsi="Symbol" w:hint="default"/>
+        <w:sz w:val="20"/>
+        <w:szCs w:val="20"/>
       </w:rPr>
     </w:lvl>
     <w:lvl w:ilvl="4" w:tplc="04160003" w:tentative="1">
@@ -9784,6 +10062,8 @@
       </w:pPr>
       <w:rPr>
         <w:rFonts w:ascii="Courier New" w:hAnsi="Courier New" w:cs="Courier New" w:hint="default"/>
+        <w:sz w:val="20"/>
+        <w:szCs w:val="20"/>
       </w:rPr>
     </w:lvl>
     <w:lvl w:ilvl="5" w:tplc="04160005" w:tentative="1">
@@ -9796,6 +10076,8 @@
       </w:pPr>
       <w:rPr>
         <w:rFonts w:ascii="Wingdings" w:hAnsi="Wingdings" w:hint="default"/>
+        <w:sz w:val="20"/>
+        <w:szCs w:val="20"/>
       </w:rPr>
     </w:lvl>
     <w:lvl w:ilvl="6" w:tplc="04160001" w:tentative="1">
@@ -9808,6 +10090,8 @@
       </w:pPr>
       <w:rPr>
         <w:rFonts w:ascii="Symbol" w:hAnsi="Symbol" w:hint="default"/>
+        <w:sz w:val="20"/>
+        <w:szCs w:val="20"/>
       </w:rPr>
     </w:lvl>
     <w:lvl w:ilvl="7" w:tplc="04160003" w:tentative="1">
@@ -9820,6 +10104,8 @@
       </w:pPr>
       <w:rPr>
         <w:rFonts w:ascii="Courier New" w:hAnsi="Courier New" w:cs="Courier New" w:hint="default"/>
+        <w:sz w:val="20"/>
+        <w:szCs w:val="20"/>
       </w:rPr>
     </w:lvl>
     <w:lvl w:ilvl="8" w:tplc="04160005" w:tentative="1">
@@ -9832,6 +10118,8 @@
       </w:pPr>
       <w:rPr>
         <w:rFonts w:ascii="Wingdings" w:hAnsi="Wingdings" w:hint="default"/>
+        <w:sz w:val="20"/>
+        <w:szCs w:val="20"/>
       </w:rPr>
     </w:lvl>
   </w:abstractNum>
@@ -9849,6 +10137,10 @@
       </w:pPr>
       <w:rPr>
         <w:rFonts w:hint="default"/>
+        <w:bCs w:val="true"/>
+        <w:b w:val="true"/>
+        <w:sz w:val="20"/>
+        <w:szCs w:val="20"/>
       </w:rPr>
     </w:lvl>
     <w:lvl w:ilvl="1">
@@ -9862,6 +10154,10 @@
       </w:pPr>
       <w:rPr>
         <w:rFonts w:hint="default"/>
+        <w:bCs w:val="true"/>
+        <w:b w:val="true"/>
+        <w:sz w:val="20"/>
+        <w:szCs w:val="20"/>
       </w:rPr>
     </w:lvl>
     <w:lvl w:ilvl="2">
@@ -9875,6 +10171,10 @@
       </w:pPr>
       <w:rPr>
         <w:rFonts w:hint="default"/>
+        <w:bCs w:val="true"/>
+        <w:b w:val="true"/>
+        <w:sz w:val="20"/>
+        <w:szCs w:val="20"/>
       </w:rPr>
     </w:lvl>
     <w:lvl w:ilvl="3">
@@ -9888,6 +10188,10 @@
       </w:pPr>
       <w:rPr>
         <w:rFonts w:hint="default"/>
+        <w:bCs w:val="true"/>
+        <w:b w:val="true"/>
+        <w:sz w:val="20"/>
+        <w:szCs w:val="20"/>
       </w:rPr>
     </w:lvl>
     <w:lvl w:ilvl="4">
@@ -9901,6 +10205,10 @@
       </w:pPr>
       <w:rPr>
         <w:rFonts w:hint="default"/>
+        <w:bCs w:val="true"/>
+        <w:b w:val="true"/>
+        <w:sz w:val="20"/>
+        <w:szCs w:val="20"/>
       </w:rPr>
     </w:lvl>
     <w:lvl w:ilvl="5">
@@ -9914,6 +10222,10 @@
       </w:pPr>
       <w:rPr>
         <w:rFonts w:hint="default"/>
+        <w:bCs w:val="true"/>
+        <w:b w:val="true"/>
+        <w:sz w:val="20"/>
+        <w:szCs w:val="20"/>
       </w:rPr>
     </w:lvl>
     <w:lvl w:ilvl="6">
@@ -9927,6 +10239,10 @@
       </w:pPr>
       <w:rPr>
         <w:rFonts w:hint="default"/>
+        <w:bCs w:val="true"/>
+        <w:b w:val="true"/>
+        <w:sz w:val="20"/>
+        <w:szCs w:val="20"/>
       </w:rPr>
     </w:lvl>
     <w:lvl w:ilvl="7">
@@ -9940,6 +10256,10 @@
       </w:pPr>
       <w:rPr>
         <w:rFonts w:hint="default"/>
+        <w:bCs w:val="true"/>
+        <w:b w:val="true"/>
+        <w:sz w:val="20"/>
+        <w:szCs w:val="20"/>
       </w:rPr>
     </w:lvl>
     <w:lvl w:ilvl="8">
@@ -9953,6 +10273,10 @@
       </w:pPr>
       <w:rPr>
         <w:rFonts w:hint="default"/>
+        <w:bCs w:val="true"/>
+        <w:b w:val="true"/>
+        <w:sz w:val="20"/>
+        <w:szCs w:val="20"/>
       </w:rPr>
     </w:lvl>
   </w:abstractNum>
@@ -9970,6 +10294,10 @@
       </w:pPr>
       <w:rPr>
         <w:rFonts w:hint="default"/>
+        <w:bCs w:val="true"/>
+        <w:b w:val="true"/>
+        <w:sz w:val="20"/>
+        <w:szCs w:val="20"/>
       </w:rPr>
     </w:lvl>
     <w:lvl w:ilvl="1" w:tplc="04160019" w:tentative="1">
@@ -9980,6 +10308,10 @@
       <w:pPr>
         <w:ind w:left="1440" w:hanging="360"/>
       </w:pPr>
+      <w:rPr>
+        <w:sz w:val="20"/>
+        <w:szCs w:val="20"/>
+      </w:rPr>
     </w:lvl>
     <w:lvl w:ilvl="2" w:tplc="0416001B" w:tentative="1">
       <w:start w:val="1"/>
@@ -9989,6 +10321,10 @@
       <w:pPr>
         <w:ind w:left="2160" w:hanging="180"/>
       </w:pPr>
+      <w:rPr>
+        <w:sz w:val="20"/>
+        <w:szCs w:val="20"/>
+      </w:rPr>
     </w:lvl>
     <w:lvl w:ilvl="3" w:tplc="0416000F" w:tentative="1">
       <w:start w:val="1"/>
@@ -9998,6 +10334,12 @@
       <w:pPr>
         <w:ind w:left="2880" w:hanging="360"/>
       </w:pPr>
+      <w:rPr>
+        <w:bCs w:val="true"/>
+        <w:b w:val="true"/>
+        <w:sz w:val="20"/>
+        <w:szCs w:val="20"/>
+      </w:rPr>
     </w:lvl>
     <w:lvl w:ilvl="4" w:tplc="04160019" w:tentative="1">
       <w:start w:val="1"/>
@@ -10007,6 +10349,10 @@
       <w:pPr>
         <w:ind w:left="3600" w:hanging="360"/>
       </w:pPr>
+      <w:rPr>
+        <w:sz w:val="20"/>
+        <w:szCs w:val="20"/>
+      </w:rPr>
     </w:lvl>
     <w:lvl w:ilvl="5" w:tplc="0416001B" w:tentative="1">
       <w:start w:val="1"/>
@@ -10016,6 +10362,10 @@
       <w:pPr>
         <w:ind w:left="4320" w:hanging="180"/>
       </w:pPr>
+      <w:rPr>
+        <w:sz w:val="20"/>
+        <w:szCs w:val="20"/>
+      </w:rPr>
     </w:lvl>
     <w:lvl w:ilvl="6" w:tplc="0416000F" w:tentative="1">
       <w:start w:val="1"/>
@@ -10025,6 +10375,12 @@
       <w:pPr>
         <w:ind w:left="5040" w:hanging="360"/>
       </w:pPr>
+      <w:rPr>
+        <w:bCs w:val="true"/>
+        <w:b w:val="true"/>
+        <w:sz w:val="20"/>
+        <w:szCs w:val="20"/>
+      </w:rPr>
     </w:lvl>
     <w:lvl w:ilvl="7" w:tplc="04160019" w:tentative="1">
       <w:start w:val="1"/>
@@ -10034,6 +10390,10 @@
       <w:pPr>
         <w:ind w:left="5760" w:hanging="360"/>
       </w:pPr>
+      <w:rPr>
+        <w:sz w:val="20"/>
+        <w:szCs w:val="20"/>
+      </w:rPr>
     </w:lvl>
     <w:lvl w:ilvl="8" w:tplc="0416001B" w:tentative="1">
       <w:start w:val="1"/>
@@ -10043,6 +10403,10 @@
       <w:pPr>
         <w:ind w:left="6480" w:hanging="180"/>
       </w:pPr>
+      <w:rPr>
+        <w:sz w:val="20"/>
+        <w:szCs w:val="20"/>
+      </w:rPr>
     </w:lvl>
   </w:abstractNum>
   <w:abstractNum w:abstractNumId="6" w15:restartNumberingAfterBreak="0">
@@ -10059,6 +10423,10 @@
       </w:pPr>
       <w:rPr>
         <w:rFonts w:hint="default"/>
+        <w:bCs w:val="true"/>
+        <w:b w:val="true"/>
+        <w:sz w:val="20"/>
+        <w:szCs w:val="20"/>
       </w:rPr>
     </w:lvl>
     <w:lvl w:ilvl="1" w:tplc="04160019" w:tentative="1">
@@ -10069,6 +10437,10 @@
       <w:pPr>
         <w:ind w:left="1440" w:hanging="360"/>
       </w:pPr>
+      <w:rPr>
+        <w:sz w:val="20"/>
+        <w:szCs w:val="20"/>
+      </w:rPr>
     </w:lvl>
     <w:lvl w:ilvl="2" w:tplc="0416001B" w:tentative="1">
       <w:start w:val="1"/>
@@ -10078,6 +10450,10 @@
       <w:pPr>
         <w:ind w:left="2160" w:hanging="180"/>
       </w:pPr>
+      <w:rPr>
+        <w:sz w:val="20"/>
+        <w:szCs w:val="20"/>
+      </w:rPr>
     </w:lvl>
     <w:lvl w:ilvl="3" w:tplc="0416000F" w:tentative="1">
       <w:start w:val="1"/>
@@ -10087,6 +10463,12 @@
       <w:pPr>
         <w:ind w:left="2880" w:hanging="360"/>
       </w:pPr>
+      <w:rPr>
+        <w:bCs w:val="true"/>
+        <w:b w:val="true"/>
+        <w:sz w:val="20"/>
+        <w:szCs w:val="20"/>
+      </w:rPr>
     </w:lvl>
     <w:lvl w:ilvl="4" w:tplc="04160019" w:tentative="1">
       <w:start w:val="1"/>
@@ -10096,6 +10478,10 @@
       <w:pPr>
         <w:ind w:left="3600" w:hanging="360"/>
       </w:pPr>
+      <w:rPr>
+        <w:sz w:val="20"/>
+        <w:szCs w:val="20"/>
+      </w:rPr>
     </w:lvl>
     <w:lvl w:ilvl="5" w:tplc="0416001B" w:tentative="1">
       <w:start w:val="1"/>
@@ -10105,6 +10491,10 @@
       <w:pPr>
         <w:ind w:left="4320" w:hanging="180"/>
       </w:pPr>
+      <w:rPr>
+        <w:sz w:val="20"/>
+        <w:szCs w:val="20"/>
+      </w:rPr>
     </w:lvl>
     <w:lvl w:ilvl="6" w:tplc="0416000F" w:tentative="1">
       <w:start w:val="1"/>
@@ -10114,6 +10504,12 @@
       <w:pPr>
         <w:ind w:left="5040" w:hanging="360"/>
       </w:pPr>
+      <w:rPr>
+        <w:bCs w:val="true"/>
+        <w:b w:val="true"/>
+        <w:sz w:val="20"/>
+        <w:szCs w:val="20"/>
+      </w:rPr>
     </w:lvl>
     <w:lvl w:ilvl="7" w:tplc="04160019" w:tentative="1">
       <w:start w:val="1"/>
@@ -10123,6 +10519,10 @@
       <w:pPr>
         <w:ind w:left="5760" w:hanging="360"/>
       </w:pPr>
+      <w:rPr>
+        <w:sz w:val="20"/>
+        <w:szCs w:val="20"/>
+      </w:rPr>
     </w:lvl>
     <w:lvl w:ilvl="8" w:tplc="0416001B" w:tentative="1">
       <w:start w:val="1"/>
@@ -10132,6 +10532,10 @@
       <w:pPr>
         <w:ind w:left="6480" w:hanging="180"/>
       </w:pPr>
+      <w:rPr>
+        <w:sz w:val="20"/>
+        <w:szCs w:val="20"/>
+      </w:rPr>
     </w:lvl>
   </w:abstractNum>
   <w:abstractNum w:abstractNumId="7" w15:restartNumberingAfterBreak="0">
@@ -10148,6 +10552,8 @@
       </w:pPr>
       <w:rPr>
         <w:rFonts w:hint="default"/>
+        <w:sz w:val="20"/>
+        <w:szCs w:val="20"/>
       </w:rPr>
     </w:lvl>
     <w:lvl w:ilvl="1" w:tplc="04160019" w:tentative="1">
@@ -10158,6 +10564,10 @@
       <w:pPr>
         <w:ind w:left="2148" w:hanging="360"/>
       </w:pPr>
+      <w:rPr>
+        <w:sz w:val="20"/>
+        <w:szCs w:val="20"/>
+      </w:rPr>
     </w:lvl>
     <w:lvl w:ilvl="2" w:tplc="0416001B" w:tentative="1">
       <w:start w:val="1"/>
@@ -10167,6 +10577,10 @@
       <w:pPr>
         <w:ind w:left="2868" w:hanging="180"/>
       </w:pPr>
+      <w:rPr>
+        <w:sz w:val="20"/>
+        <w:szCs w:val="20"/>
+      </w:rPr>
     </w:lvl>
     <w:lvl w:ilvl="3" w:tplc="0416000F" w:tentative="1">
       <w:start w:val="1"/>
@@ -10176,6 +10590,12 @@
       <w:pPr>
         <w:ind w:left="3588" w:hanging="360"/>
       </w:pPr>
+      <w:rPr>
+        <w:bCs w:val="true"/>
+        <w:b w:val="true"/>
+        <w:sz w:val="20"/>
+        <w:szCs w:val="20"/>
+      </w:rPr>
     </w:lvl>
     <w:lvl w:ilvl="4" w:tplc="04160019" w:tentative="1">
       <w:start w:val="1"/>
@@ -10185,6 +10605,10 @@
       <w:pPr>
         <w:ind w:left="4308" w:hanging="360"/>
       </w:pPr>
+      <w:rPr>
+        <w:sz w:val="20"/>
+        <w:szCs w:val="20"/>
+      </w:rPr>
     </w:lvl>
     <w:lvl w:ilvl="5" w:tplc="0416001B" w:tentative="1">
       <w:start w:val="1"/>
@@ -10194,6 +10618,10 @@
       <w:pPr>
         <w:ind w:left="5028" w:hanging="180"/>
       </w:pPr>
+      <w:rPr>
+        <w:sz w:val="20"/>
+        <w:szCs w:val="20"/>
+      </w:rPr>
     </w:lvl>
     <w:lvl w:ilvl="6" w:tplc="0416000F" w:tentative="1">
       <w:start w:val="1"/>
@@ -10203,6 +10631,12 @@
       <w:pPr>
         <w:ind w:left="5748" w:hanging="360"/>
       </w:pPr>
+      <w:rPr>
+        <w:bCs w:val="true"/>
+        <w:b w:val="true"/>
+        <w:sz w:val="20"/>
+        <w:szCs w:val="20"/>
+      </w:rPr>
     </w:lvl>
     <w:lvl w:ilvl="7" w:tplc="04160019" w:tentative="1">
       <w:start w:val="1"/>
@@ -10212,6 +10646,10 @@
       <w:pPr>
         <w:ind w:left="6468" w:hanging="360"/>
       </w:pPr>
+      <w:rPr>
+        <w:sz w:val="20"/>
+        <w:szCs w:val="20"/>
+      </w:rPr>
     </w:lvl>
     <w:lvl w:ilvl="8" w:tplc="0416001B" w:tentative="1">
       <w:start w:val="1"/>
@@ -10221,6 +10659,10 @@
       <w:pPr>
         <w:ind w:left="7188" w:hanging="180"/>
       </w:pPr>
+      <w:rPr>
+        <w:sz w:val="20"/>
+        <w:szCs w:val="20"/>
+      </w:rPr>
     </w:lvl>
   </w:abstractNum>
   <w:abstractNum w:abstractNumId="8" w15:restartNumberingAfterBreak="0">
@@ -10237,6 +10679,8 @@
       </w:pPr>
       <w:rPr>
         <w:rFonts w:ascii="Courier New" w:hAnsi="Courier New" w:cs="Courier New" w:hint="default"/>
+        <w:sz w:val="20"/>
+        <w:szCs w:val="20"/>
       </w:rPr>
     </w:lvl>
     <w:lvl w:ilvl="1" w:tplc="04160003" w:tentative="1">
@@ -10249,6 +10693,8 @@
       </w:pPr>
       <w:rPr>
         <w:rFonts w:ascii="Courier New" w:hAnsi="Courier New" w:cs="Courier New" w:hint="default"/>
+        <w:sz w:val="20"/>
+        <w:szCs w:val="20"/>
       </w:rPr>
     </w:lvl>
     <w:lvl w:ilvl="2" w:tplc="04160005" w:tentative="1">
@@ -10261,6 +10707,8 @@
       </w:pPr>
       <w:rPr>
         <w:rFonts w:ascii="Wingdings" w:hAnsi="Wingdings" w:hint="default"/>
+        <w:sz w:val="20"/>
+        <w:szCs w:val="20"/>
       </w:rPr>
     </w:lvl>
     <w:lvl w:ilvl="3" w:tplc="04160001" w:tentative="1">
@@ -10273,6 +10721,8 @@
       </w:pPr>
       <w:rPr>
         <w:rFonts w:ascii="Symbol" w:hAnsi="Symbol" w:hint="default"/>
+        <w:sz w:val="20"/>
+        <w:szCs w:val="20"/>
       </w:rPr>
     </w:lvl>
     <w:lvl w:ilvl="4" w:tplc="04160003" w:tentative="1">
@@ -10285,6 +10735,8 @@
       </w:pPr>
       <w:rPr>
         <w:rFonts w:ascii="Courier New" w:hAnsi="Courier New" w:cs="Courier New" w:hint="default"/>
+        <w:sz w:val="20"/>
+        <w:szCs w:val="20"/>
       </w:rPr>
     </w:lvl>
     <w:lvl w:ilvl="5" w:tplc="04160005" w:tentative="1">
@@ -10297,6 +10749,8 @@
       </w:pPr>
       <w:rPr>
         <w:rFonts w:ascii="Wingdings" w:hAnsi="Wingdings" w:hint="default"/>
+        <w:sz w:val="20"/>
+        <w:szCs w:val="20"/>
       </w:rPr>
     </w:lvl>
     <w:lvl w:ilvl="6" w:tplc="04160001" w:tentative="1">
@@ -10309,6 +10763,8 @@
       </w:pPr>
       <w:rPr>
         <w:rFonts w:ascii="Symbol" w:hAnsi="Symbol" w:hint="default"/>
+        <w:sz w:val="20"/>
+        <w:szCs w:val="20"/>
       </w:rPr>
     </w:lvl>
     <w:lvl w:ilvl="7" w:tplc="04160003" w:tentative="1">
@@ -10321,6 +10777,8 @@
       </w:pPr>
       <w:rPr>
         <w:rFonts w:ascii="Courier New" w:hAnsi="Courier New" w:cs="Courier New" w:hint="default"/>
+        <w:sz w:val="20"/>
+        <w:szCs w:val="20"/>
       </w:rPr>
     </w:lvl>
     <w:lvl w:ilvl="8" w:tplc="04160005" w:tentative="1">
@@ -10333,6 +10791,8 @@
       </w:pPr>
       <w:rPr>
         <w:rFonts w:ascii="Wingdings" w:hAnsi="Wingdings" w:hint="default"/>
+        <w:sz w:val="20"/>
+        <w:szCs w:val="20"/>
       </w:rPr>
     </w:lvl>
   </w:abstractNum>
@@ -10350,6 +10810,8 @@
       </w:pPr>
       <w:rPr>
         <w:rFonts w:ascii="Courier New" w:hAnsi="Courier New" w:cs="Courier New" w:hint="default"/>
+        <w:sz w:val="20"/>
+        <w:szCs w:val="20"/>
       </w:rPr>
     </w:lvl>
     <w:lvl w:ilvl="1" w:tplc="04160003" w:tentative="1">
@@ -10362,6 +10824,8 @@
       </w:pPr>
       <w:rPr>
         <w:rFonts w:ascii="Courier New" w:hAnsi="Courier New" w:cs="Courier New" w:hint="default"/>
+        <w:sz w:val="20"/>
+        <w:szCs w:val="20"/>
       </w:rPr>
     </w:lvl>
     <w:lvl w:ilvl="2" w:tplc="04160005" w:tentative="1">
@@ -10374,6 +10838,8 @@
       </w:pPr>
       <w:rPr>
         <w:rFonts w:ascii="Wingdings" w:hAnsi="Wingdings" w:hint="default"/>
+        <w:sz w:val="20"/>
+        <w:szCs w:val="20"/>
       </w:rPr>
     </w:lvl>
     <w:lvl w:ilvl="3" w:tplc="04160001" w:tentative="1">
@@ -10386,6 +10852,8 @@
       </w:pPr>
       <w:rPr>
         <w:rFonts w:ascii="Symbol" w:hAnsi="Symbol" w:hint="default"/>
+        <w:sz w:val="20"/>
+        <w:szCs w:val="20"/>
       </w:rPr>
     </w:lvl>
     <w:lvl w:ilvl="4" w:tplc="04160003" w:tentative="1">
@@ -10398,6 +10866,8 @@
       </w:pPr>
       <w:rPr>
         <w:rFonts w:ascii="Courier New" w:hAnsi="Courier New" w:cs="Courier New" w:hint="default"/>
+        <w:sz w:val="20"/>
+        <w:szCs w:val="20"/>
       </w:rPr>
     </w:lvl>
     <w:lvl w:ilvl="5" w:tplc="04160005" w:tentative="1">
@@ -10410,6 +10880,8 @@
       </w:pPr>
       <w:rPr>
         <w:rFonts w:ascii="Wingdings" w:hAnsi="Wingdings" w:hint="default"/>
+        <w:sz w:val="20"/>
+        <w:szCs w:val="20"/>
       </w:rPr>
     </w:lvl>
     <w:lvl w:ilvl="6" w:tplc="04160001" w:tentative="1">
@@ -10422,6 +10894,8 @@
       </w:pPr>
       <w:rPr>
         <w:rFonts w:ascii="Symbol" w:hAnsi="Symbol" w:hint="default"/>
+        <w:sz w:val="20"/>
+        <w:szCs w:val="20"/>
       </w:rPr>
     </w:lvl>
     <w:lvl w:ilvl="7" w:tplc="04160003" w:tentative="1">
@@ -10434,6 +10908,8 @@
       </w:pPr>
       <w:rPr>
         <w:rFonts w:ascii="Courier New" w:hAnsi="Courier New" w:cs="Courier New" w:hint="default"/>
+        <w:sz w:val="20"/>
+        <w:szCs w:val="20"/>
       </w:rPr>
     </w:lvl>
     <w:lvl w:ilvl="8" w:tplc="04160005" w:tentative="1">
@@ -10446,6 +10922,8 @@
       </w:pPr>
       <w:rPr>
         <w:rFonts w:ascii="Wingdings" w:hAnsi="Wingdings" w:hint="default"/>
+        <w:sz w:val="20"/>
+        <w:szCs w:val="20"/>
       </w:rPr>
     </w:lvl>
   </w:abstractNum>
@@ -10463,6 +10941,8 @@
       </w:pPr>
       <w:rPr>
         <w:rFonts w:ascii="Courier New" w:hAnsi="Courier New" w:cs="Courier New" w:hint="default"/>
+        <w:sz w:val="20"/>
+        <w:szCs w:val="20"/>
       </w:rPr>
     </w:lvl>
     <w:lvl w:ilvl="1" w:tplc="04160003" w:tentative="1">
@@ -10475,6 +10955,8 @@
       </w:pPr>
       <w:rPr>
         <w:rFonts w:ascii="Courier New" w:hAnsi="Courier New" w:cs="Courier New" w:hint="default"/>
+        <w:sz w:val="20"/>
+        <w:szCs w:val="20"/>
       </w:rPr>
     </w:lvl>
     <w:lvl w:ilvl="2" w:tplc="04160005" w:tentative="1">
@@ -10487,6 +10969,8 @@
       </w:pPr>
       <w:rPr>
         <w:rFonts w:ascii="Wingdings" w:hAnsi="Wingdings" w:hint="default"/>
+        <w:sz w:val="20"/>
+        <w:szCs w:val="20"/>
       </w:rPr>
     </w:lvl>
     <w:lvl w:ilvl="3" w:tplc="04160001" w:tentative="1">
@@ -10499,6 +10983,8 @@
       </w:pPr>
       <w:rPr>
         <w:rFonts w:ascii="Symbol" w:hAnsi="Symbol" w:hint="default"/>
+        <w:sz w:val="20"/>
+        <w:szCs w:val="20"/>
       </w:rPr>
     </w:lvl>
     <w:lvl w:ilvl="4" w:tplc="04160003" w:tentative="1">
@@ -10511,6 +10997,8 @@
       </w:pPr>
       <w:rPr>
         <w:rFonts w:ascii="Courier New" w:hAnsi="Courier New" w:cs="Courier New" w:hint="default"/>
+        <w:sz w:val="20"/>
+        <w:szCs w:val="20"/>
       </w:rPr>
     </w:lvl>
     <w:lvl w:ilvl="5" w:tplc="04160005" w:tentative="1">
@@ -10523,6 +11011,8 @@
       </w:pPr>
       <w:rPr>
         <w:rFonts w:ascii="Wingdings" w:hAnsi="Wingdings" w:hint="default"/>
+        <w:sz w:val="20"/>
+        <w:szCs w:val="20"/>
       </w:rPr>
     </w:lvl>
     <w:lvl w:ilvl="6" w:tplc="04160001" w:tentative="1">
@@ -10535,6 +11025,8 @@
       </w:pPr>
       <w:rPr>
         <w:rFonts w:ascii="Symbol" w:hAnsi="Symbol" w:hint="default"/>
+        <w:sz w:val="20"/>
+        <w:szCs w:val="20"/>
       </w:rPr>
     </w:lvl>
     <w:lvl w:ilvl="7" w:tplc="04160003" w:tentative="1">
@@ -10547,6 +11039,8 @@
       </w:pPr>
       <w:rPr>
         <w:rFonts w:ascii="Courier New" w:hAnsi="Courier New" w:cs="Courier New" w:hint="default"/>
+        <w:sz w:val="20"/>
+        <w:szCs w:val="20"/>
       </w:rPr>
     </w:lvl>
     <w:lvl w:ilvl="8" w:tplc="04160005" w:tentative="1">
@@ -10559,6 +11053,8 @@
       </w:pPr>
       <w:rPr>
         <w:rFonts w:ascii="Wingdings" w:hAnsi="Wingdings" w:hint="default"/>
+        <w:sz w:val="20"/>
+        <w:szCs w:val="20"/>
       </w:rPr>
     </w:lvl>
   </w:abstractNum>
@@ -10579,8 +11075,10 @@
         <w:ind w:left="360" w:hanging="360"/>
       </w:pPr>
       <w:rPr>
-        <w:b/>
-        <w:bCs/>
+        <w:b w:val="true"/>
+        <w:bCs w:val="true"/>
+        <w:sz w:val="20"/>
+        <w:szCs w:val="20"/>
       </w:rPr>
     </w:lvl>
     <w:lvl w:ilvl="1">
@@ -10596,8 +11094,10 @@
         <w:ind w:left="1068" w:hanging="360"/>
       </w:pPr>
       <w:rPr>
-        <w:b/>
-        <w:bCs/>
+        <w:b w:val="true"/>
+        <w:bCs w:val="true"/>
+        <w:sz w:val="20"/>
+        <w:szCs w:val="20"/>
       </w:rPr>
     </w:lvl>
     <w:lvl w:ilvl="2">
@@ -10612,6 +11112,12 @@
         </w:tabs>
         <w:ind w:left="2136" w:hanging="720"/>
       </w:pPr>
+      <w:rPr>
+        <w:bCs w:val="true"/>
+        <w:b w:val="true"/>
+        <w:sz w:val="20"/>
+        <w:szCs w:val="20"/>
+      </w:rPr>
     </w:lvl>
     <w:lvl w:ilvl="3">
       <w:start w:val="1"/>
@@ -10624,6 +11130,12 @@
         </w:tabs>
         <w:ind w:left="2844" w:hanging="720"/>
       </w:pPr>
+      <w:rPr>
+        <w:bCs w:val="true"/>
+        <w:b w:val="true"/>
+        <w:sz w:val="20"/>
+        <w:szCs w:val="20"/>
+      </w:rPr>
     </w:lvl>
     <w:lvl w:ilvl="4">
       <w:start w:val="1"/>
@@ -10636,6 +11148,12 @@
         </w:tabs>
         <w:ind w:left="3912" w:hanging="1080"/>
       </w:pPr>
+      <w:rPr>
+        <w:bCs w:val="true"/>
+        <w:b w:val="true"/>
+        <w:sz w:val="20"/>
+        <w:szCs w:val="20"/>
+      </w:rPr>
     </w:lvl>
     <w:lvl w:ilvl="5">
       <w:start w:val="1"/>
@@ -10648,6 +11166,12 @@
         </w:tabs>
         <w:ind w:left="4620" w:hanging="1080"/>
       </w:pPr>
+      <w:rPr>
+        <w:bCs w:val="true"/>
+        <w:b w:val="true"/>
+        <w:sz w:val="20"/>
+        <w:szCs w:val="20"/>
+      </w:rPr>
     </w:lvl>
     <w:lvl w:ilvl="6">
       <w:start w:val="1"/>
@@ -10660,6 +11184,12 @@
         </w:tabs>
         <w:ind w:left="5688" w:hanging="1440"/>
       </w:pPr>
+      <w:rPr>
+        <w:bCs w:val="true"/>
+        <w:b w:val="true"/>
+        <w:sz w:val="20"/>
+        <w:szCs w:val="20"/>
+      </w:rPr>
     </w:lvl>
     <w:lvl w:ilvl="7">
       <w:start w:val="1"/>
@@ -10672,6 +11202,12 @@
         </w:tabs>
         <w:ind w:left="6396" w:hanging="1440"/>
       </w:pPr>
+      <w:rPr>
+        <w:bCs w:val="true"/>
+        <w:b w:val="true"/>
+        <w:sz w:val="20"/>
+        <w:szCs w:val="20"/>
+      </w:rPr>
     </w:lvl>
     <w:lvl w:ilvl="8">
       <w:start w:val="1"/>
@@ -10684,6 +11220,12 @@
         </w:tabs>
         <w:ind w:left="7464" w:hanging="1800"/>
       </w:pPr>
+      <w:rPr>
+        <w:bCs w:val="true"/>
+        <w:b w:val="true"/>
+        <w:sz w:val="20"/>
+        <w:szCs w:val="20"/>
+      </w:rPr>
     </w:lvl>
   </w:abstractNum>
   <w:abstractNum w:abstractNumId="12" w15:restartNumberingAfterBreak="0">
@@ -10700,6 +11242,8 @@
       </w:pPr>
       <w:rPr>
         <w:rFonts w:ascii="Symbol" w:hAnsi="Symbol" w:hint="default"/>
+        <w:sz w:val="20"/>
+        <w:szCs w:val="20"/>
       </w:rPr>
     </w:lvl>
     <w:lvl w:ilvl="1" w:tplc="04160003" w:tentative="1">
@@ -10712,6 +11256,8 @@
       </w:pPr>
       <w:rPr>
         <w:rFonts w:ascii="Courier New" w:hAnsi="Courier New" w:cs="Courier New" w:hint="default"/>
+        <w:sz w:val="20"/>
+        <w:szCs w:val="20"/>
       </w:rPr>
     </w:lvl>
     <w:lvl w:ilvl="2" w:tplc="04160005" w:tentative="1">
@@ -10724,6 +11270,8 @@
       </w:pPr>
       <w:rPr>
         <w:rFonts w:ascii="Wingdings" w:hAnsi="Wingdings" w:hint="default"/>
+        <w:sz w:val="20"/>
+        <w:szCs w:val="20"/>
       </w:rPr>
     </w:lvl>
     <w:lvl w:ilvl="3" w:tplc="04160001" w:tentative="1">
@@ -10736,6 +11284,8 @@
       </w:pPr>
       <w:rPr>
         <w:rFonts w:ascii="Symbol" w:hAnsi="Symbol" w:hint="default"/>
+        <w:sz w:val="20"/>
+        <w:szCs w:val="20"/>
       </w:rPr>
     </w:lvl>
     <w:lvl w:ilvl="4" w:tplc="04160003" w:tentative="1">
@@ -10748,6 +11298,8 @@
       </w:pPr>
       <w:rPr>
         <w:rFonts w:ascii="Courier New" w:hAnsi="Courier New" w:cs="Courier New" w:hint="default"/>
+        <w:sz w:val="20"/>
+        <w:szCs w:val="20"/>
       </w:rPr>
     </w:lvl>
     <w:lvl w:ilvl="5" w:tplc="04160005" w:tentative="1">
@@ -10760,6 +11312,8 @@
       </w:pPr>
       <w:rPr>
         <w:rFonts w:ascii="Wingdings" w:hAnsi="Wingdings" w:hint="default"/>
+        <w:sz w:val="20"/>
+        <w:szCs w:val="20"/>
       </w:rPr>
     </w:lvl>
     <w:lvl w:ilvl="6" w:tplc="04160001" w:tentative="1">
@@ -10772,6 +11326,8 @@
       </w:pPr>
       <w:rPr>
         <w:rFonts w:ascii="Symbol" w:hAnsi="Symbol" w:hint="default"/>
+        <w:sz w:val="20"/>
+        <w:szCs w:val="20"/>
       </w:rPr>
     </w:lvl>
     <w:lvl w:ilvl="7" w:tplc="04160003" w:tentative="1">
@@ -10784,6 +11340,8 @@
       </w:pPr>
       <w:rPr>
         <w:rFonts w:ascii="Courier New" w:hAnsi="Courier New" w:cs="Courier New" w:hint="default"/>
+        <w:sz w:val="20"/>
+        <w:szCs w:val="20"/>
       </w:rPr>
     </w:lvl>
     <w:lvl w:ilvl="8" w:tplc="04160005" w:tentative="1">
@@ -10796,6 +11354,8 @@
       </w:pPr>
       <w:rPr>
         <w:rFonts w:ascii="Wingdings" w:hAnsi="Wingdings" w:hint="default"/>
+        <w:sz w:val="20"/>
+        <w:szCs w:val="20"/>
       </w:rPr>
     </w:lvl>
   </w:abstractNum>
@@ -11491,6 +12051,10 @@
       </w:tabs>
       <w:spacing w:after="0" w:line="240" w:lineRule="auto"/>
     </w:pPr>
+    <w:rPr>
+      <w:sz w:val="20"/>
+      <w:szCs w:val="20"/>
+    </w:rPr>
   </w:style>
   <w:style w:type="character" w:customStyle="1" w:styleId="RodapChar">
     <w:name w:val="Rodapé Char"/>
@@ -11498,6 +12062,10 @@
     <w:link w:val="Rodap"/>
     <w:uiPriority w:val="99"/>
     <w:rsid w:val="00FB5352"/>
+    <w:rPr>
+      <w:sz w:val="20"/>
+      <w:szCs w:val="20"/>
+    </w:rPr>
   </w:style>
   <w:style w:type="character" w:styleId="Hyperlink">
     <w:name w:val="Hyperlink"/>
@@ -11628,8 +12196,8 @@
       <w:rFonts w:ascii="Arial" w:hAnsi="Arial" w:cs="Arial"/>
       <w:b/>
       <w:color w:val="000000" w:themeColor="text1"/>
-      <w:sz w:val="24"/>
-      <w:szCs w:val="32"/>
+      <w:sz w:val="20"/>
+      <w:szCs w:val="20"/>
     </w:rPr>
   </w:style>
   <w:style w:type="paragraph" w:styleId="Ttulo2">
@@ -11653,10 +12221,11 @@
     </w:pPr>
     <w:rPr>
       <w:rFonts w:ascii="Arial" w:hAnsi="Arial" w:cs="Arial"/>
-      <w:b/>
+      <w:bCs w:val="0"/>
+      <w:b w:val="0"/>
       <w:color w:val="000000" w:themeColor="text1"/>
-      <w:sz w:val="24"/>
-      <w:szCs w:val="26"/>
+      <w:sz w:val="20"/>
+      <w:szCs w:val="20"/>
     </w:rPr>
   </w:style>
   <w:style w:type="paragraph" w:styleId="Ttulo3">
@@ -11679,10 +12248,11 @@
     </w:pPr>
     <w:rPr>
       <w:rFonts w:ascii="Arial" w:hAnsi="Arial" w:cs="Arial"/>
-      <w:b/>
+      <w:bCs w:val="0"/>
+      <w:b w:val="0"/>
       <w:color w:val="000000" w:themeColor="text1"/>
-      <w:sz w:val="24"/>
-      <w:szCs w:val="26"/>
+      <w:sz w:val="20"/>
+      <w:szCs w:val="20"/>
     </w:rPr>
   </w:style>
   <w:style w:type="character" w:customStyle="1" w:styleId="Ttulo1Char">
@@ -11695,8 +12265,8 @@
       <w:rFonts w:asciiTheme="majorHAnsi" w:eastAsiaTheme="majorEastAsia" w:hAnsiTheme="majorHAnsi" w:cstheme="majorBidi"/>
       <w:b/>
       <w:color w:val="000000" w:themeColor="text1"/>
-      <w:sz w:val="24"/>
-      <w:szCs w:val="32"/>
+      <w:sz w:val="20"/>
+      <w:szCs w:val="20"/>
     </w:rPr>
   </w:style>
   <w:style w:type="character" w:customStyle="1" w:styleId="Ttulo2Char">
@@ -11707,10 +12277,11 @@
     <w:rsid w:val="00E3098F"/>
     <w:rPr>
       <w:rFonts w:asciiTheme="majorHAnsi" w:eastAsiaTheme="majorEastAsia" w:hAnsiTheme="majorHAnsi" w:cstheme="majorBidi"/>
-      <w:b/>
+      <w:bCs w:val="0"/>
+      <w:b w:val="0"/>
       <w:color w:val="000000" w:themeColor="text1"/>
-      <w:sz w:val="24"/>
-      <w:szCs w:val="26"/>
+      <w:sz w:val="20"/>
+      <w:szCs w:val="20"/>
     </w:rPr>
   </w:style>
   <w:style w:type="paragraph" w:styleId="Sumrio1">

--- a/backend/models/comercial/Proposta comercial hidrojateamento.docx
+++ b/backend/models/comercial/Proposta comercial hidrojateamento.docx
@@ -8186,18 +8186,21 @@
     <w:p>
       <w:pPr>
         <w:spacing w:after="120" w:line="360" w:lineRule="auto"/>
+        <w:ind w:left="2136" w:right="0" w:firstLine="0"/>
         <w:jc w:val="both"/>
         <w:rPr>
           <w:rFonts w:ascii="Arial" w:hAnsi="Arial" w:cs="Arial"/>
-          <w:sz w:val="20"/>
-          <w:szCs w:val="20"/>
-        </w:rPr>
-      </w:pPr>
-      <w:r>
-        <w:rPr>
-          <w:rFonts w:ascii="Arial" w:hAnsi="Arial" w:cs="Arial"/>
-          <w:b/>
-          <w:bCs/>
+          <w:b w:val="false"/>
+          <w:bCs w:val="false"/>
+          <w:sz w:val="20"/>
+          <w:szCs w:val="20"/>
+        </w:rPr>
+      </w:pPr>
+      <w:r>
+        <w:rPr>
+          <w:rFonts w:ascii="Arial" w:hAnsi="Arial" w:cs="Arial"/>
+          <w:b w:val="false"/>
+          <w:bCs w:val="false"/>
           <w:sz w:val="20"/>
           <w:szCs w:val="20"/>
         </w:rPr>
@@ -8206,6 +8209,8 @@
       <w:r>
         <w:rPr>
           <w:rFonts w:ascii="Arial" w:hAnsi="Arial" w:cs="Arial"/>
+          <w:b w:val="false"/>
+          <w:bCs w:val="false"/>
           <w:sz w:val="20"/>
           <w:szCs w:val="20"/>
         </w:rPr>
@@ -8214,19 +8219,23 @@
     </w:p>
     <w:p>
       <w:pPr>
-        <w:pStyle w:val="PargrafodaLista"/>
+        <w:pStyle w:val="Normal"/>
         <w:spacing w:after="120" w:line="360" w:lineRule="auto"/>
-        <w:ind w:left="2136"/>
+        <w:ind w:left="2136" w:right="0" w:firstLine="0"/>
         <w:jc w:val="both"/>
         <w:rPr>
           <w:rFonts w:ascii="Arial" w:hAnsi="Arial" w:cs="Arial"/>
-          <w:sz w:val="20"/>
-          <w:szCs w:val="20"/>
-        </w:rPr>
-      </w:pPr>
-      <w:r>
-        <w:rPr>
-          <w:rFonts w:ascii="Arial" w:hAnsi="Arial" w:cs="Arial"/>
+          <w:b w:val="false"/>
+          <w:bCs w:val="false"/>
+          <w:sz w:val="20"/>
+          <w:szCs w:val="20"/>
+        </w:rPr>
+      </w:pPr>
+      <w:r>
+        <w:rPr>
+          <w:rFonts w:ascii="Arial" w:hAnsi="Arial" w:cs="Arial"/>
+          <w:b w:val="false"/>
+          <w:bCs w:val="false"/>
           <w:sz w:val="20"/>
           <w:szCs w:val="20"/>
         </w:rPr>
@@ -8260,18 +8269,21 @@
     <w:p>
       <w:pPr>
         <w:spacing w:after="120" w:line="360" w:lineRule="auto"/>
+        <w:ind w:left="2136" w:right="0" w:firstLine="0"/>
         <w:jc w:val="both"/>
         <w:rPr>
           <w:rFonts w:ascii="Arial" w:hAnsi="Arial" w:cs="Arial"/>
-          <w:sz w:val="20"/>
-          <w:szCs w:val="20"/>
-        </w:rPr>
-      </w:pPr>
-      <w:r>
-        <w:rPr>
-          <w:rFonts w:ascii="Arial" w:hAnsi="Arial" w:cs="Arial"/>
-          <w:b/>
-          <w:bCs/>
+          <w:b w:val="false"/>
+          <w:bCs w:val="false"/>
+          <w:sz w:val="20"/>
+          <w:szCs w:val="20"/>
+        </w:rPr>
+      </w:pPr>
+      <w:r>
+        <w:rPr>
+          <w:rFonts w:ascii="Arial" w:hAnsi="Arial" w:cs="Arial"/>
+          <w:b w:val="false"/>
+          <w:bCs w:val="false"/>
           <w:sz w:val="20"/>
           <w:szCs w:val="20"/>
         </w:rPr>
@@ -8280,6 +8292,8 @@
       <w:r>
         <w:rPr>
           <w:rFonts w:ascii="Arial" w:hAnsi="Arial" w:cs="Arial"/>
+          <w:b w:val="false"/>
+          <w:bCs w:val="false"/>
           <w:sz w:val="20"/>
           <w:szCs w:val="20"/>
         </w:rPr>
@@ -8288,19 +8302,23 @@
     </w:p>
     <w:p>
       <w:pPr>
-        <w:pStyle w:val="PargrafodaLista"/>
+        <w:pStyle w:val="Normal"/>
         <w:spacing w:after="120" w:line="360" w:lineRule="auto"/>
-        <w:ind w:left="2136"/>
+        <w:ind w:left="2136" w:right="0" w:firstLine="0"/>
         <w:jc w:val="both"/>
         <w:rPr>
           <w:rFonts w:ascii="Arial" w:hAnsi="Arial" w:cs="Arial"/>
-          <w:sz w:val="20"/>
-          <w:szCs w:val="20"/>
-        </w:rPr>
-      </w:pPr>
-      <w:r>
-        <w:rPr>
-          <w:rFonts w:ascii="Arial" w:hAnsi="Arial" w:cs="Arial"/>
+          <w:b w:val="false"/>
+          <w:bCs w:val="false"/>
+          <w:sz w:val="20"/>
+          <w:szCs w:val="20"/>
+        </w:rPr>
+      </w:pPr>
+      <w:r>
+        <w:rPr>
+          <w:rFonts w:ascii="Arial" w:hAnsi="Arial" w:cs="Arial"/>
+          <w:b w:val="false"/>
+          <w:bCs w:val="false"/>
           <w:sz w:val="20"/>
           <w:szCs w:val="20"/>
         </w:rPr>
@@ -8334,18 +8352,21 @@
     <w:p>
       <w:pPr>
         <w:spacing w:after="120" w:line="360" w:lineRule="auto"/>
+        <w:ind w:left="2136" w:right="0" w:firstLine="0"/>
         <w:jc w:val="both"/>
         <w:rPr>
           <w:rFonts w:ascii="Arial" w:hAnsi="Arial" w:cs="Arial"/>
-          <w:sz w:val="20"/>
-          <w:szCs w:val="20"/>
-        </w:rPr>
-      </w:pPr>
-      <w:r>
-        <w:rPr>
-          <w:rFonts w:ascii="Arial" w:hAnsi="Arial" w:cs="Arial"/>
-          <w:b/>
-          <w:bCs/>
+          <w:b w:val="false"/>
+          <w:bCs w:val="false"/>
+          <w:sz w:val="20"/>
+          <w:szCs w:val="20"/>
+        </w:rPr>
+      </w:pPr>
+      <w:r>
+        <w:rPr>
+          <w:rFonts w:ascii="Arial" w:hAnsi="Arial" w:cs="Arial"/>
+          <w:b w:val="false"/>
+          <w:bCs w:val="false"/>
           <w:sz w:val="20"/>
           <w:szCs w:val="20"/>
         </w:rPr>
@@ -8354,6 +8375,8 @@
       <w:r>
         <w:rPr>
           <w:rFonts w:ascii="Arial" w:hAnsi="Arial" w:cs="Arial"/>
+          <w:b w:val="false"/>
+          <w:bCs w:val="false"/>
           <w:sz w:val="20"/>
           <w:szCs w:val="20"/>
         </w:rPr>
@@ -8362,17 +8385,23 @@
     </w:p>
     <w:p>
       <w:pPr>
-        <w:pStyle w:val="PargrafodaLista"/>
+        <w:pStyle w:val="Normal"/>
         <w:spacing w:after="120" w:line="360" w:lineRule="auto"/>
-        <w:rPr>
-          <w:rFonts w:ascii="Arial" w:hAnsi="Arial" w:cs="Arial"/>
-          <w:sz w:val="20"/>
-          <w:szCs w:val="20"/>
-        </w:rPr>
-      </w:pPr>
-      <w:r>
-        <w:rPr>
-          <w:rFonts w:ascii="Arial" w:hAnsi="Arial" w:cs="Arial"/>
+        <w:ind w:left="2136" w:right="0" w:firstLine="0"/>
+        <w:jc w:val="both"/>
+        <w:rPr>
+          <w:rFonts w:ascii="Arial" w:hAnsi="Arial" w:cs="Arial"/>
+          <w:b w:val="false"/>
+          <w:bCs w:val="false"/>
+          <w:sz w:val="20"/>
+          <w:szCs w:val="20"/>
+        </w:rPr>
+      </w:pPr>
+      <w:r>
+        <w:rPr>
+          <w:rFonts w:ascii="Arial" w:hAnsi="Arial" w:cs="Arial"/>
+          <w:b w:val="false"/>
+          <w:bCs w:val="false"/>
           <w:sz w:val="20"/>
           <w:szCs w:val="20"/>
         </w:rPr>

--- a/backend/models/comercial/Proposta comercial hidrojateamento.docx
+++ b/backend/models/comercial/Proposta comercial hidrojateamento.docx
@@ -889,6 +889,31 @@
           <w:szCs w:val="20"/>
         </w:rPr>
         <w:t xml:space="preserve">{{n_rev}}</w:t>
+      </w:r>
+    </w:p>
+    <w:p>
+      <w:pPr>
+        <w:autoSpaceDE w:val="0"/>
+        <w:autoSpaceDN w:val="0"/>
+        <w:adjustRightInd w:val="0"/>
+        <w:spacing w:after="0" w:line="240" w:lineRule="auto"/>
+        <w:rPr>
+          <w:rFonts w:ascii="Arial" w:hAnsi="Arial" w:cs="Arial"/>
+          <w:b/>
+          <w:bCs/>
+          <w:sz w:val="24"/>
+          <w:szCs w:val="24"/>
+        </w:rPr>
+      </w:pPr>
+      <w:r>
+        <w:rPr>
+          <w:rFonts w:ascii="Arial" w:hAnsi="Arial" w:cs="Arial"/>
+          <w:b/>
+          <w:bCs/>
+          <w:sz w:val="24"/>
+          <w:szCs w:val="24"/>
+        </w:rPr>
+        <w:t>{{nome_proposta}}</w:t>
       </w:r>
     </w:p>
     <w:p>
